--- a/ML uitleg/ML samenvatting.docx
+++ b/ML uitleg/ML samenvatting.docx
@@ -73,34 +73,20 @@
         <w:t xml:space="preserve"> te voorspellen op basis van verschillende woningkenmerken.</w:t>
       </w:r>
     </w:p>
-    <w:p>
-      <w:r>
-        <w:pict w14:anchorId="3C76AA5B">
-          <v:rect id="_x0000_i1232" style="width:0;height:1.5pt" o:hralign="center" o:hrstd="t" o:hr="t" fillcolor="#a0a0a0" stroked="f"/>
-        </w:pict>
-      </w:r>
-    </w:p>
-    <w:p>
-      <w:pPr>
-        <w:rPr>
-          <w:b/>
-          <w:bCs/>
-        </w:rPr>
-      </w:pPr>
-      <w:r>
-        <w:rPr>
-          <w:rFonts w:ascii="Segoe UI Emoji" w:hAnsi="Segoe UI Emoji" w:cs="Segoe UI Emoji"/>
-          <w:b/>
-          <w:bCs/>
-        </w:rPr>
-        <w:t>🔹</w:t>
-      </w:r>
-      <w:r>
-        <w:rPr>
-          <w:b/>
-          <w:bCs/>
-        </w:rPr>
-        <w:t xml:space="preserve"> Stap 1 – Dataset inlezen</w:t>
+    <w:p/>
+    <w:p>
+      <w:pPr>
+        <w:rPr>
+          <w:b/>
+          <w:bCs/>
+        </w:rPr>
+      </w:pPr>
+      <w:r>
+        <w:rPr>
+          <w:b/>
+          <w:bCs/>
+        </w:rPr>
+        <w:t>Stap 1 – Dataset inlezen</w:t>
       </w:r>
     </w:p>
     <w:p>
@@ -139,34 +125,20 @@
         <w:t> bekeken om te begrijpen wat elke feature betekent.</w:t>
       </w:r>
     </w:p>
-    <w:p>
-      <w:r>
-        <w:pict w14:anchorId="2F7239A7">
-          <v:rect id="_x0000_i1233" style="width:0;height:1.5pt" o:hralign="center" o:hrstd="t" o:hr="t" fillcolor="#a0a0a0" stroked="f"/>
-        </w:pict>
-      </w:r>
-    </w:p>
-    <w:p>
-      <w:pPr>
-        <w:rPr>
-          <w:b/>
-          <w:bCs/>
-        </w:rPr>
-      </w:pPr>
-      <w:r>
-        <w:rPr>
-          <w:rFonts w:ascii="Segoe UI Emoji" w:hAnsi="Segoe UI Emoji" w:cs="Segoe UI Emoji"/>
-          <w:b/>
-          <w:bCs/>
-        </w:rPr>
-        <w:t>🔹</w:t>
-      </w:r>
-      <w:r>
-        <w:rPr>
-          <w:b/>
-          <w:bCs/>
-        </w:rPr>
-        <w:t xml:space="preserve"> Stap 2 – Feature selectie</w:t>
+    <w:p/>
+    <w:p>
+      <w:pPr>
+        <w:rPr>
+          <w:b/>
+          <w:bCs/>
+        </w:rPr>
+      </w:pPr>
+      <w:r>
+        <w:rPr>
+          <w:b/>
+          <w:bCs/>
+        </w:rPr>
+        <w:t>Stap 2 – Feature selectie</w:t>
       </w:r>
     </w:p>
     <w:p>
@@ -269,34 +241,20 @@
       </w:r>
       <w:proofErr w:type="spellEnd"/>
     </w:p>
-    <w:p>
-      <w:r>
-        <w:pict w14:anchorId="4C1A9847">
-          <v:rect id="_x0000_i1234" style="width:0;height:1.5pt" o:hralign="center" o:hrstd="t" o:hr="t" fillcolor="#a0a0a0" stroked="f"/>
-        </w:pict>
-      </w:r>
-    </w:p>
-    <w:p>
-      <w:pPr>
-        <w:rPr>
-          <w:b/>
-          <w:bCs/>
-        </w:rPr>
-      </w:pPr>
-      <w:r>
-        <w:rPr>
-          <w:rFonts w:ascii="Segoe UI Emoji" w:hAnsi="Segoe UI Emoji" w:cs="Segoe UI Emoji"/>
-          <w:b/>
-          <w:bCs/>
-        </w:rPr>
-        <w:t>🔹</w:t>
-      </w:r>
-      <w:r>
-        <w:rPr>
-          <w:b/>
-          <w:bCs/>
-        </w:rPr>
-        <w:t xml:space="preserve"> Stap 3 – Train/Test split</w:t>
+    <w:p/>
+    <w:p>
+      <w:pPr>
+        <w:rPr>
+          <w:b/>
+          <w:bCs/>
+        </w:rPr>
+      </w:pPr>
+      <w:r>
+        <w:rPr>
+          <w:b/>
+          <w:bCs/>
+        </w:rPr>
+        <w:t>Stap 3 – Train/Test split</w:t>
       </w:r>
     </w:p>
     <w:p>
@@ -323,7 +281,6 @@
         </w:numPr>
       </w:pPr>
       <w:r>
-        <w:lastRenderedPageBreak/>
         <w:t>20% test</w:t>
       </w:r>
     </w:p>
@@ -353,34 +310,20 @@
         <w:t>Zo test ik het model eerlijk op ongeziene data.</w:t>
       </w:r>
     </w:p>
-    <w:p>
-      <w:r>
-        <w:pict w14:anchorId="3350C91D">
-          <v:rect id="_x0000_i1235" style="width:0;height:1.5pt" o:hralign="center" o:hrstd="t" o:hr="t" fillcolor="#a0a0a0" stroked="f"/>
-        </w:pict>
-      </w:r>
-    </w:p>
-    <w:p>
-      <w:pPr>
-        <w:rPr>
-          <w:b/>
-          <w:bCs/>
-        </w:rPr>
-      </w:pPr>
-      <w:r>
-        <w:rPr>
-          <w:rFonts w:ascii="Segoe UI Emoji" w:hAnsi="Segoe UI Emoji" w:cs="Segoe UI Emoji"/>
-          <w:b/>
-          <w:bCs/>
-        </w:rPr>
-        <w:t>🔹</w:t>
-      </w:r>
-      <w:r>
-        <w:rPr>
-          <w:b/>
-          <w:bCs/>
-        </w:rPr>
-        <w:t xml:space="preserve"> Stap 4 – Preprocessing (heel belangrijk)</w:t>
+    <w:p/>
+    <w:p>
+      <w:pPr>
+        <w:rPr>
+          <w:b/>
+          <w:bCs/>
+        </w:rPr>
+      </w:pPr>
+      <w:r>
+        <w:rPr>
+          <w:b/>
+          <w:bCs/>
+        </w:rPr>
+        <w:t>Stap 4 – Preprocessing (heel belangrijk)</w:t>
       </w:r>
     </w:p>
     <w:p>
@@ -482,34 +425,20 @@
         <w:t>Geen datalek optreedt</w:t>
       </w:r>
     </w:p>
-    <w:p>
-      <w:r>
-        <w:pict w14:anchorId="3D4037E6">
-          <v:rect id="_x0000_i1236" style="width:0;height:1.5pt" o:hralign="center" o:hrstd="t" o:hr="t" fillcolor="#a0a0a0" stroked="f"/>
-        </w:pict>
-      </w:r>
-    </w:p>
-    <w:p>
-      <w:pPr>
-        <w:rPr>
-          <w:b/>
-          <w:bCs/>
-        </w:rPr>
-      </w:pPr>
-      <w:r>
-        <w:rPr>
-          <w:rFonts w:ascii="Segoe UI Emoji" w:hAnsi="Segoe UI Emoji" w:cs="Segoe UI Emoji"/>
-          <w:b/>
-          <w:bCs/>
-        </w:rPr>
-        <w:t>🔹</w:t>
-      </w:r>
-      <w:r>
-        <w:rPr>
-          <w:b/>
-          <w:bCs/>
-        </w:rPr>
-        <w:t xml:space="preserve"> Stap 5 – Modelkeuze: </w:t>
+    <w:p/>
+    <w:p>
+      <w:pPr>
+        <w:rPr>
+          <w:b/>
+          <w:bCs/>
+        </w:rPr>
+      </w:pPr>
+      <w:r>
+        <w:rPr>
+          <w:b/>
+          <w:bCs/>
+        </w:rPr>
+        <w:t xml:space="preserve">Stap 5 – Modelkeuze: </w:t>
       </w:r>
       <w:proofErr w:type="spellStart"/>
       <w:r>
@@ -713,34 +642,20 @@
         <w:t xml:space="preserve"> (regularisatie)</w:t>
       </w:r>
     </w:p>
-    <w:p>
-      <w:r>
-        <w:pict w14:anchorId="63AD4EA4">
-          <v:rect id="_x0000_i1237" style="width:0;height:1.5pt" o:hralign="center" o:hrstd="t" o:hr="t" fillcolor="#a0a0a0" stroked="f"/>
-        </w:pict>
-      </w:r>
-    </w:p>
-    <w:p>
-      <w:pPr>
-        <w:rPr>
-          <w:b/>
-          <w:bCs/>
-        </w:rPr>
-      </w:pPr>
-      <w:r>
-        <w:rPr>
-          <w:rFonts w:ascii="Segoe UI Emoji" w:hAnsi="Segoe UI Emoji" w:cs="Segoe UI Emoji"/>
-          <w:b/>
-          <w:bCs/>
-        </w:rPr>
-        <w:t>🔹</w:t>
-      </w:r>
-      <w:r>
-        <w:rPr>
-          <w:b/>
-          <w:bCs/>
-        </w:rPr>
-        <w:t xml:space="preserve"> Stap 6 – Evaluatie</w:t>
+    <w:p/>
+    <w:p>
+      <w:pPr>
+        <w:rPr>
+          <w:b/>
+          <w:bCs/>
+        </w:rPr>
+      </w:pPr>
+      <w:r>
+        <w:rPr>
+          <w:b/>
+          <w:bCs/>
+        </w:rPr>
+        <w:t>Stap 6 – Evaluatie</w:t>
       </w:r>
     </w:p>
     <w:p>
@@ -756,7 +671,13 @@
         </w:numPr>
       </w:pPr>
       <w:r>
-        <w:t>MAE → gemiddelde absolute fout</w:t>
+        <w:t xml:space="preserve">MAE </w:t>
+      </w:r>
+      <w:r>
+        <w:t>&gt;</w:t>
+      </w:r>
+      <w:r>
+        <w:t xml:space="preserve"> gemiddelde absolute fout</w:t>
       </w:r>
     </w:p>
     <w:p>
@@ -767,7 +688,13 @@
         </w:numPr>
       </w:pPr>
       <w:r>
-        <w:t>RMSE → gemiddelde fout in euro’s</w:t>
+        <w:t xml:space="preserve">RMSE </w:t>
+      </w:r>
+      <w:r>
+        <w:t xml:space="preserve">&gt; </w:t>
+      </w:r>
+      <w:r>
+        <w:t>gemiddelde fout in euro’s</w:t>
       </w:r>
     </w:p>
     <w:p>
@@ -778,8 +705,13 @@
         </w:numPr>
       </w:pPr>
       <w:r>
-        <w:lastRenderedPageBreak/>
-        <w:t>R² → verklaarde variantie</w:t>
+        <w:t xml:space="preserve">R² </w:t>
+      </w:r>
+      <w:r>
+        <w:t>&gt;</w:t>
+      </w:r>
+      <w:r>
+        <w:t xml:space="preserve"> verklaarde variantie</w:t>
       </w:r>
     </w:p>
     <w:p>
@@ -809,28 +741,14 @@
         <w:t>Hoge R² = beter</w:t>
       </w:r>
     </w:p>
-    <w:p>
-      <w:r>
-        <w:pict w14:anchorId="0AAECC7D">
-          <v:rect id="_x0000_i1238" style="width:0;height:1.5pt" o:hralign="center" o:hrstd="t" o:hr="t" fillcolor="#a0a0a0" stroked="f"/>
-        </w:pict>
-      </w:r>
-    </w:p>
-    <w:p>
-      <w:pPr>
-        <w:rPr>
-          <w:b/>
-          <w:bCs/>
-        </w:rPr>
-      </w:pPr>
-      <w:r>
-        <w:rPr>
-          <w:rFonts w:ascii="Segoe UI Emoji" w:hAnsi="Segoe UI Emoji" w:cs="Segoe UI Emoji"/>
-          <w:b/>
-          <w:bCs/>
-        </w:rPr>
-        <w:t>🔹</w:t>
-      </w:r>
+    <w:p/>
+    <w:p>
+      <w:pPr>
+        <w:rPr>
+          <w:b/>
+          <w:bCs/>
+        </w:rPr>
+      </w:pPr>
       <w:r>
         <w:rPr>
           <w:b/>
@@ -927,25 +845,11 @@
     </w:p>
     <w:p>
       <w:r>
-        <w:rPr>
-          <w:rFonts w:ascii="Segoe UI Emoji" w:hAnsi="Segoe UI Emoji" w:cs="Segoe UI Emoji"/>
-        </w:rPr>
-        <w:t>👉</w:t>
-      </w:r>
-      <w:r>
         <w:t xml:space="preserve"> Alleen hyperparameters aanpassen gaf kleine verbetering.</w:t>
       </w:r>
       <w:r>
         <w:br/>
-      </w:r>
-      <w:r>
-        <w:rPr>
-          <w:rFonts w:ascii="Segoe UI Emoji" w:hAnsi="Segoe UI Emoji" w:cs="Segoe UI Emoji"/>
-        </w:rPr>
-        <w:t>👉</w:t>
-      </w:r>
-      <w:r>
-        <w:t xml:space="preserve"> Toevoegen van relevante features gaf de grootste verbetering.</w:t>
+        <w:t>Toevoegen van relevante features gaf de grootste verbetering.</w:t>
       </w:r>
     </w:p>
     <w:p>
@@ -994,34 +898,20 @@
       </w:r>
       <w:proofErr w:type="spellEnd"/>
     </w:p>
-    <w:p>
-      <w:r>
-        <w:pict w14:anchorId="6EE781E4">
-          <v:rect id="_x0000_i1239" style="width:0;height:1.5pt" o:hralign="center" o:hrstd="t" o:hr="t" fillcolor="#a0a0a0" stroked="f"/>
-        </w:pict>
-      </w:r>
-    </w:p>
-    <w:p>
-      <w:pPr>
-        <w:rPr>
-          <w:b/>
-          <w:bCs/>
-        </w:rPr>
-      </w:pPr>
-      <w:r>
-        <w:rPr>
-          <w:rFonts w:ascii="Segoe UI Emoji" w:hAnsi="Segoe UI Emoji" w:cs="Segoe UI Emoji"/>
-          <w:b/>
-          <w:bCs/>
-        </w:rPr>
-        <w:t>🔹</w:t>
-      </w:r>
-      <w:r>
-        <w:rPr>
-          <w:b/>
-          <w:bCs/>
-        </w:rPr>
-        <w:t xml:space="preserve"> Eindconclusie</w:t>
+    <w:p/>
+    <w:p>
+      <w:pPr>
+        <w:rPr>
+          <w:b/>
+          <w:bCs/>
+        </w:rPr>
+      </w:pPr>
+      <w:r>
+        <w:rPr>
+          <w:b/>
+          <w:bCs/>
+        </w:rPr>
+        <w:t>Eindconclusie</w:t>
       </w:r>
     </w:p>
     <w:p>
@@ -1080,50 +970,29 @@
         <w:t>.</w:t>
       </w:r>
     </w:p>
-    <w:p>
-      <w:r>
-        <w:pict w14:anchorId="426F07A8">
-          <v:rect id="_x0000_i1240" style="width:0;height:1.5pt" o:hralign="center" o:hrstd="t" o:hr="t" fillcolor="#a0a0a0" stroked="f"/>
-        </w:pict>
-      </w:r>
-    </w:p>
-    <w:p>
-      <w:pPr>
-        <w:rPr>
-          <w:b/>
-          <w:bCs/>
-        </w:rPr>
-      </w:pPr>
-      <w:r>
+    <w:p/>
+    <w:p>
+      <w:pPr>
         <w:rPr>
           <w:rFonts w:ascii="Segoe UI Emoji" w:hAnsi="Segoe UI Emoji" w:cs="Segoe UI Emoji"/>
           <w:b/>
           <w:bCs/>
         </w:rPr>
-        <w:lastRenderedPageBreak/>
-        <w:t>🎤</w:t>
-      </w:r>
-      <w:r>
-        <w:rPr>
-          <w:b/>
-          <w:bCs/>
-        </w:rPr>
-        <w:t xml:space="preserve"> 2️</w:t>
-      </w:r>
-      <w:r>
-        <w:rPr>
-          <w:rFonts w:ascii="Segoe UI Symbol" w:hAnsi="Segoe UI Symbol" w:cs="Segoe UI Symbol"/>
-          <w:b/>
-          <w:bCs/>
-        </w:rPr>
-        <w:t>⃣</w:t>
-      </w:r>
-      <w:r>
-        <w:rPr>
-          <w:b/>
-          <w:bCs/>
-        </w:rPr>
-        <w:t xml:space="preserve"> 2-Minuten Pitch (kort en krachtig)</w:t>
+      </w:pPr>
+    </w:p>
+    <w:p>
+      <w:pPr>
+        <w:rPr>
+          <w:b/>
+          <w:bCs/>
+        </w:rPr>
+      </w:pPr>
+      <w:r>
+        <w:rPr>
+          <w:b/>
+          <w:bCs/>
+        </w:rPr>
+        <w:t>Pitch</w:t>
       </w:r>
     </w:p>
     <w:p>
@@ -1225,18 +1094,287 @@
         <w:t>Het beste model had de laagste RMSE en hoogste R² en gebruikte bijna alle relevante features.</w:t>
       </w:r>
     </w:p>
-    <w:p>
-      <w:r>
-        <w:t>Klaar. Sterk. Duidelijk.</w:t>
-      </w:r>
-    </w:p>
-    <w:p>
-      <w:r>
-        <w:pict w14:anchorId="38858D60">
-          <v:rect id="_x0000_i1241" style="width:0;height:1.5pt" o:hralign="center" o:hrstd="t" o:hr="t" fillcolor="#a0a0a0" stroked="f"/>
-        </w:pict>
-      </w:r>
-    </w:p>
+    <w:p/>
+    <w:p>
+      <w:pPr>
+        <w:rPr>
+          <w:b/>
+          <w:bCs/>
+        </w:rPr>
+      </w:pPr>
+      <w:r>
+        <w:rPr>
+          <w:b/>
+          <w:bCs/>
+        </w:rPr>
+        <w:t xml:space="preserve">  5 Vragen die ze waarschijnlijk stellen</w:t>
+      </w:r>
+    </w:p>
+    <w:p/>
+    <w:p>
+      <w:pPr>
+        <w:rPr>
+          <w:b/>
+          <w:bCs/>
+        </w:rPr>
+      </w:pPr>
+      <w:r>
+        <w:rPr>
+          <w:b/>
+          <w:bCs/>
+        </w:rPr>
+        <w:t xml:space="preserve">1. Waarom heb je </w:t>
+      </w:r>
+      <w:proofErr w:type="spellStart"/>
+      <w:r>
+        <w:rPr>
+          <w:b/>
+          <w:bCs/>
+        </w:rPr>
+        <w:t>SGDRegressor</w:t>
+      </w:r>
+      <w:proofErr w:type="spellEnd"/>
+      <w:r>
+        <w:rPr>
+          <w:b/>
+          <w:bCs/>
+        </w:rPr>
+        <w:t xml:space="preserve"> gekozen?</w:t>
+      </w:r>
+    </w:p>
+    <w:p>
+      <w:r>
+        <w:rPr>
+          <w:b/>
+          <w:bCs/>
+        </w:rPr>
+        <w:t>Antwoord:</w:t>
+      </w:r>
+      <w:r>
+        <w:t xml:space="preserve"> Omdat het een lineair regressiemodel is dat werkt met </w:t>
+      </w:r>
+      <w:proofErr w:type="spellStart"/>
+      <w:r>
+        <w:t>gradient</w:t>
+      </w:r>
+      <w:proofErr w:type="spellEnd"/>
+      <w:r>
+        <w:t xml:space="preserve"> </w:t>
+      </w:r>
+      <w:proofErr w:type="spellStart"/>
+      <w:r>
+        <w:t>descent</w:t>
+      </w:r>
+      <w:proofErr w:type="spellEnd"/>
+      <w:r>
+        <w:t xml:space="preserve">. Hierdoor kan ik experimenteren met </w:t>
+      </w:r>
+      <w:proofErr w:type="spellStart"/>
+      <w:r>
+        <w:t>learning</w:t>
+      </w:r>
+      <w:proofErr w:type="spellEnd"/>
+      <w:r>
+        <w:t xml:space="preserve"> </w:t>
+      </w:r>
+      <w:proofErr w:type="spellStart"/>
+      <w:r>
+        <w:t>rate</w:t>
+      </w:r>
+      <w:proofErr w:type="spellEnd"/>
+      <w:r>
+        <w:t xml:space="preserve"> en </w:t>
+      </w:r>
+      <w:proofErr w:type="spellStart"/>
+      <w:r>
+        <w:t>epochs</w:t>
+      </w:r>
+      <w:proofErr w:type="spellEnd"/>
+      <w:r>
+        <w:t xml:space="preserve"> en begrijpen hoe optimalisatie werkt.</w:t>
+      </w:r>
+    </w:p>
+    <w:p/>
+    <w:p>
+      <w:pPr>
+        <w:rPr>
+          <w:b/>
+          <w:bCs/>
+        </w:rPr>
+      </w:pPr>
+      <w:r>
+        <w:rPr>
+          <w:b/>
+          <w:bCs/>
+        </w:rPr>
+        <w:t xml:space="preserve"> 2. Waarom moest je schalen?</w:t>
+      </w:r>
+    </w:p>
+    <w:p>
+      <w:r>
+        <w:rPr>
+          <w:b/>
+          <w:bCs/>
+        </w:rPr>
+        <w:t>Antwoord:</w:t>
+      </w:r>
+      <w:r>
+        <w:t xml:space="preserve"> SGD gebruikt </w:t>
+      </w:r>
+      <w:proofErr w:type="spellStart"/>
+      <w:r>
+        <w:t>gradient</w:t>
+      </w:r>
+      <w:proofErr w:type="spellEnd"/>
+      <w:r>
+        <w:t xml:space="preserve"> </w:t>
+      </w:r>
+      <w:proofErr w:type="spellStart"/>
+      <w:r>
+        <w:t>descent</w:t>
+      </w:r>
+      <w:proofErr w:type="spellEnd"/>
+      <w:r>
+        <w:t xml:space="preserve">. Als features verschillende schalen hebben, kan het model instabiel leren of langzaam convergeren. </w:t>
+      </w:r>
+      <w:proofErr w:type="spellStart"/>
+      <w:r>
+        <w:t>StandardScaler</w:t>
+      </w:r>
+      <w:proofErr w:type="spellEnd"/>
+      <w:r>
+        <w:t xml:space="preserve"> zorgt dat alle features vergelijkbaar zijn.</w:t>
+      </w:r>
+    </w:p>
+    <w:p/>
+    <w:p>
+      <w:pPr>
+        <w:rPr>
+          <w:b/>
+          <w:bCs/>
+        </w:rPr>
+      </w:pPr>
+      <w:r>
+        <w:rPr>
+          <w:b/>
+          <w:bCs/>
+        </w:rPr>
+        <w:t xml:space="preserve"> 3. Wat betekent R²?</w:t>
+      </w:r>
+    </w:p>
+    <w:p>
+      <w:r>
+        <w:rPr>
+          <w:b/>
+          <w:bCs/>
+        </w:rPr>
+        <w:t>Antwoord:</w:t>
+      </w:r>
+      <w:r>
+        <w:t> R² geeft aan hoeveel procent van de variatie in de verkoopprijs door het model wordt verklaard. Hoe dichter bij 1, hoe beter het model de prijsverschillen verklaart.</w:t>
+      </w:r>
+    </w:p>
+    <w:p/>
+    <w:p>
+      <w:pPr>
+        <w:rPr>
+          <w:b/>
+          <w:bCs/>
+          <w:lang w:val="en-GB"/>
+        </w:rPr>
+      </w:pPr>
+      <w:r>
+        <w:rPr>
+          <w:b/>
+          <w:bCs/>
+          <w:lang w:val="en-GB"/>
+        </w:rPr>
+        <w:t xml:space="preserve">4. Wat had </w:t>
+      </w:r>
+      <w:proofErr w:type="spellStart"/>
+      <w:r>
+        <w:rPr>
+          <w:b/>
+          <w:bCs/>
+          <w:lang w:val="en-GB"/>
+        </w:rPr>
+        <w:t>meer</w:t>
+      </w:r>
+      <w:proofErr w:type="spellEnd"/>
+      <w:r>
+        <w:rPr>
+          <w:b/>
+          <w:bCs/>
+          <w:lang w:val="en-GB"/>
+        </w:rPr>
+        <w:t xml:space="preserve"> impact: hyperparameters of features?</w:t>
+      </w:r>
+    </w:p>
+    <w:p>
+      <w:r>
+        <w:rPr>
+          <w:b/>
+          <w:bCs/>
+        </w:rPr>
+        <w:t>Antwoord:</w:t>
+      </w:r>
+      <w:r>
+        <w:t xml:space="preserve"> Features. Het toevoegen van relevante woningkenmerken verlaagde de fout sterker dan alleen het aanpassen van </w:t>
+      </w:r>
+      <w:proofErr w:type="spellStart"/>
+      <w:r>
+        <w:t>learning</w:t>
+      </w:r>
+      <w:proofErr w:type="spellEnd"/>
+      <w:r>
+        <w:t xml:space="preserve"> </w:t>
+      </w:r>
+      <w:proofErr w:type="spellStart"/>
+      <w:r>
+        <w:t>rate</w:t>
+      </w:r>
+      <w:proofErr w:type="spellEnd"/>
+      <w:r>
+        <w:t xml:space="preserve"> of </w:t>
+      </w:r>
+      <w:proofErr w:type="spellStart"/>
+      <w:r>
+        <w:t>epochs</w:t>
+      </w:r>
+      <w:proofErr w:type="spellEnd"/>
+      <w:r>
+        <w:t>.</w:t>
+      </w:r>
+    </w:p>
+    <w:p/>
+    <w:p>
+      <w:pPr>
+        <w:rPr>
+          <w:b/>
+          <w:bCs/>
+        </w:rPr>
+      </w:pPr>
+      <w:r>
+        <w:rPr>
+          <w:b/>
+          <w:bCs/>
+        </w:rPr>
+        <w:t xml:space="preserve"> 5. Waarom gebruik je een pipeline?</w:t>
+      </w:r>
+    </w:p>
+    <w:p>
+      <w:r>
+        <w:rPr>
+          <w:b/>
+          <w:bCs/>
+        </w:rPr>
+        <w:t>Antwoord:</w:t>
+      </w:r>
+      <w:r>
+        <w:t> Om preprocessing en modeltraining in één consistente workflow te zetten. Zo voorkom ik dat train- en testdata verschillend worden behandeld en voorkom ik datalek.</w:t>
+      </w:r>
+    </w:p>
+    <w:p/>
     <w:p>
       <w:pPr>
         <w:rPr>
@@ -1250,91 +1388,16 @@
           <w:b/>
           <w:bCs/>
         </w:rPr>
-        <w:t>🧠</w:t>
-      </w:r>
-      <w:r>
-        <w:rPr>
-          <w:b/>
-          <w:bCs/>
-        </w:rPr>
-        <w:t xml:space="preserve"> 3️</w:t>
-      </w:r>
-      <w:r>
-        <w:rPr>
-          <w:rFonts w:ascii="Segoe UI Symbol" w:hAnsi="Segoe UI Symbol" w:cs="Segoe UI Symbol"/>
-          <w:b/>
-          <w:bCs/>
-        </w:rPr>
-        <w:t>⃣</w:t>
-      </w:r>
-      <w:r>
-        <w:rPr>
-          <w:b/>
-          <w:bCs/>
-        </w:rPr>
-        <w:t xml:space="preserve"> 5 Vragen die ze waarschijnlijk stellen</w:t>
-      </w:r>
-    </w:p>
-    <w:p>
-      <w:r>
-        <w:pict w14:anchorId="768D7171">
-          <v:rect id="_x0000_i1242" style="width:0;height:1.5pt" o:hralign="center" o:hrstd="t" o:hr="t" fillcolor="#a0a0a0" stroked="f"/>
-        </w:pict>
-      </w:r>
-    </w:p>
-    <w:p>
-      <w:pPr>
-        <w:rPr>
-          <w:b/>
-          <w:bCs/>
-        </w:rPr>
-      </w:pPr>
-      <w:r>
-        <w:rPr>
-          <w:rFonts w:ascii="Segoe UI Emoji" w:hAnsi="Segoe UI Emoji" w:cs="Segoe UI Emoji"/>
-          <w:b/>
-          <w:bCs/>
-        </w:rPr>
-        <w:t>❓</w:t>
-      </w:r>
-      <w:r>
-        <w:rPr>
-          <w:b/>
-          <w:bCs/>
-        </w:rPr>
-        <w:t xml:space="preserve"> 1. Waarom heb je </w:t>
-      </w:r>
-      <w:proofErr w:type="spellStart"/>
-      <w:r>
-        <w:rPr>
-          <w:b/>
-          <w:bCs/>
-        </w:rPr>
-        <w:t>SGDRegressor</w:t>
-      </w:r>
-      <w:proofErr w:type="spellEnd"/>
-      <w:r>
-        <w:rPr>
-          <w:b/>
-          <w:bCs/>
-        </w:rPr>
-        <w:t xml:space="preserve"> gekozen?</w:t>
-      </w:r>
-    </w:p>
-    <w:p>
-      <w:r>
-        <w:rPr>
-          <w:b/>
-          <w:bCs/>
-        </w:rPr>
-        <w:t>Antwoord:</w:t>
-      </w:r>
-      <w:r>
-        <w:t xml:space="preserve"> Omdat het een lineair regressiemodel is dat werkt met </w:t>
-      </w:r>
-      <w:proofErr w:type="spellStart"/>
-      <w:r>
-        <w:t>gradient</w:t>
+        <w:t>Leerdoelen</w:t>
+      </w:r>
+    </w:p>
+    <w:p>
+      <w:r>
+        <w:t xml:space="preserve"> Begrip van </w:t>
+      </w:r>
+      <w:proofErr w:type="spellStart"/>
+      <w:r>
+        <w:t>supervised</w:t>
       </w:r>
       <w:proofErr w:type="spellEnd"/>
       <w:r>
@@ -1342,400 +1405,28 @@
       </w:r>
       <w:proofErr w:type="spellStart"/>
       <w:r>
-        <w:t>descent</w:t>
-      </w:r>
-      <w:proofErr w:type="spellEnd"/>
-      <w:r>
-        <w:t xml:space="preserve">. Hierdoor kan ik experimenteren met </w:t>
-      </w:r>
-      <w:proofErr w:type="spellStart"/>
-      <w:r>
         <w:t>learning</w:t>
       </w:r>
       <w:proofErr w:type="spellEnd"/>
       <w:r>
-        <w:t xml:space="preserve"> </w:t>
-      </w:r>
-      <w:proofErr w:type="spellStart"/>
-      <w:r>
-        <w:t>rate</w:t>
-      </w:r>
-      <w:proofErr w:type="spellEnd"/>
-      <w:r>
-        <w:t xml:space="preserve"> en </w:t>
-      </w:r>
-      <w:proofErr w:type="spellStart"/>
-      <w:r>
-        <w:t>epochs</w:t>
-      </w:r>
-      <w:proofErr w:type="spellEnd"/>
-      <w:r>
-        <w:t xml:space="preserve"> en begrijpen hoe optimalisatie werkt.</w:t>
-      </w:r>
-    </w:p>
-    <w:p>
-      <w:r>
-        <w:pict w14:anchorId="2B45E687">
-          <v:rect id="_x0000_i1243" style="width:0;height:1.5pt" o:hralign="center" o:hrstd="t" o:hr="t" fillcolor="#a0a0a0" stroked="f"/>
-        </w:pict>
-      </w:r>
-    </w:p>
-    <w:p>
-      <w:pPr>
-        <w:rPr>
-          <w:b/>
-          <w:bCs/>
-        </w:rPr>
-      </w:pPr>
-      <w:r>
-        <w:rPr>
-          <w:rFonts w:ascii="Segoe UI Emoji" w:hAnsi="Segoe UI Emoji" w:cs="Segoe UI Emoji"/>
-          <w:b/>
-          <w:bCs/>
-        </w:rPr>
-        <w:t>❓</w:t>
-      </w:r>
-      <w:r>
-        <w:rPr>
-          <w:b/>
-          <w:bCs/>
-        </w:rPr>
-        <w:t xml:space="preserve"> 2. Waarom moest je schalen?</w:t>
-      </w:r>
-    </w:p>
-    <w:p>
-      <w:r>
-        <w:rPr>
-          <w:b/>
-          <w:bCs/>
-        </w:rPr>
-        <w:t>Antwoord:</w:t>
-      </w:r>
-      <w:r>
-        <w:t xml:space="preserve"> SGD gebruikt </w:t>
-      </w:r>
-      <w:proofErr w:type="spellStart"/>
-      <w:r>
-        <w:t>gradient</w:t>
-      </w:r>
-      <w:proofErr w:type="spellEnd"/>
-      <w:r>
-        <w:t xml:space="preserve"> </w:t>
-      </w:r>
-      <w:proofErr w:type="spellStart"/>
-      <w:r>
-        <w:t>descent</w:t>
-      </w:r>
-      <w:proofErr w:type="spellEnd"/>
-      <w:r>
-        <w:t xml:space="preserve">. Als features verschillende schalen hebben, kan het model instabiel leren of langzaam convergeren. </w:t>
-      </w:r>
-      <w:proofErr w:type="spellStart"/>
-      <w:r>
-        <w:t>StandardScaler</w:t>
-      </w:r>
-      <w:proofErr w:type="spellEnd"/>
-      <w:r>
-        <w:t xml:space="preserve"> zorgt dat alle features vergelijkbaar zijn.</w:t>
-      </w:r>
-    </w:p>
-    <w:p>
-      <w:r>
-        <w:pict w14:anchorId="33A980DE">
-          <v:rect id="_x0000_i1244" style="width:0;height:1.5pt" o:hralign="center" o:hrstd="t" o:hr="t" fillcolor="#a0a0a0" stroked="f"/>
-        </w:pict>
-      </w:r>
-    </w:p>
-    <w:p>
-      <w:pPr>
-        <w:rPr>
-          <w:b/>
-          <w:bCs/>
-        </w:rPr>
-      </w:pPr>
-      <w:r>
-        <w:rPr>
-          <w:rFonts w:ascii="Segoe UI Emoji" w:hAnsi="Segoe UI Emoji" w:cs="Segoe UI Emoji"/>
-          <w:b/>
-          <w:bCs/>
-        </w:rPr>
-        <w:t>❓</w:t>
-      </w:r>
-      <w:r>
-        <w:rPr>
-          <w:b/>
-          <w:bCs/>
-        </w:rPr>
-        <w:t xml:space="preserve"> 3. Wat betekent R²?</w:t>
-      </w:r>
-    </w:p>
-    <w:p>
-      <w:r>
-        <w:rPr>
-          <w:b/>
-          <w:bCs/>
-        </w:rPr>
-        <w:lastRenderedPageBreak/>
-        <w:t>Antwoord:</w:t>
-      </w:r>
-      <w:r>
-        <w:t> R² geeft aan hoeveel procent van de variatie in de verkoopprijs door het model wordt verklaard. Hoe dichter bij 1, hoe beter het model de prijsverschillen verklaart.</w:t>
-      </w:r>
-    </w:p>
-    <w:p>
-      <w:r>
-        <w:pict w14:anchorId="08C1847E">
-          <v:rect id="_x0000_i1245" style="width:0;height:1.5pt" o:hralign="center" o:hrstd="t" o:hr="t" fillcolor="#a0a0a0" stroked="f"/>
-        </w:pict>
-      </w:r>
-    </w:p>
-    <w:p>
-      <w:pPr>
-        <w:rPr>
-          <w:b/>
-          <w:bCs/>
-          <w:lang w:val="en-GB"/>
-        </w:rPr>
-      </w:pPr>
-      <w:r>
-        <w:rPr>
-          <w:rFonts w:ascii="Segoe UI Emoji" w:hAnsi="Segoe UI Emoji" w:cs="Segoe UI Emoji"/>
-          <w:b/>
-          <w:bCs/>
-          <w:lang w:val="en-GB"/>
-        </w:rPr>
-        <w:t>❓</w:t>
-      </w:r>
-      <w:r>
-        <w:rPr>
-          <w:b/>
-          <w:bCs/>
-          <w:lang w:val="en-GB"/>
-        </w:rPr>
-        <w:t xml:space="preserve"> 4. Wat had </w:t>
-      </w:r>
-      <w:proofErr w:type="spellStart"/>
-      <w:r>
-        <w:rPr>
-          <w:b/>
-          <w:bCs/>
-          <w:lang w:val="en-GB"/>
-        </w:rPr>
-        <w:t>meer</w:t>
-      </w:r>
-      <w:proofErr w:type="spellEnd"/>
-      <w:r>
-        <w:rPr>
-          <w:b/>
-          <w:bCs/>
-          <w:lang w:val="en-GB"/>
-        </w:rPr>
-        <w:t xml:space="preserve"> impact: hyperparameters of features?</w:t>
-      </w:r>
-    </w:p>
-    <w:p>
-      <w:r>
-        <w:rPr>
-          <w:b/>
-          <w:bCs/>
-        </w:rPr>
-        <w:t>Antwoord:</w:t>
-      </w:r>
-      <w:r>
-        <w:t xml:space="preserve"> Features. Het toevoegen van relevante woningkenmerken verlaagde de fout sterker dan alleen het aanpassen van </w:t>
-      </w:r>
-      <w:proofErr w:type="spellStart"/>
-      <w:r>
-        <w:t>learning</w:t>
-      </w:r>
-      <w:proofErr w:type="spellEnd"/>
-      <w:r>
-        <w:t xml:space="preserve"> </w:t>
-      </w:r>
-      <w:proofErr w:type="spellStart"/>
-      <w:r>
-        <w:t>rate</w:t>
-      </w:r>
-      <w:proofErr w:type="spellEnd"/>
-      <w:r>
-        <w:t xml:space="preserve"> of </w:t>
-      </w:r>
-      <w:proofErr w:type="spellStart"/>
-      <w:r>
-        <w:t>epochs</w:t>
-      </w:r>
-      <w:proofErr w:type="spellEnd"/>
-      <w:r>
-        <w:t>.</w:t>
-      </w:r>
-    </w:p>
-    <w:p>
-      <w:r>
-        <w:pict w14:anchorId="03047FF6">
-          <v:rect id="_x0000_i1246" style="width:0;height:1.5pt" o:hralign="center" o:hrstd="t" o:hr="t" fillcolor="#a0a0a0" stroked="f"/>
-        </w:pict>
-      </w:r>
-    </w:p>
-    <w:p>
-      <w:pPr>
-        <w:rPr>
-          <w:b/>
-          <w:bCs/>
-        </w:rPr>
-      </w:pPr>
-      <w:r>
-        <w:rPr>
-          <w:rFonts w:ascii="Segoe UI Emoji" w:hAnsi="Segoe UI Emoji" w:cs="Segoe UI Emoji"/>
-          <w:b/>
-          <w:bCs/>
-        </w:rPr>
-        <w:t>❓</w:t>
-      </w:r>
-      <w:r>
-        <w:rPr>
-          <w:b/>
-          <w:bCs/>
-        </w:rPr>
-        <w:t xml:space="preserve"> 5. Waarom gebruik je een pipeline?</w:t>
-      </w:r>
-    </w:p>
-    <w:p>
-      <w:r>
-        <w:rPr>
-          <w:b/>
-          <w:bCs/>
-        </w:rPr>
-        <w:t>Antwoord:</w:t>
-      </w:r>
-      <w:r>
-        <w:t> Om preprocessing en modeltraining in één consistente workflow te zetten. Zo voorkom ik dat train- en testdata verschillend worden behandeld en voorkom ik datalek.</w:t>
-      </w:r>
-    </w:p>
-    <w:p>
-      <w:r>
-        <w:pict w14:anchorId="5EADBDF5">
-          <v:rect id="_x0000_i1247" style="width:0;height:1.5pt" o:hralign="center" o:hrstd="t" o:hr="t" fillcolor="#a0a0a0" stroked="f"/>
-        </w:pict>
-      </w:r>
-    </w:p>
-    <w:p>
-      <w:pPr>
-        <w:rPr>
-          <w:b/>
-          <w:bCs/>
-        </w:rPr>
-      </w:pPr>
-      <w:r>
-        <w:rPr>
-          <w:rFonts w:ascii="Segoe UI Emoji" w:hAnsi="Segoe UI Emoji" w:cs="Segoe UI Emoji"/>
-          <w:b/>
-          <w:bCs/>
-        </w:rPr>
-        <w:t>🎓</w:t>
-      </w:r>
-      <w:r>
-        <w:rPr>
-          <w:b/>
-          <w:bCs/>
-        </w:rPr>
-        <w:t xml:space="preserve"> Wat je hiermee laat zien</w:t>
-      </w:r>
-    </w:p>
-    <w:p>
-      <w:r>
-        <w:rPr>
-          <w:rFonts w:ascii="Segoe UI Emoji" w:hAnsi="Segoe UI Emoji" w:cs="Segoe UI Emoji"/>
-        </w:rPr>
-        <w:t>✅</w:t>
-      </w:r>
-      <w:r>
-        <w:t xml:space="preserve"> Begrip van </w:t>
-      </w:r>
-      <w:proofErr w:type="spellStart"/>
-      <w:r>
-        <w:t>supervised</w:t>
-      </w:r>
-      <w:proofErr w:type="spellEnd"/>
-      <w:r>
-        <w:t xml:space="preserve"> </w:t>
-      </w:r>
-      <w:proofErr w:type="spellStart"/>
-      <w:r>
-        <w:t>learning</w:t>
-      </w:r>
-      <w:proofErr w:type="spellEnd"/>
-      <w:r>
         <w:br/>
-      </w:r>
-      <w:r>
-        <w:rPr>
-          <w:rFonts w:ascii="Segoe UI Emoji" w:hAnsi="Segoe UI Emoji" w:cs="Segoe UI Emoji"/>
-        </w:rPr>
-        <w:t>✅</w:t>
-      </w:r>
-      <w:r>
         <w:t xml:space="preserve"> Begrip van preprocessing</w:t>
       </w:r>
       <w:r>
         <w:br/>
-      </w:r>
-      <w:r>
-        <w:rPr>
-          <w:rFonts w:ascii="Segoe UI Emoji" w:hAnsi="Segoe UI Emoji" w:cs="Segoe UI Emoji"/>
-        </w:rPr>
-        <w:t>✅</w:t>
-      </w:r>
-      <w:r>
-        <w:t xml:space="preserve"> Begrip van train/test validatie</w:t>
+        <w:t>Begrip van train/test validatie</w:t>
       </w:r>
       <w:r>
         <w:br/>
-      </w:r>
-      <w:r>
-        <w:rPr>
-          <w:rFonts w:ascii="Segoe UI Emoji" w:hAnsi="Segoe UI Emoji" w:cs="Segoe UI Emoji"/>
-        </w:rPr>
-        <w:t>✅</w:t>
-      </w:r>
-      <w:r>
-        <w:t xml:space="preserve"> Begrip van hyperparameters</w:t>
+        <w:t>Begrip van hyperparameters</w:t>
       </w:r>
       <w:r>
         <w:br/>
-      </w:r>
-      <w:r>
-        <w:rPr>
-          <w:rFonts w:ascii="Segoe UI Emoji" w:hAnsi="Segoe UI Emoji" w:cs="Segoe UI Emoji"/>
-        </w:rPr>
-        <w:t>✅</w:t>
-      </w:r>
-      <w:r>
-        <w:t xml:space="preserve"> Analytisch experimenteren</w:t>
+        <w:t>Analytisch experimenteren</w:t>
       </w:r>
       <w:r>
         <w:br/>
-      </w:r>
-      <w:r>
-        <w:rPr>
-          <w:rFonts w:ascii="Segoe UI Emoji" w:hAnsi="Segoe UI Emoji" w:cs="Segoe UI Emoji"/>
-        </w:rPr>
-        <w:t>✅</w:t>
-      </w:r>
-      <w:r>
-        <w:t xml:space="preserve"> Reflectievermogen</w:t>
-      </w:r>
-    </w:p>
-    <w:p>
-      <w:r>
-        <w:t xml:space="preserve">Dit is netjes </w:t>
-      </w:r>
-      <w:proofErr w:type="spellStart"/>
-      <w:r>
-        <w:t>HBO-niveau</w:t>
-      </w:r>
-      <w:proofErr w:type="spellEnd"/>
-      <w:r>
-        <w:t xml:space="preserve"> en goed verdedigbaar.</w:t>
+        <w:t>Reflectievermogen</w:t>
       </w:r>
     </w:p>
     <w:p/>
@@ -1759,30 +1450,7 @@
           <w:b/>
           <w:bCs/>
         </w:rPr>
-        <w:t>Samenvattende uitleg – Classificatie</w:t>
-      </w:r>
-    </w:p>
-    <w:p>
-      <w:pPr>
-        <w:rPr>
-          <w:b/>
-          <w:bCs/>
-        </w:rPr>
-      </w:pPr>
-      <w:r>
-        <w:rPr>
-          <w:rFonts w:ascii="Segoe UI Emoji" w:hAnsi="Segoe UI Emoji" w:cs="Segoe UI Emoji"/>
-          <w:b/>
-          <w:bCs/>
-        </w:rPr>
-        <w:t>🎯</w:t>
-      </w:r>
-      <w:r>
-        <w:rPr>
-          <w:b/>
-          <w:bCs/>
-        </w:rPr>
-        <w:t xml:space="preserve"> Doel van de opdracht</w:t>
+        <w:t>Doel van de opdracht</w:t>
       </w:r>
     </w:p>
     <w:p>
@@ -1857,29 +1525,14 @@
         <w:t> → Wat is het kwaliteitsniveau (1 t/m 10)?</w:t>
       </w:r>
     </w:p>
-    <w:p>
-      <w:r>
-        <w:pict w14:anchorId="27502462">
-          <v:rect id="_x0000_i1366" style="width:0;height:1.5pt" o:hralign="center" o:hrstd="t" o:hr="t" fillcolor="#a0a0a0" stroked="f"/>
-        </w:pict>
-      </w:r>
-    </w:p>
-    <w:p>
-      <w:pPr>
-        <w:rPr>
-          <w:b/>
-          <w:bCs/>
-        </w:rPr>
-      </w:pPr>
-      <w:r>
-        <w:rPr>
-          <w:rFonts w:ascii="Segoe UI Emoji" w:hAnsi="Segoe UI Emoji" w:cs="Segoe UI Emoji"/>
-          <w:b/>
-          <w:bCs/>
-        </w:rPr>
-        <w:lastRenderedPageBreak/>
-        <w:t>🔹</w:t>
-      </w:r>
+    <w:p/>
+    <w:p>
+      <w:pPr>
+        <w:rPr>
+          <w:b/>
+          <w:bCs/>
+        </w:rPr>
+      </w:pPr>
       <w:r>
         <w:rPr>
           <w:b/>
@@ -1913,28 +1566,14 @@
         <w:t xml:space="preserve"> en gecontroleerd of alle kolommen correct zijn overgenomen.</w:t>
       </w:r>
     </w:p>
-    <w:p>
-      <w:r>
-        <w:pict w14:anchorId="48909007">
-          <v:rect id="_x0000_i1367" style="width:0;height:1.5pt" o:hralign="center" o:hrstd="t" o:hr="t" fillcolor="#a0a0a0" stroked="f"/>
-        </w:pict>
-      </w:r>
-    </w:p>
-    <w:p>
-      <w:pPr>
-        <w:rPr>
-          <w:b/>
-          <w:bCs/>
-        </w:rPr>
-      </w:pPr>
-      <w:r>
-        <w:rPr>
-          <w:rFonts w:ascii="Segoe UI Emoji" w:hAnsi="Segoe UI Emoji" w:cs="Segoe UI Emoji"/>
-          <w:b/>
-          <w:bCs/>
-        </w:rPr>
-        <w:t>🔹</w:t>
-      </w:r>
+    <w:p/>
+    <w:p>
+      <w:pPr>
+        <w:rPr>
+          <w:b/>
+          <w:bCs/>
+        </w:rPr>
+      </w:pPr>
       <w:r>
         <w:rPr>
           <w:b/>
@@ -2029,34 +1668,20 @@
         <w:t>Minstens één feature moest categorisch zijn.</w:t>
       </w:r>
     </w:p>
-    <w:p>
-      <w:r>
-        <w:pict w14:anchorId="6CF240DF">
-          <v:rect id="_x0000_i1368" style="width:0;height:1.5pt" o:hralign="center" o:hrstd="t" o:hr="t" fillcolor="#a0a0a0" stroked="f"/>
-        </w:pict>
-      </w:r>
-    </w:p>
-    <w:p>
-      <w:pPr>
-        <w:rPr>
-          <w:b/>
-          <w:bCs/>
-        </w:rPr>
-      </w:pPr>
-      <w:r>
-        <w:rPr>
-          <w:rFonts w:ascii="Segoe UI Emoji" w:hAnsi="Segoe UI Emoji" w:cs="Segoe UI Emoji"/>
-          <w:b/>
-          <w:bCs/>
-        </w:rPr>
-        <w:t>🔹</w:t>
-      </w:r>
-      <w:r>
-        <w:rPr>
-          <w:b/>
-          <w:bCs/>
-        </w:rPr>
-        <w:t xml:space="preserve"> Stap 3 – Targetvariabelen maken</w:t>
+    <w:p/>
+    <w:p>
+      <w:pPr>
+        <w:rPr>
+          <w:b/>
+          <w:bCs/>
+        </w:rPr>
+      </w:pPr>
+      <w:r>
+        <w:rPr>
+          <w:b/>
+          <w:bCs/>
+        </w:rPr>
+        <w:t>Stap 3 – Targetvariabelen maken</w:t>
       </w:r>
     </w:p>
     <w:p>
@@ -2129,28 +1754,14 @@
         <w:t xml:space="preserve"> → meerdere klassen (1 t/m 10)</w:t>
       </w:r>
     </w:p>
-    <w:p>
-      <w:r>
-        <w:pict w14:anchorId="24AF8D2B">
-          <v:rect id="_x0000_i1369" style="width:0;height:1.5pt" o:hralign="center" o:hrstd="t" o:hr="t" fillcolor="#a0a0a0" stroked="f"/>
-        </w:pict>
-      </w:r>
-    </w:p>
-    <w:p>
-      <w:pPr>
-        <w:rPr>
-          <w:b/>
-          <w:bCs/>
-        </w:rPr>
-      </w:pPr>
-      <w:r>
-        <w:rPr>
-          <w:rFonts w:ascii="Segoe UI Emoji" w:hAnsi="Segoe UI Emoji" w:cs="Segoe UI Emoji"/>
-          <w:b/>
-          <w:bCs/>
-        </w:rPr>
-        <w:t>🔹</w:t>
-      </w:r>
+    <w:p/>
+    <w:p>
+      <w:pPr>
+        <w:rPr>
+          <w:b/>
+          <w:bCs/>
+        </w:rPr>
+      </w:pPr>
       <w:r>
         <w:rPr>
           <w:b/>
@@ -2185,7 +1796,13 @@
       </w:r>
       <w:proofErr w:type="spellEnd"/>
       <w:r>
-        <w:t xml:space="preserve"> → </w:t>
+        <w:t xml:space="preserve"> </w:t>
+      </w:r>
+      <w:r>
+        <w:sym w:font="Wingdings" w:char="F0E0"/>
+      </w:r>
+      <w:r>
+        <w:t xml:space="preserve"> </w:t>
       </w:r>
       <w:proofErr w:type="spellStart"/>
       <w:r>
@@ -2201,7 +1818,13 @@
         </w:numPr>
       </w:pPr>
       <w:r>
-        <w:t>Numerieke kolommen → onveranderd doorgegeven</w:t>
+        <w:t xml:space="preserve">Numerieke kolommen </w:t>
+      </w:r>
+      <w:r>
+        <w:sym w:font="Wingdings" w:char="F0E0"/>
+      </w:r>
+      <w:r>
+        <w:t xml:space="preserve"> onveranderd doorgegeven</w:t>
       </w:r>
     </w:p>
     <w:p>
@@ -2231,29 +1854,14 @@
         <w:t> zodat preprocessing en model samen trainen.</w:t>
       </w:r>
     </w:p>
-    <w:p>
-      <w:r>
-        <w:lastRenderedPageBreak/>
-        <w:pict w14:anchorId="7DC782A9">
-          <v:rect id="_x0000_i1370" style="width:0;height:1.5pt" o:hralign="center" o:hrstd="t" o:hr="t" fillcolor="#a0a0a0" stroked="f"/>
-        </w:pict>
-      </w:r>
-    </w:p>
-    <w:p>
-      <w:pPr>
-        <w:rPr>
-          <w:b/>
-          <w:bCs/>
-        </w:rPr>
-      </w:pPr>
-      <w:r>
-        <w:rPr>
-          <w:rFonts w:ascii="Segoe UI Emoji" w:hAnsi="Segoe UI Emoji" w:cs="Segoe UI Emoji"/>
-          <w:b/>
-          <w:bCs/>
-        </w:rPr>
-        <w:t>🔹</w:t>
-      </w:r>
+    <w:p/>
+    <w:p>
+      <w:pPr>
+        <w:rPr>
+          <w:b/>
+          <w:bCs/>
+        </w:rPr>
+      </w:pPr>
       <w:r>
         <w:rPr>
           <w:b/>
@@ -2310,13 +1918,7 @@
         <w:t>=42 voor reproduceerbaarheid</w:t>
       </w:r>
     </w:p>
-    <w:p>
-      <w:r>
-        <w:pict w14:anchorId="69EC77A4">
-          <v:rect id="_x0000_i1371" style="width:0;height:1.5pt" o:hralign="center" o:hrstd="t" o:hr="t" fillcolor="#a0a0a0" stroked="f"/>
-        </w:pict>
-      </w:r>
-    </w:p>
+    <w:p/>
     <w:p>
       <w:pPr>
         <w:rPr>
@@ -2325,14 +1927,6 @@
           <w:lang w:val="en-GB"/>
         </w:rPr>
       </w:pPr>
-      <w:r>
-        <w:rPr>
-          <w:rFonts w:ascii="Segoe UI Emoji" w:hAnsi="Segoe UI Emoji" w:cs="Segoe UI Emoji"/>
-          <w:b/>
-          <w:bCs/>
-        </w:rPr>
-        <w:t>🔹</w:t>
-      </w:r>
       <w:r>
         <w:rPr>
           <w:b/>
@@ -2429,28 +2023,14 @@
         <w:t xml:space="preserve"> zorgt voor stabielere splits.</w:t>
       </w:r>
     </w:p>
-    <w:p>
-      <w:r>
-        <w:pict w14:anchorId="2FB6BE4C">
-          <v:rect id="_x0000_i1372" style="width:0;height:1.5pt" o:hralign="center" o:hrstd="t" o:hr="t" fillcolor="#a0a0a0" stroked="f"/>
-        </w:pict>
-      </w:r>
-    </w:p>
-    <w:p>
-      <w:pPr>
-        <w:rPr>
-          <w:b/>
-          <w:bCs/>
-        </w:rPr>
-      </w:pPr>
-      <w:r>
-        <w:rPr>
-          <w:rFonts w:ascii="Segoe UI Emoji" w:hAnsi="Segoe UI Emoji" w:cs="Segoe UI Emoji"/>
-          <w:b/>
-          <w:bCs/>
-        </w:rPr>
-        <w:t>🔹</w:t>
-      </w:r>
+    <w:p/>
+    <w:p>
+      <w:pPr>
+        <w:rPr>
+          <w:b/>
+          <w:bCs/>
+        </w:rPr>
+      </w:pPr>
       <w:r>
         <w:rPr>
           <w:b/>
@@ -2612,29 +2192,14 @@
         <w:t>? → Omdat sommige kwaliteitsklassen vaker voorkomen dan andere.</w:t>
       </w:r>
     </w:p>
-    <w:p>
-      <w:r>
-        <w:pict w14:anchorId="10AF3CC8">
-          <v:rect id="_x0000_i1373" style="width:0;height:1.5pt" o:hralign="center" o:hrstd="t" o:hr="t" fillcolor="#a0a0a0" stroked="f"/>
-        </w:pict>
-      </w:r>
-    </w:p>
-    <w:p>
-      <w:pPr>
-        <w:rPr>
-          <w:b/>
-          <w:bCs/>
-        </w:rPr>
-      </w:pPr>
-      <w:r>
-        <w:rPr>
-          <w:rFonts w:ascii="Segoe UI Emoji" w:hAnsi="Segoe UI Emoji" w:cs="Segoe UI Emoji"/>
-          <w:b/>
-          <w:bCs/>
-        </w:rPr>
-        <w:lastRenderedPageBreak/>
-        <w:t>🔹</w:t>
-      </w:r>
+    <w:p/>
+    <w:p>
+      <w:pPr>
+        <w:rPr>
+          <w:b/>
+          <w:bCs/>
+        </w:rPr>
+      </w:pPr>
       <w:r>
         <w:rPr>
           <w:b/>
@@ -2727,34 +2292,20 @@
       </w:r>
       <w:proofErr w:type="spellEnd"/>
     </w:p>
-    <w:p>
-      <w:r>
-        <w:pict w14:anchorId="2DBB8FF6">
-          <v:rect id="_x0000_i1374" style="width:0;height:1.5pt" o:hralign="center" o:hrstd="t" o:hr="t" fillcolor="#a0a0a0" stroked="f"/>
-        </w:pict>
-      </w:r>
-    </w:p>
-    <w:p>
-      <w:pPr>
-        <w:rPr>
-          <w:b/>
-          <w:bCs/>
-        </w:rPr>
-      </w:pPr>
-      <w:r>
-        <w:rPr>
-          <w:rFonts w:ascii="Segoe UI Emoji" w:hAnsi="Segoe UI Emoji" w:cs="Segoe UI Emoji"/>
-          <w:b/>
-          <w:bCs/>
-        </w:rPr>
-        <w:t>🔹</w:t>
-      </w:r>
-      <w:r>
-        <w:rPr>
-          <w:b/>
-          <w:bCs/>
-        </w:rPr>
-        <w:t xml:space="preserve"> Eindconclusie</w:t>
+    <w:p/>
+    <w:p>
+      <w:pPr>
+        <w:rPr>
+          <w:b/>
+          <w:bCs/>
+        </w:rPr>
+      </w:pPr>
+      <w:r>
+        <w:rPr>
+          <w:b/>
+          <w:bCs/>
+        </w:rPr>
+        <w:t>Eindconclusie</w:t>
       </w:r>
     </w:p>
     <w:p>
@@ -2827,13 +2378,234 @@
         <w:t>Modelcomplexiteit moet in balans zijn met generalisatie.</w:t>
       </w:r>
     </w:p>
-    <w:p>
-      <w:r>
-        <w:pict w14:anchorId="0F8E98E7">
-          <v:rect id="_x0000_i1375" style="width:0;height:1.5pt" o:hralign="center" o:hrstd="t" o:hr="t" fillcolor="#a0a0a0" stroked="f"/>
-        </w:pict>
-      </w:r>
-    </w:p>
+    <w:p/>
+    <w:p>
+      <w:pPr>
+        <w:rPr>
+          <w:b/>
+          <w:bCs/>
+        </w:rPr>
+      </w:pPr>
+      <w:r>
+        <w:rPr>
+          <w:b/>
+          <w:bCs/>
+        </w:rPr>
+        <w:t>Pitch</w:t>
+      </w:r>
+    </w:p>
+    <w:p>
+      <w:r>
+        <w:t xml:space="preserve">Voor deze opdracht heb ik een classificatiemodel gebouwd met de </w:t>
+      </w:r>
+      <w:proofErr w:type="spellStart"/>
+      <w:r>
+        <w:t>AmesHousing</w:t>
+      </w:r>
+      <w:proofErr w:type="spellEnd"/>
+      <w:r>
+        <w:t xml:space="preserve"> dataset.</w:t>
+      </w:r>
+    </w:p>
+    <w:p>
+      <w:r>
+        <w:t xml:space="preserve">Ik heb eerst drie logische features gekozen: kwaliteit, woonoppervlak en buurt. Vervolgens heb ik twee classificatieproblemen opgezet: een binaire classificatie om te voorspellen of een huis een garage heeft, en een </w:t>
+      </w:r>
+      <w:proofErr w:type="spellStart"/>
+      <w:r>
+        <w:t>multi</w:t>
+      </w:r>
+      <w:proofErr w:type="spellEnd"/>
+      <w:r>
+        <w:t>-class classificatie om het kwaliteitsniveau te voorspellen.</w:t>
+      </w:r>
+    </w:p>
+    <w:p>
+      <w:r>
+        <w:t xml:space="preserve">De categorische feature heb ik </w:t>
+      </w:r>
+      <w:proofErr w:type="spellStart"/>
+      <w:r>
+        <w:t>one</w:t>
+      </w:r>
+      <w:proofErr w:type="spellEnd"/>
+      <w:r>
+        <w:t xml:space="preserve">-hot </w:t>
+      </w:r>
+      <w:proofErr w:type="spellStart"/>
+      <w:r>
+        <w:t>encoded</w:t>
+      </w:r>
+      <w:proofErr w:type="spellEnd"/>
+      <w:r>
+        <w:t xml:space="preserve"> en alles gecombineerd in een Pipeline met een </w:t>
+      </w:r>
+      <w:proofErr w:type="spellStart"/>
+      <w:r>
+        <w:t>Decision</w:t>
+      </w:r>
+      <w:proofErr w:type="spellEnd"/>
+      <w:r>
+        <w:t xml:space="preserve"> Tree </w:t>
+      </w:r>
+      <w:proofErr w:type="spellStart"/>
+      <w:r>
+        <w:t>Classifier</w:t>
+      </w:r>
+      <w:proofErr w:type="spellEnd"/>
+      <w:r>
+        <w:t>.</w:t>
+      </w:r>
+    </w:p>
+    <w:p>
+      <w:r>
+        <w:t xml:space="preserve">Het eerste model had beperkte diepte om </w:t>
+      </w:r>
+      <w:proofErr w:type="spellStart"/>
+      <w:r>
+        <w:t>overfitting</w:t>
+      </w:r>
+      <w:proofErr w:type="spellEnd"/>
+      <w:r>
+        <w:t xml:space="preserve"> te voorkomen. Daarna heb ik geëxperimenteerd met diepere bomen om te kijken of prestaties verbeterden.</w:t>
+      </w:r>
+    </w:p>
+    <w:p>
+      <w:r>
+        <w:t xml:space="preserve">Ik heb de modellen geëvalueerd met </w:t>
+      </w:r>
+      <w:proofErr w:type="spellStart"/>
+      <w:r>
+        <w:t>accuracy</w:t>
+      </w:r>
+      <w:proofErr w:type="spellEnd"/>
+      <w:r>
+        <w:t xml:space="preserve">, </w:t>
+      </w:r>
+      <w:proofErr w:type="spellStart"/>
+      <w:r>
+        <w:t>precision</w:t>
+      </w:r>
+      <w:proofErr w:type="spellEnd"/>
+      <w:r>
+        <w:t xml:space="preserve">, </w:t>
+      </w:r>
+      <w:proofErr w:type="spellStart"/>
+      <w:r>
+        <w:t>recall</w:t>
+      </w:r>
+      <w:proofErr w:type="spellEnd"/>
+      <w:r>
+        <w:t xml:space="preserve">, F1-score en </w:t>
+      </w:r>
+      <w:proofErr w:type="spellStart"/>
+      <w:r>
+        <w:t>confusion</w:t>
+      </w:r>
+      <w:proofErr w:type="spellEnd"/>
+      <w:r>
+        <w:t xml:space="preserve"> matrices.</w:t>
+      </w:r>
+    </w:p>
+    <w:p>
+      <w:r>
+        <w:t xml:space="preserve">Hieruit bleek dat hyperparameters zoals </w:t>
+      </w:r>
+      <w:proofErr w:type="spellStart"/>
+      <w:r>
+        <w:t>max_depth</w:t>
+      </w:r>
+      <w:proofErr w:type="spellEnd"/>
+      <w:r>
+        <w:t xml:space="preserve"> duidelijke invloed hebben op modelprestaties en dat </w:t>
+      </w:r>
+      <w:proofErr w:type="spellStart"/>
+      <w:r>
+        <w:t>multi</w:t>
+      </w:r>
+      <w:proofErr w:type="spellEnd"/>
+      <w:r>
+        <w:t>-class classificatie complexer is dan binaire classificatie.</w:t>
+      </w:r>
+    </w:p>
+    <w:p/>
+    <w:p/>
+    <w:p>
+      <w:pPr>
+        <w:rPr>
+          <w:b/>
+          <w:bCs/>
+        </w:rPr>
+      </w:pPr>
+      <w:r>
+        <w:rPr>
+          <w:b/>
+          <w:bCs/>
+        </w:rPr>
+        <w:t>5 Vragen die ze waarschijnlijk stellen</w:t>
+      </w:r>
+    </w:p>
+    <w:p/>
+    <w:p>
+      <w:pPr>
+        <w:rPr>
+          <w:b/>
+          <w:bCs/>
+        </w:rPr>
+      </w:pPr>
+      <w:r>
+        <w:rPr>
+          <w:b/>
+          <w:bCs/>
+        </w:rPr>
+        <w:t xml:space="preserve">1. Waarom heb je een </w:t>
+      </w:r>
+      <w:proofErr w:type="spellStart"/>
+      <w:r>
+        <w:rPr>
+          <w:b/>
+          <w:bCs/>
+        </w:rPr>
+        <w:t>Decision</w:t>
+      </w:r>
+      <w:proofErr w:type="spellEnd"/>
+      <w:r>
+        <w:rPr>
+          <w:b/>
+          <w:bCs/>
+        </w:rPr>
+        <w:t xml:space="preserve"> Tree gekozen?</w:t>
+      </w:r>
+    </w:p>
+    <w:p>
+      <w:r>
+        <w:rPr>
+          <w:b/>
+          <w:bCs/>
+        </w:rPr>
+        <w:t>Antwoord:</w:t>
+      </w:r>
+      <w:r>
+        <w:t xml:space="preserve"> Omdat </w:t>
+      </w:r>
+      <w:proofErr w:type="spellStart"/>
+      <w:r>
+        <w:t>Decision</w:t>
+      </w:r>
+      <w:proofErr w:type="spellEnd"/>
+      <w:r>
+        <w:t xml:space="preserve"> Trees goed werken voor zowel binaire als </w:t>
+      </w:r>
+      <w:proofErr w:type="spellStart"/>
+      <w:r>
+        <w:t>multi</w:t>
+      </w:r>
+      <w:proofErr w:type="spellEnd"/>
+      <w:r>
+        <w:t>-class classificatie, weinig preprocessing nodig hebben en makkelijk te interpreteren zijn via splits.</w:t>
+      </w:r>
+    </w:p>
+    <w:p/>
     <w:p>
       <w:pPr>
         <w:rPr>
@@ -2847,97 +2619,311 @@
           <w:b/>
           <w:bCs/>
         </w:rPr>
-        <w:t>🎤</w:t>
-      </w:r>
-      <w:r>
-        <w:rPr>
-          <w:b/>
-          <w:bCs/>
-        </w:rPr>
-        <w:t xml:space="preserve"> 2️</w:t>
-      </w:r>
-      <w:r>
-        <w:rPr>
-          <w:rFonts w:ascii="Segoe UI Symbol" w:hAnsi="Segoe UI Symbol" w:cs="Segoe UI Symbol"/>
-          <w:b/>
-          <w:bCs/>
-        </w:rPr>
-        <w:t>⃣</w:t>
-      </w:r>
-      <w:r>
-        <w:rPr>
-          <w:b/>
-          <w:bCs/>
-        </w:rPr>
-        <w:t xml:space="preserve"> 2-Minuten Pitch</w:t>
-      </w:r>
-    </w:p>
-    <w:p>
-      <w:r>
-        <w:t xml:space="preserve">Voor deze opdracht heb ik een classificatiemodel gebouwd met de </w:t>
-      </w:r>
-      <w:proofErr w:type="spellStart"/>
-      <w:r>
-        <w:t>AmesHousing</w:t>
-      </w:r>
-      <w:proofErr w:type="spellEnd"/>
-      <w:r>
-        <w:t xml:space="preserve"> dataset.</w:t>
-      </w:r>
-    </w:p>
-    <w:p>
-      <w:r>
-        <w:t xml:space="preserve">Ik heb eerst drie logische features gekozen: kwaliteit, woonoppervlak en buurt. Vervolgens heb ik twee classificatieproblemen opgezet: een binaire classificatie om te voorspellen of een huis een garage heeft, en een </w:t>
-      </w:r>
-      <w:proofErr w:type="spellStart"/>
-      <w:r>
+        <w:t>2</w:t>
+      </w:r>
+      <w:r>
+        <w:rPr>
+          <w:b/>
+          <w:bCs/>
+        </w:rPr>
+        <w:t xml:space="preserve">. Waarom heb je geen </w:t>
+      </w:r>
+      <w:proofErr w:type="spellStart"/>
+      <w:r>
+        <w:rPr>
+          <w:b/>
+          <w:bCs/>
+        </w:rPr>
+        <w:t>StandardScaler</w:t>
+      </w:r>
+      <w:proofErr w:type="spellEnd"/>
+      <w:r>
+        <w:rPr>
+          <w:b/>
+          <w:bCs/>
+        </w:rPr>
+        <w:t xml:space="preserve"> gebruikt?</w:t>
+      </w:r>
+    </w:p>
+    <w:p>
+      <w:r>
+        <w:rPr>
+          <w:b/>
+          <w:bCs/>
+        </w:rPr>
+        <w:t>Antwoord:</w:t>
+      </w:r>
+      <w:r>
+        <w:t> </w:t>
+      </w:r>
+      <w:proofErr w:type="spellStart"/>
+      <w:r>
+        <w:t>Decision</w:t>
+      </w:r>
+      <w:proofErr w:type="spellEnd"/>
+      <w:r>
+        <w:t xml:space="preserve"> Trees zijn gebaseerd op splits op waarden en niet op afstandsberekeningen. Schalen is daarom niet nodig zoals bij lineaire modellen of KNN.</w:t>
+      </w:r>
+    </w:p>
+    <w:p/>
+    <w:p>
+      <w:pPr>
+        <w:rPr>
+          <w:b/>
+          <w:bCs/>
+        </w:rPr>
+      </w:pPr>
+      <w:r>
+        <w:rPr>
+          <w:b/>
+          <w:bCs/>
+        </w:rPr>
+        <w:t xml:space="preserve">3. Wat betekent </w:t>
+      </w:r>
+      <w:proofErr w:type="spellStart"/>
+      <w:r>
+        <w:rPr>
+          <w:b/>
+          <w:bCs/>
+        </w:rPr>
+        <w:t>precision</w:t>
+      </w:r>
+      <w:proofErr w:type="spellEnd"/>
+      <w:r>
+        <w:rPr>
+          <w:b/>
+          <w:bCs/>
+        </w:rPr>
+        <w:t xml:space="preserve"> en </w:t>
+      </w:r>
+      <w:proofErr w:type="spellStart"/>
+      <w:r>
+        <w:rPr>
+          <w:b/>
+          <w:bCs/>
+        </w:rPr>
+        <w:t>recall</w:t>
+      </w:r>
+      <w:proofErr w:type="spellEnd"/>
+      <w:r>
+        <w:rPr>
+          <w:b/>
+          <w:bCs/>
+        </w:rPr>
+        <w:t>?</w:t>
+      </w:r>
+    </w:p>
+    <w:p>
+      <w:r>
+        <w:rPr>
+          <w:b/>
+          <w:bCs/>
+        </w:rPr>
+        <w:t>Antwoord:</w:t>
+      </w:r>
+      <w:r>
+        <w:t> Precision geeft aan welk percentage van de positief voorspelde gevallen correct is.</w:t>
+      </w:r>
+      <w:r>
+        <w:br/>
+      </w:r>
+      <w:proofErr w:type="spellStart"/>
+      <w:r>
+        <w:t>Recall</w:t>
+      </w:r>
+      <w:proofErr w:type="spellEnd"/>
+      <w:r>
+        <w:t xml:space="preserve"> geeft aan hoeveel van de echte positieve gevallen correct zijn gevonden.</w:t>
+      </w:r>
+    </w:p>
+    <w:p/>
+    <w:p>
+      <w:pPr>
+        <w:rPr>
+          <w:b/>
+          <w:bCs/>
+        </w:rPr>
+      </w:pPr>
+      <w:r>
+        <w:rPr>
+          <w:b/>
+          <w:bCs/>
+        </w:rPr>
+        <w:t xml:space="preserve">4. Wat doet </w:t>
+      </w:r>
+      <w:proofErr w:type="spellStart"/>
+      <w:r>
+        <w:rPr>
+          <w:b/>
+          <w:bCs/>
+        </w:rPr>
+        <w:t>max_depth</w:t>
+      </w:r>
+      <w:proofErr w:type="spellEnd"/>
+      <w:r>
+        <w:rPr>
+          <w:b/>
+          <w:bCs/>
+        </w:rPr>
+        <w:t>?</w:t>
+      </w:r>
+    </w:p>
+    <w:p>
+      <w:r>
+        <w:rPr>
+          <w:b/>
+          <w:bCs/>
+        </w:rPr>
+        <w:t>Antwoord:</w:t>
+      </w:r>
+      <w:r>
+        <w:t> </w:t>
+      </w:r>
+      <w:proofErr w:type="spellStart"/>
+      <w:r>
+        <w:t>max_depth</w:t>
+      </w:r>
+      <w:proofErr w:type="spellEnd"/>
+      <w:r>
+        <w:t xml:space="preserve"> beperkt hoe diep de boom mag groeien. Een grotere diepte kan beter trainen maar verhoogt risico op </w:t>
+      </w:r>
+      <w:proofErr w:type="spellStart"/>
+      <w:r>
+        <w:t>overfitting</w:t>
+      </w:r>
+      <w:proofErr w:type="spellEnd"/>
+      <w:r>
+        <w:t>.</w:t>
+      </w:r>
+    </w:p>
+    <w:p/>
+    <w:p>
+      <w:pPr>
+        <w:rPr>
+          <w:b/>
+          <w:bCs/>
+        </w:rPr>
+      </w:pPr>
+      <w:r>
+        <w:rPr>
+          <w:b/>
+          <w:bCs/>
+        </w:rPr>
+        <w:t xml:space="preserve">5. Waarom gebruik je </w:t>
+      </w:r>
+      <w:proofErr w:type="spellStart"/>
+      <w:r>
+        <w:rPr>
+          <w:b/>
+          <w:bCs/>
+        </w:rPr>
+        <w:t>weighted</w:t>
+      </w:r>
+      <w:proofErr w:type="spellEnd"/>
+      <w:r>
+        <w:rPr>
+          <w:b/>
+          <w:bCs/>
+        </w:rPr>
+        <w:t xml:space="preserve"> F1 bij </w:t>
+      </w:r>
+      <w:proofErr w:type="spellStart"/>
+      <w:r>
+        <w:rPr>
+          <w:b/>
+          <w:bCs/>
+        </w:rPr>
         <w:t>multi</w:t>
       </w:r>
       <w:proofErr w:type="spellEnd"/>
       <w:r>
-        <w:t>-class classificatie om het kwaliteitsniveau te voorspellen.</w:t>
-      </w:r>
-    </w:p>
-    <w:p>
-      <w:r>
-        <w:t xml:space="preserve">De categorische feature heb ik </w:t>
-      </w:r>
-      <w:proofErr w:type="spellStart"/>
-      <w:r>
-        <w:t>one</w:t>
-      </w:r>
-      <w:proofErr w:type="spellEnd"/>
-      <w:r>
-        <w:t xml:space="preserve">-hot </w:t>
-      </w:r>
-      <w:proofErr w:type="spellStart"/>
-      <w:r>
-        <w:t>encoded</w:t>
-      </w:r>
-      <w:proofErr w:type="spellEnd"/>
-      <w:r>
-        <w:t xml:space="preserve"> en alles gecombineerd in een Pipeline met een </w:t>
-      </w:r>
-      <w:proofErr w:type="spellStart"/>
-      <w:r>
-        <w:t>Decision</w:t>
-      </w:r>
-      <w:proofErr w:type="spellEnd"/>
-      <w:r>
-        <w:t xml:space="preserve"> Tree </w:t>
-      </w:r>
-      <w:proofErr w:type="spellStart"/>
-      <w:r>
-        <w:t>Classifier</w:t>
-      </w:r>
-      <w:proofErr w:type="spellEnd"/>
-      <w:r>
-        <w:t>.</w:t>
-      </w:r>
-    </w:p>
-    <w:p>
-      <w:r>
-        <w:t xml:space="preserve">Het eerste model had beperkte diepte om </w:t>
+        <w:rPr>
+          <w:b/>
+          <w:bCs/>
+        </w:rPr>
+        <w:t>-class?</w:t>
+      </w:r>
+    </w:p>
+    <w:p>
+      <w:r>
+        <w:rPr>
+          <w:b/>
+          <w:bCs/>
+        </w:rPr>
+        <w:t>Antwoord:</w:t>
+      </w:r>
+      <w:r>
+        <w:t xml:space="preserve"> Omdat sommige klassen vaker voorkomen dan andere. </w:t>
+      </w:r>
+      <w:proofErr w:type="spellStart"/>
+      <w:r>
+        <w:t>Weighted</w:t>
+      </w:r>
+      <w:proofErr w:type="spellEnd"/>
+      <w:r>
+        <w:t xml:space="preserve"> F1 houdt rekening met </w:t>
+      </w:r>
+      <w:proofErr w:type="spellStart"/>
+      <w:r>
+        <w:t>klasseverdeling</w:t>
+      </w:r>
+      <w:proofErr w:type="spellEnd"/>
+      <w:r>
+        <w:t xml:space="preserve"> en geeft daardoor eerlijker evaluatie.</w:t>
+      </w:r>
+    </w:p>
+    <w:p/>
+    <w:p>
+      <w:pPr>
+        <w:rPr>
+          <w:b/>
+          <w:bCs/>
+        </w:rPr>
+      </w:pPr>
+      <w:r>
+        <w:rPr>
+          <w:b/>
+          <w:bCs/>
+        </w:rPr>
+        <w:t>Doelen</w:t>
+      </w:r>
+    </w:p>
+    <w:p>
+      <w:r>
+        <w:t xml:space="preserve">Begrip van </w:t>
+      </w:r>
+      <w:proofErr w:type="spellStart"/>
+      <w:r>
+        <w:t>supervised</w:t>
+      </w:r>
+      <w:proofErr w:type="spellEnd"/>
+      <w:r>
+        <w:t xml:space="preserve"> </w:t>
+      </w:r>
+      <w:proofErr w:type="spellStart"/>
+      <w:r>
+        <w:t>learning</w:t>
+      </w:r>
+      <w:proofErr w:type="spellEnd"/>
+      <w:r>
+        <w:br/>
+        <w:t>Verschil tussen regressie en classificatie</w:t>
+      </w:r>
+      <w:r>
+        <w:br/>
+        <w:t xml:space="preserve">Verschil tussen binair en </w:t>
+      </w:r>
+      <w:proofErr w:type="spellStart"/>
+      <w:r>
+        <w:t>multi</w:t>
+      </w:r>
+      <w:proofErr w:type="spellEnd"/>
+      <w:r>
+        <w:t>-class</w:t>
+      </w:r>
+      <w:r>
+        <w:br/>
+        <w:t xml:space="preserve">Begrip van </w:t>
       </w:r>
       <w:proofErr w:type="spellStart"/>
       <w:r>
@@ -2945,702 +2931,1339 @@
       </w:r>
       <w:proofErr w:type="spellEnd"/>
       <w:r>
-        <w:t xml:space="preserve"> te voorkomen. Daarna heb ik geëxperimenteerd met diepere bomen om te kijken of prestaties verbeterden.</w:t>
-      </w:r>
-    </w:p>
-    <w:p>
-      <w:r>
-        <w:t xml:space="preserve">Ik heb de modellen geëvalueerd met </w:t>
-      </w:r>
-      <w:proofErr w:type="spellStart"/>
-      <w:r>
-        <w:t>accuracy</w:t>
-      </w:r>
-      <w:proofErr w:type="spellEnd"/>
-      <w:r>
-        <w:t xml:space="preserve">, </w:t>
-      </w:r>
-      <w:proofErr w:type="spellStart"/>
-      <w:r>
-        <w:t>precision</w:t>
-      </w:r>
-      <w:proofErr w:type="spellEnd"/>
-      <w:r>
-        <w:t xml:space="preserve">, </w:t>
-      </w:r>
-      <w:proofErr w:type="spellStart"/>
-      <w:r>
-        <w:t>recall</w:t>
-      </w:r>
-      <w:proofErr w:type="spellEnd"/>
-      <w:r>
-        <w:t xml:space="preserve">, F1-score en </w:t>
-      </w:r>
-      <w:proofErr w:type="spellStart"/>
-      <w:r>
-        <w:t>confusion</w:t>
-      </w:r>
-      <w:proofErr w:type="spellEnd"/>
-      <w:r>
-        <w:t xml:space="preserve"> matrices.</w:t>
-      </w:r>
-    </w:p>
-    <w:p>
-      <w:r>
-        <w:lastRenderedPageBreak/>
-        <w:t xml:space="preserve">Hieruit bleek dat hyperparameters zoals </w:t>
-      </w:r>
-      <w:proofErr w:type="spellStart"/>
-      <w:r>
-        <w:t>max_depth</w:t>
-      </w:r>
-      <w:proofErr w:type="spellEnd"/>
-      <w:r>
-        <w:t xml:space="preserve"> duidelijke invloed hebben op modelprestaties en dat </w:t>
-      </w:r>
-      <w:proofErr w:type="spellStart"/>
-      <w:r>
-        <w:t>multi</w:t>
-      </w:r>
-      <w:proofErr w:type="spellEnd"/>
-      <w:r>
-        <w:t>-class classificatie complexer is dan binaire classificatie.</w:t>
-      </w:r>
-    </w:p>
-    <w:p>
-      <w:r>
-        <w:pict w14:anchorId="6C8C82CC">
-          <v:rect id="_x0000_i1376" style="width:0;height:1.5pt" o:hralign="center" o:hrstd="t" o:hr="t" fillcolor="#a0a0a0" stroked="f"/>
-        </w:pict>
-      </w:r>
-    </w:p>
-    <w:p>
-      <w:pPr>
-        <w:rPr>
-          <w:b/>
-          <w:bCs/>
-        </w:rPr>
-      </w:pPr>
+        <w:br/>
+      </w:r>
       <w:r>
         <w:rPr>
           <w:rFonts w:ascii="Segoe UI Emoji" w:hAnsi="Segoe UI Emoji" w:cs="Segoe UI Emoji"/>
-          <w:b/>
-          <w:bCs/>
-        </w:rPr>
-        <w:t>🧠</w:t>
-      </w:r>
-      <w:r>
-        <w:rPr>
-          <w:b/>
-          <w:bCs/>
-        </w:rPr>
-        <w:t xml:space="preserve"> 3️</w:t>
-      </w:r>
-      <w:r>
-        <w:rPr>
-          <w:rFonts w:ascii="Segoe UI Symbol" w:hAnsi="Segoe UI Symbol" w:cs="Segoe UI Symbol"/>
-          <w:b/>
-          <w:bCs/>
-        </w:rPr>
-        <w:t>⃣</w:t>
-      </w:r>
-      <w:r>
-        <w:rPr>
-          <w:b/>
-          <w:bCs/>
-        </w:rPr>
-        <w:t xml:space="preserve"> 5 Vragen die ze waarschijnlijk stellen</w:t>
-      </w:r>
-    </w:p>
-    <w:p>
-      <w:r>
-        <w:pict w14:anchorId="6582C4BE">
-          <v:rect id="_x0000_i1377" style="width:0;height:1.5pt" o:hralign="center" o:hrstd="t" o:hr="t" fillcolor="#a0a0a0" stroked="f"/>
-        </w:pict>
-      </w:r>
-    </w:p>
-    <w:p>
-      <w:pPr>
-        <w:rPr>
-          <w:b/>
-          <w:bCs/>
-        </w:rPr>
-      </w:pPr>
-      <w:r>
-        <w:rPr>
-          <w:rFonts w:ascii="Segoe UI Emoji" w:hAnsi="Segoe UI Emoji" w:cs="Segoe UI Emoji"/>
-          <w:b/>
-          <w:bCs/>
-        </w:rPr>
-        <w:t>❓</w:t>
-      </w:r>
-      <w:r>
-        <w:rPr>
-          <w:b/>
-          <w:bCs/>
-        </w:rPr>
-        <w:t xml:space="preserve"> 1. Waarom heb je een </w:t>
-      </w:r>
-      <w:proofErr w:type="spellStart"/>
-      <w:r>
-        <w:rPr>
-          <w:b/>
-          <w:bCs/>
-        </w:rPr>
-        <w:t>Decision</w:t>
-      </w:r>
-      <w:proofErr w:type="spellEnd"/>
-      <w:r>
-        <w:rPr>
-          <w:b/>
-          <w:bCs/>
-        </w:rPr>
-        <w:t xml:space="preserve"> Tree gekozen?</w:t>
-      </w:r>
-    </w:p>
-    <w:p>
-      <w:r>
-        <w:rPr>
-          <w:b/>
-          <w:bCs/>
-        </w:rPr>
-        <w:t>Antwoord:</w:t>
-      </w:r>
-      <w:r>
-        <w:t xml:space="preserve"> Omdat </w:t>
-      </w:r>
-      <w:proofErr w:type="spellStart"/>
-      <w:r>
-        <w:t>Decision</w:t>
-      </w:r>
-      <w:proofErr w:type="spellEnd"/>
-      <w:r>
-        <w:t xml:space="preserve"> Trees goed werken voor zowel binaire als </w:t>
-      </w:r>
-      <w:proofErr w:type="spellStart"/>
-      <w:r>
-        <w:t>multi</w:t>
-      </w:r>
-      <w:proofErr w:type="spellEnd"/>
-      <w:r>
-        <w:t>-class classificatie, weinig preprocessing nodig hebben en makkelijk te interpreteren zijn via splits.</w:t>
-      </w:r>
-    </w:p>
-    <w:p>
-      <w:r>
-        <w:pict w14:anchorId="64C297F2">
-          <v:rect id="_x0000_i1378" style="width:0;height:1.5pt" o:hralign="center" o:hrstd="t" o:hr="t" fillcolor="#a0a0a0" stroked="f"/>
-        </w:pict>
-      </w:r>
-    </w:p>
-    <w:p>
-      <w:pPr>
-        <w:rPr>
-          <w:b/>
-          <w:bCs/>
-        </w:rPr>
-      </w:pPr>
-      <w:r>
-        <w:rPr>
-          <w:rFonts w:ascii="Segoe UI Emoji" w:hAnsi="Segoe UI Emoji" w:cs="Segoe UI Emoji"/>
-          <w:b/>
-          <w:bCs/>
-        </w:rPr>
-        <w:t>❓</w:t>
-      </w:r>
-      <w:r>
-        <w:rPr>
-          <w:b/>
-          <w:bCs/>
-        </w:rPr>
-        <w:t xml:space="preserve"> 2. Waarom heb je geen </w:t>
-      </w:r>
-      <w:proofErr w:type="spellStart"/>
-      <w:r>
-        <w:rPr>
-          <w:b/>
-          <w:bCs/>
-        </w:rPr>
-        <w:t>StandardScaler</w:t>
-      </w:r>
-      <w:proofErr w:type="spellEnd"/>
-      <w:r>
-        <w:rPr>
-          <w:b/>
-          <w:bCs/>
-        </w:rPr>
-        <w:t xml:space="preserve"> gebruikt?</w:t>
-      </w:r>
-    </w:p>
-    <w:p>
-      <w:r>
-        <w:rPr>
-          <w:b/>
-          <w:bCs/>
-        </w:rPr>
-        <w:t>Antwoord:</w:t>
-      </w:r>
-      <w:r>
-        <w:t> </w:t>
-      </w:r>
-      <w:proofErr w:type="spellStart"/>
-      <w:r>
-        <w:t>Decision</w:t>
-      </w:r>
-      <w:proofErr w:type="spellEnd"/>
-      <w:r>
-        <w:t xml:space="preserve"> Trees zijn gebaseerd op splits op waarden en niet op afstandsberekeningen. Schalen is daarom niet nodig zoals bij lineaire modellen of KNN.</w:t>
-      </w:r>
-    </w:p>
-    <w:p>
-      <w:r>
-        <w:pict w14:anchorId="184C0079">
-          <v:rect id="_x0000_i1379" style="width:0;height:1.5pt" o:hralign="center" o:hrstd="t" o:hr="t" fillcolor="#a0a0a0" stroked="f"/>
-        </w:pict>
-      </w:r>
-    </w:p>
-    <w:p>
-      <w:pPr>
-        <w:rPr>
-          <w:b/>
-          <w:bCs/>
-        </w:rPr>
-      </w:pPr>
-      <w:r>
-        <w:rPr>
-          <w:rFonts w:ascii="Segoe UI Emoji" w:hAnsi="Segoe UI Emoji" w:cs="Segoe UI Emoji"/>
-          <w:b/>
-          <w:bCs/>
-        </w:rPr>
-        <w:t>❓</w:t>
-      </w:r>
-      <w:r>
-        <w:rPr>
-          <w:b/>
-          <w:bCs/>
-        </w:rPr>
-        <w:t xml:space="preserve"> 3. Wat betekent </w:t>
-      </w:r>
-      <w:proofErr w:type="spellStart"/>
-      <w:r>
-        <w:rPr>
-          <w:b/>
-          <w:bCs/>
-        </w:rPr>
-        <w:t>precision</w:t>
-      </w:r>
-      <w:proofErr w:type="spellEnd"/>
-      <w:r>
-        <w:rPr>
-          <w:b/>
-          <w:bCs/>
-        </w:rPr>
-        <w:t xml:space="preserve"> en </w:t>
-      </w:r>
-      <w:proofErr w:type="spellStart"/>
-      <w:r>
-        <w:rPr>
-          <w:b/>
-          <w:bCs/>
-        </w:rPr>
-        <w:t>recall</w:t>
-      </w:r>
-      <w:proofErr w:type="spellEnd"/>
-      <w:r>
-        <w:rPr>
-          <w:b/>
-          <w:bCs/>
-        </w:rPr>
-        <w:t>?</w:t>
-      </w:r>
-    </w:p>
-    <w:p>
-      <w:r>
-        <w:rPr>
-          <w:b/>
-          <w:bCs/>
-        </w:rPr>
-        <w:t>Antwoord:</w:t>
-      </w:r>
-      <w:r>
-        <w:t> Precision geeft aan welk percentage van de positief voorspelde gevallen correct is.</w:t>
-      </w:r>
+        </w:rPr>
+        <w:t>B</w:t>
+      </w:r>
+      <w:r>
+        <w:t xml:space="preserve">egrip van </w:t>
+      </w:r>
+      <w:proofErr w:type="spellStart"/>
+      <w:r>
+        <w:t>evaluatiemetrics</w:t>
+      </w:r>
+      <w:proofErr w:type="spellEnd"/>
       <w:r>
         <w:br/>
-      </w:r>
-      <w:proofErr w:type="spellStart"/>
-      <w:r>
-        <w:t>Recall</w:t>
-      </w:r>
-      <w:proofErr w:type="spellEnd"/>
-      <w:r>
-        <w:t xml:space="preserve"> geeft aan hoeveel van de echte positieve gevallen correct zijn gevonden.</w:t>
-      </w:r>
-    </w:p>
-    <w:p>
-      <w:r>
-        <w:pict w14:anchorId="36BAE877">
-          <v:rect id="_x0000_i1380" style="width:0;height:1.5pt" o:hralign="center" o:hrstd="t" o:hr="t" fillcolor="#a0a0a0" stroked="f"/>
-        </w:pict>
-      </w:r>
-    </w:p>
-    <w:p>
-      <w:pPr>
-        <w:rPr>
-          <w:b/>
-          <w:bCs/>
-        </w:rPr>
-      </w:pPr>
-      <w:r>
-        <w:rPr>
-          <w:rFonts w:ascii="Segoe UI Emoji" w:hAnsi="Segoe UI Emoji" w:cs="Segoe UI Emoji"/>
-          <w:b/>
-          <w:bCs/>
-        </w:rPr>
-        <w:t>❓</w:t>
-      </w:r>
-      <w:r>
-        <w:rPr>
-          <w:b/>
-          <w:bCs/>
-        </w:rPr>
-        <w:t xml:space="preserve"> 4. Wat doet </w:t>
-      </w:r>
-      <w:proofErr w:type="spellStart"/>
-      <w:r>
-        <w:rPr>
-          <w:b/>
-          <w:bCs/>
-        </w:rPr>
-        <w:t>max_depth</w:t>
-      </w:r>
-      <w:proofErr w:type="spellEnd"/>
-      <w:r>
-        <w:rPr>
-          <w:b/>
-          <w:bCs/>
-        </w:rPr>
-        <w:t>?</w:t>
-      </w:r>
-    </w:p>
-    <w:p>
-      <w:r>
-        <w:rPr>
-          <w:b/>
-          <w:bCs/>
-        </w:rPr>
-        <w:t>Antwoord:</w:t>
-      </w:r>
-      <w:r>
-        <w:t> </w:t>
-      </w:r>
-      <w:proofErr w:type="spellStart"/>
-      <w:r>
-        <w:t>max_depth</w:t>
-      </w:r>
-      <w:proofErr w:type="spellEnd"/>
-      <w:r>
-        <w:t xml:space="preserve"> beperkt hoe diep de boom mag groeien. Een grotere diepte kan beter trainen maar verhoogt risico op </w:t>
-      </w:r>
-      <w:proofErr w:type="spellStart"/>
-      <w:r>
-        <w:t>overfitting</w:t>
-      </w:r>
-      <w:proofErr w:type="spellEnd"/>
-      <w:r>
-        <w:t>.</w:t>
-      </w:r>
-    </w:p>
-    <w:p>
-      <w:r>
-        <w:pict w14:anchorId="3B74F426">
-          <v:rect id="_x0000_i1381" style="width:0;height:1.5pt" o:hralign="center" o:hrstd="t" o:hr="t" fillcolor="#a0a0a0" stroked="f"/>
-        </w:pict>
-      </w:r>
-    </w:p>
-    <w:p>
-      <w:pPr>
-        <w:rPr>
-          <w:b/>
-          <w:bCs/>
-        </w:rPr>
-      </w:pPr>
-      <w:r>
-        <w:rPr>
-          <w:rFonts w:ascii="Segoe UI Emoji" w:hAnsi="Segoe UI Emoji" w:cs="Segoe UI Emoji"/>
-          <w:b/>
-          <w:bCs/>
-        </w:rPr>
-        <w:t>❓</w:t>
-      </w:r>
-      <w:r>
-        <w:rPr>
-          <w:b/>
-          <w:bCs/>
-        </w:rPr>
-        <w:t xml:space="preserve"> 5. Waarom gebruik je </w:t>
-      </w:r>
-      <w:proofErr w:type="spellStart"/>
-      <w:r>
-        <w:rPr>
-          <w:b/>
-          <w:bCs/>
-        </w:rPr>
-        <w:t>weighted</w:t>
-      </w:r>
-      <w:proofErr w:type="spellEnd"/>
-      <w:r>
-        <w:rPr>
-          <w:b/>
-          <w:bCs/>
-        </w:rPr>
-        <w:t xml:space="preserve"> F1 bij </w:t>
-      </w:r>
-      <w:proofErr w:type="spellStart"/>
-      <w:r>
-        <w:rPr>
-          <w:b/>
-          <w:bCs/>
-        </w:rPr>
-        <w:t>multi</w:t>
-      </w:r>
-      <w:proofErr w:type="spellEnd"/>
-      <w:r>
-        <w:rPr>
-          <w:b/>
-          <w:bCs/>
-        </w:rPr>
-        <w:t>-class?</w:t>
-      </w:r>
-    </w:p>
-    <w:p>
-      <w:r>
-        <w:rPr>
-          <w:b/>
-          <w:bCs/>
-        </w:rPr>
-        <w:t>Antwoord:</w:t>
-      </w:r>
-      <w:r>
-        <w:t xml:space="preserve"> Omdat sommige klassen vaker voorkomen dan andere. </w:t>
-      </w:r>
-      <w:proofErr w:type="spellStart"/>
-      <w:r>
-        <w:t>Weighted</w:t>
-      </w:r>
-      <w:proofErr w:type="spellEnd"/>
-      <w:r>
-        <w:t xml:space="preserve"> F1 houdt rekening met </w:t>
-      </w:r>
-      <w:proofErr w:type="spellStart"/>
-      <w:r>
-        <w:t>klasseverdeling</w:t>
-      </w:r>
-      <w:proofErr w:type="spellEnd"/>
-      <w:r>
-        <w:t xml:space="preserve"> en geeft daardoor eerlijker evaluatie.</w:t>
-      </w:r>
-    </w:p>
-    <w:p>
-      <w:r>
-        <w:pict w14:anchorId="10C72442">
-          <v:rect id="_x0000_i1382" style="width:0;height:1.5pt" o:hralign="center" o:hrstd="t" o:hr="t" fillcolor="#a0a0a0" stroked="f"/>
-        </w:pict>
-      </w:r>
-    </w:p>
-    <w:p>
-      <w:pPr>
-        <w:rPr>
-          <w:b/>
-          <w:bCs/>
-        </w:rPr>
-      </w:pPr>
-      <w:r>
-        <w:rPr>
-          <w:rFonts w:ascii="Segoe UI Emoji" w:hAnsi="Segoe UI Emoji" w:cs="Segoe UI Emoji"/>
-          <w:b/>
-          <w:bCs/>
-        </w:rPr>
-        <w:t>🎓</w:t>
-      </w:r>
-      <w:r>
-        <w:rPr>
-          <w:b/>
-          <w:bCs/>
-        </w:rPr>
-        <w:t xml:space="preserve"> Wat jij hiermee laat zien</w:t>
-      </w:r>
-    </w:p>
-    <w:p>
-      <w:r>
-        <w:rPr>
-          <w:rFonts w:ascii="Segoe UI Emoji" w:hAnsi="Segoe UI Emoji" w:cs="Segoe UI Emoji"/>
-        </w:rPr>
-        <w:t>✅</w:t>
-      </w:r>
-      <w:r>
-        <w:t xml:space="preserve"> Begrip van </w:t>
-      </w:r>
-      <w:proofErr w:type="spellStart"/>
-      <w:r>
-        <w:t>supervised</w:t>
-      </w:r>
-      <w:proofErr w:type="spellEnd"/>
+        <w:t xml:space="preserve">Correct gebruik van </w:t>
+      </w:r>
+      <w:proofErr w:type="spellStart"/>
+      <w:r>
+        <w:t>pipelines</w:t>
+      </w:r>
+      <w:proofErr w:type="spellEnd"/>
+    </w:p>
+    <w:p/>
+    <w:p>
+      <w:r>
+        <w:t>BEGRIPPEN ONDER ELKAAR</w:t>
+      </w:r>
+    </w:p>
+    <w:tbl>
+      <w:tblPr>
+        <w:tblW w:w="0" w:type="auto"/>
+        <w:tblBorders>
+          <w:top w:val="single" w:sz="2" w:space="0" w:color="auto"/>
+          <w:left w:val="single" w:sz="2" w:space="0" w:color="auto"/>
+          <w:bottom w:val="single" w:sz="2" w:space="0" w:color="auto"/>
+          <w:right w:val="single" w:sz="2" w:space="0" w:color="auto"/>
+        </w:tblBorders>
+        <w:tblCellMar>
+          <w:left w:w="0" w:type="dxa"/>
+          <w:right w:w="0" w:type="dxa"/>
+        </w:tblCellMar>
+        <w:tblLook w:val="04A0" w:firstRow="1" w:lastRow="0" w:firstColumn="1" w:lastColumn="0" w:noHBand="0" w:noVBand="1"/>
+      </w:tblPr>
+      <w:tblGrid>
+        <w:gridCol w:w="2548"/>
+        <w:gridCol w:w="6521"/>
+      </w:tblGrid>
+      <w:tr>
+        <w:trPr>
+          <w:tblHeader/>
+        </w:trPr>
+        <w:tc>
+          <w:tcPr>
+            <w:tcW w:w="0" w:type="auto"/>
+            <w:tcBorders>
+              <w:top w:val="single" w:sz="2" w:space="0" w:color="auto"/>
+              <w:left w:val="single" w:sz="2" w:space="0" w:color="auto"/>
+              <w:bottom w:val="single" w:sz="2" w:space="0" w:color="auto"/>
+              <w:right w:val="single" w:sz="4" w:space="0" w:color="auto"/>
+            </w:tcBorders>
+            <w:tcMar>
+              <w:top w:w="180" w:type="dxa"/>
+              <w:left w:w="240" w:type="dxa"/>
+              <w:bottom w:w="180" w:type="dxa"/>
+              <w:right w:w="240" w:type="dxa"/>
+            </w:tcMar>
+            <w:vAlign w:val="center"/>
+            <w:hideMark/>
+          </w:tcPr>
+          <w:p>
+            <w:r>
+              <w:t>Begrip</w:t>
+            </w:r>
+          </w:p>
+        </w:tc>
+        <w:tc>
+          <w:tcPr>
+            <w:tcW w:w="0" w:type="auto"/>
+            <w:tcBorders>
+              <w:top w:val="single" w:sz="2" w:space="0" w:color="auto"/>
+              <w:left w:val="single" w:sz="2" w:space="0" w:color="auto"/>
+              <w:bottom w:val="single" w:sz="2" w:space="0" w:color="auto"/>
+              <w:right w:val="nil"/>
+            </w:tcBorders>
+            <w:tcMar>
+              <w:top w:w="180" w:type="dxa"/>
+              <w:left w:w="240" w:type="dxa"/>
+              <w:bottom w:w="180" w:type="dxa"/>
+              <w:right w:w="240" w:type="dxa"/>
+            </w:tcMar>
+            <w:vAlign w:val="center"/>
+            <w:hideMark/>
+          </w:tcPr>
+          <w:p>
+            <w:r>
+              <w:t>Betekenis</w:t>
+            </w:r>
+          </w:p>
+        </w:tc>
+      </w:tr>
+      <w:tr>
+        <w:tc>
+          <w:tcPr>
+            <w:tcW w:w="0" w:type="auto"/>
+            <w:tcBorders>
+              <w:top w:val="single" w:sz="2" w:space="0" w:color="auto"/>
+              <w:left w:val="single" w:sz="2" w:space="0" w:color="auto"/>
+              <w:bottom w:val="single" w:sz="2" w:space="0" w:color="auto"/>
+              <w:right w:val="single" w:sz="4" w:space="0" w:color="auto"/>
+            </w:tcBorders>
+            <w:tcMar>
+              <w:top w:w="180" w:type="dxa"/>
+              <w:left w:w="240" w:type="dxa"/>
+              <w:bottom w:w="180" w:type="dxa"/>
+              <w:right w:w="240" w:type="dxa"/>
+            </w:tcMar>
+            <w:vAlign w:val="center"/>
+            <w:hideMark/>
+          </w:tcPr>
+          <w:p>
+            <w:r>
+              <w:t>Classificatie</w:t>
+            </w:r>
+          </w:p>
+        </w:tc>
+        <w:tc>
+          <w:tcPr>
+            <w:tcW w:w="0" w:type="auto"/>
+            <w:tcBorders>
+              <w:top w:val="single" w:sz="2" w:space="0" w:color="auto"/>
+              <w:left w:val="single" w:sz="2" w:space="0" w:color="auto"/>
+              <w:bottom w:val="single" w:sz="2" w:space="0" w:color="auto"/>
+              <w:right w:val="nil"/>
+            </w:tcBorders>
+            <w:tcMar>
+              <w:top w:w="180" w:type="dxa"/>
+              <w:left w:w="240" w:type="dxa"/>
+              <w:bottom w:w="180" w:type="dxa"/>
+              <w:right w:w="240" w:type="dxa"/>
+            </w:tcMar>
+            <w:vAlign w:val="center"/>
+            <w:hideMark/>
+          </w:tcPr>
+          <w:p>
+            <w:r>
+              <w:t xml:space="preserve">Model dat objecten in categorieën indeelt: binair (2 klassen) of </w:t>
+            </w:r>
+            <w:proofErr w:type="spellStart"/>
+            <w:r>
+              <w:t>multi</w:t>
+            </w:r>
+            <w:proofErr w:type="spellEnd"/>
+            <w:r>
+              <w:t>-class (&gt;2 klassen)</w:t>
+            </w:r>
+          </w:p>
+        </w:tc>
+      </w:tr>
+      <w:tr>
+        <w:tc>
+          <w:tcPr>
+            <w:tcW w:w="0" w:type="auto"/>
+            <w:tcBorders>
+              <w:top w:val="single" w:sz="2" w:space="0" w:color="auto"/>
+              <w:left w:val="single" w:sz="2" w:space="0" w:color="auto"/>
+              <w:bottom w:val="single" w:sz="2" w:space="0" w:color="auto"/>
+              <w:right w:val="single" w:sz="4" w:space="0" w:color="auto"/>
+            </w:tcBorders>
+            <w:tcMar>
+              <w:top w:w="180" w:type="dxa"/>
+              <w:left w:w="240" w:type="dxa"/>
+              <w:bottom w:w="180" w:type="dxa"/>
+              <w:right w:w="240" w:type="dxa"/>
+            </w:tcMar>
+            <w:vAlign w:val="center"/>
+            <w:hideMark/>
+          </w:tcPr>
+          <w:p>
+            <w:r>
+              <w:t>Feature</w:t>
+            </w:r>
+          </w:p>
+        </w:tc>
+        <w:tc>
+          <w:tcPr>
+            <w:tcW w:w="0" w:type="auto"/>
+            <w:tcBorders>
+              <w:top w:val="single" w:sz="2" w:space="0" w:color="auto"/>
+              <w:left w:val="single" w:sz="2" w:space="0" w:color="auto"/>
+              <w:bottom w:val="single" w:sz="2" w:space="0" w:color="auto"/>
+              <w:right w:val="nil"/>
+            </w:tcBorders>
+            <w:tcMar>
+              <w:top w:w="180" w:type="dxa"/>
+              <w:left w:w="240" w:type="dxa"/>
+              <w:bottom w:w="180" w:type="dxa"/>
+              <w:right w:w="240" w:type="dxa"/>
+            </w:tcMar>
+            <w:vAlign w:val="center"/>
+            <w:hideMark/>
+          </w:tcPr>
+          <w:p>
+            <w:r>
+              <w:t xml:space="preserve">Invoervariabele waar het model op leert (Overall </w:t>
+            </w:r>
+            <w:proofErr w:type="spellStart"/>
+            <w:r>
+              <w:t>Qual</w:t>
+            </w:r>
+            <w:proofErr w:type="spellEnd"/>
+            <w:r>
+              <w:t>, Gr Liv Area, </w:t>
+            </w:r>
+            <w:proofErr w:type="spellStart"/>
+            <w:r>
+              <w:t>Neighborhood</w:t>
+            </w:r>
+            <w:proofErr w:type="spellEnd"/>
+            <w:r>
+              <w:t>)</w:t>
+            </w:r>
+          </w:p>
+        </w:tc>
+      </w:tr>
+      <w:tr>
+        <w:tc>
+          <w:tcPr>
+            <w:tcW w:w="0" w:type="auto"/>
+            <w:tcBorders>
+              <w:top w:val="single" w:sz="2" w:space="0" w:color="auto"/>
+              <w:left w:val="single" w:sz="2" w:space="0" w:color="auto"/>
+              <w:bottom w:val="single" w:sz="2" w:space="0" w:color="auto"/>
+              <w:right w:val="single" w:sz="4" w:space="0" w:color="auto"/>
+            </w:tcBorders>
+            <w:tcMar>
+              <w:top w:w="180" w:type="dxa"/>
+              <w:left w:w="240" w:type="dxa"/>
+              <w:bottom w:w="180" w:type="dxa"/>
+              <w:right w:w="240" w:type="dxa"/>
+            </w:tcMar>
+            <w:vAlign w:val="center"/>
+            <w:hideMark/>
+          </w:tcPr>
+          <w:p>
+            <w:r>
+              <w:t>Target</w:t>
+            </w:r>
+          </w:p>
+        </w:tc>
+        <w:tc>
+          <w:tcPr>
+            <w:tcW w:w="0" w:type="auto"/>
+            <w:tcBorders>
+              <w:top w:val="single" w:sz="2" w:space="0" w:color="auto"/>
+              <w:left w:val="single" w:sz="2" w:space="0" w:color="auto"/>
+              <w:bottom w:val="single" w:sz="2" w:space="0" w:color="auto"/>
+              <w:right w:val="nil"/>
+            </w:tcBorders>
+            <w:tcMar>
+              <w:top w:w="180" w:type="dxa"/>
+              <w:left w:w="240" w:type="dxa"/>
+              <w:bottom w:w="180" w:type="dxa"/>
+              <w:right w:w="240" w:type="dxa"/>
+            </w:tcMar>
+            <w:vAlign w:val="center"/>
+            <w:hideMark/>
+          </w:tcPr>
+          <w:p>
+            <w:r>
+              <w:t>Wat je wilt voorspellen (garage wel/niet, kwaliteitsniveau 1–10)</w:t>
+            </w:r>
+          </w:p>
+        </w:tc>
+      </w:tr>
+      <w:tr>
+        <w:tc>
+          <w:tcPr>
+            <w:tcW w:w="0" w:type="auto"/>
+            <w:tcBorders>
+              <w:top w:val="single" w:sz="2" w:space="0" w:color="auto"/>
+              <w:left w:val="single" w:sz="2" w:space="0" w:color="auto"/>
+              <w:bottom w:val="single" w:sz="2" w:space="0" w:color="auto"/>
+              <w:right w:val="single" w:sz="4" w:space="0" w:color="auto"/>
+            </w:tcBorders>
+            <w:tcMar>
+              <w:top w:w="180" w:type="dxa"/>
+              <w:left w:w="240" w:type="dxa"/>
+              <w:bottom w:w="180" w:type="dxa"/>
+              <w:right w:w="240" w:type="dxa"/>
+            </w:tcMar>
+            <w:vAlign w:val="center"/>
+            <w:hideMark/>
+          </w:tcPr>
+          <w:p>
+            <w:proofErr w:type="spellStart"/>
+            <w:r>
+              <w:t>OneHotEncoder</w:t>
+            </w:r>
+            <w:proofErr w:type="spellEnd"/>
+          </w:p>
+        </w:tc>
+        <w:tc>
+          <w:tcPr>
+            <w:tcW w:w="0" w:type="auto"/>
+            <w:tcBorders>
+              <w:top w:val="single" w:sz="2" w:space="0" w:color="auto"/>
+              <w:left w:val="single" w:sz="2" w:space="0" w:color="auto"/>
+              <w:bottom w:val="single" w:sz="2" w:space="0" w:color="auto"/>
+              <w:right w:val="nil"/>
+            </w:tcBorders>
+            <w:tcMar>
+              <w:top w:w="180" w:type="dxa"/>
+              <w:left w:w="240" w:type="dxa"/>
+              <w:bottom w:w="180" w:type="dxa"/>
+              <w:right w:w="240" w:type="dxa"/>
+            </w:tcMar>
+            <w:vAlign w:val="center"/>
+            <w:hideMark/>
+          </w:tcPr>
+          <w:p>
+            <w:r>
+              <w:t xml:space="preserve">Zet een categorische feature (bv. buurtnaam) om in losse 0/1-kolommen, want </w:t>
+            </w:r>
+            <w:proofErr w:type="spellStart"/>
+            <w:r>
+              <w:t>Decision</w:t>
+            </w:r>
+            <w:proofErr w:type="spellEnd"/>
+            <w:r>
+              <w:t xml:space="preserve"> Trees kunnen alleen met getallen rekenen</w:t>
+            </w:r>
+          </w:p>
+        </w:tc>
+      </w:tr>
+      <w:tr>
+        <w:tc>
+          <w:tcPr>
+            <w:tcW w:w="0" w:type="auto"/>
+            <w:tcBorders>
+              <w:top w:val="single" w:sz="2" w:space="0" w:color="auto"/>
+              <w:left w:val="single" w:sz="2" w:space="0" w:color="auto"/>
+              <w:bottom w:val="single" w:sz="2" w:space="0" w:color="auto"/>
+              <w:right w:val="single" w:sz="4" w:space="0" w:color="auto"/>
+            </w:tcBorders>
+            <w:tcMar>
+              <w:top w:w="180" w:type="dxa"/>
+              <w:left w:w="240" w:type="dxa"/>
+              <w:bottom w:w="180" w:type="dxa"/>
+              <w:right w:w="240" w:type="dxa"/>
+            </w:tcMar>
+            <w:vAlign w:val="center"/>
+            <w:hideMark/>
+          </w:tcPr>
+          <w:p>
+            <w:proofErr w:type="spellStart"/>
+            <w:r>
+              <w:t>ColumnTransformer</w:t>
+            </w:r>
+            <w:proofErr w:type="spellEnd"/>
+          </w:p>
+        </w:tc>
+        <w:tc>
+          <w:tcPr>
+            <w:tcW w:w="0" w:type="auto"/>
+            <w:tcBorders>
+              <w:top w:val="single" w:sz="2" w:space="0" w:color="auto"/>
+              <w:left w:val="single" w:sz="2" w:space="0" w:color="auto"/>
+              <w:bottom w:val="single" w:sz="2" w:space="0" w:color="auto"/>
+              <w:right w:val="nil"/>
+            </w:tcBorders>
+            <w:tcMar>
+              <w:top w:w="180" w:type="dxa"/>
+              <w:left w:w="240" w:type="dxa"/>
+              <w:bottom w:w="180" w:type="dxa"/>
+              <w:right w:w="240" w:type="dxa"/>
+            </w:tcMar>
+            <w:vAlign w:val="center"/>
+            <w:hideMark/>
+          </w:tcPr>
+          <w:p>
+            <w:r>
+              <w:t xml:space="preserve">Past verschillende preprocessing toe op verschillende kolommen (hier: </w:t>
+            </w:r>
+            <w:proofErr w:type="spellStart"/>
+            <w:r>
+              <w:t>OneHotEncoder</w:t>
+            </w:r>
+            <w:proofErr w:type="spellEnd"/>
+            <w:r>
+              <w:t xml:space="preserve"> op </w:t>
+            </w:r>
+            <w:proofErr w:type="spellStart"/>
+            <w:r>
+              <w:t>Neighborhood</w:t>
+            </w:r>
+            <w:proofErr w:type="spellEnd"/>
+            <w:r>
+              <w:t>, rest ongewijzigd)</w:t>
+            </w:r>
+          </w:p>
+        </w:tc>
+      </w:tr>
+      <w:tr>
+        <w:tc>
+          <w:tcPr>
+            <w:tcW w:w="0" w:type="auto"/>
+            <w:tcBorders>
+              <w:top w:val="single" w:sz="2" w:space="0" w:color="auto"/>
+              <w:left w:val="single" w:sz="2" w:space="0" w:color="auto"/>
+              <w:bottom w:val="single" w:sz="2" w:space="0" w:color="auto"/>
+              <w:right w:val="single" w:sz="4" w:space="0" w:color="auto"/>
+            </w:tcBorders>
+            <w:tcMar>
+              <w:top w:w="180" w:type="dxa"/>
+              <w:left w:w="240" w:type="dxa"/>
+              <w:bottom w:w="180" w:type="dxa"/>
+              <w:right w:w="240" w:type="dxa"/>
+            </w:tcMar>
+            <w:vAlign w:val="center"/>
+            <w:hideMark/>
+          </w:tcPr>
+          <w:p>
+            <w:r>
+              <w:t>Pipeline</w:t>
+            </w:r>
+          </w:p>
+        </w:tc>
+        <w:tc>
+          <w:tcPr>
+            <w:tcW w:w="0" w:type="auto"/>
+            <w:tcBorders>
+              <w:top w:val="single" w:sz="2" w:space="0" w:color="auto"/>
+              <w:left w:val="single" w:sz="2" w:space="0" w:color="auto"/>
+              <w:bottom w:val="single" w:sz="2" w:space="0" w:color="auto"/>
+              <w:right w:val="nil"/>
+            </w:tcBorders>
+            <w:tcMar>
+              <w:top w:w="180" w:type="dxa"/>
+              <w:left w:w="240" w:type="dxa"/>
+              <w:bottom w:w="180" w:type="dxa"/>
+              <w:right w:w="240" w:type="dxa"/>
+            </w:tcMar>
+            <w:vAlign w:val="center"/>
+            <w:hideMark/>
+          </w:tcPr>
+          <w:p>
+            <w:r>
+              <w:t>Koppelt preprocessing + model aan elkaar, zodat je fit en </w:t>
+            </w:r>
+            <w:proofErr w:type="spellStart"/>
+            <w:r>
+              <w:t>predict</w:t>
+            </w:r>
+            <w:proofErr w:type="spellEnd"/>
+            <w:r>
+              <w:t> in één keer kunt uitvoeren en niets vergeet</w:t>
+            </w:r>
+          </w:p>
+        </w:tc>
+      </w:tr>
+      <w:tr>
+        <w:tc>
+          <w:tcPr>
+            <w:tcW w:w="0" w:type="auto"/>
+            <w:tcBorders>
+              <w:top w:val="single" w:sz="2" w:space="0" w:color="auto"/>
+              <w:left w:val="single" w:sz="2" w:space="0" w:color="auto"/>
+              <w:bottom w:val="single" w:sz="2" w:space="0" w:color="auto"/>
+              <w:right w:val="single" w:sz="4" w:space="0" w:color="auto"/>
+            </w:tcBorders>
+            <w:tcMar>
+              <w:top w:w="180" w:type="dxa"/>
+              <w:left w:w="240" w:type="dxa"/>
+              <w:bottom w:w="180" w:type="dxa"/>
+              <w:right w:w="240" w:type="dxa"/>
+            </w:tcMar>
+            <w:vAlign w:val="center"/>
+            <w:hideMark/>
+          </w:tcPr>
+          <w:p>
+            <w:r>
+              <w:t>Train/test split</w:t>
+            </w:r>
+          </w:p>
+        </w:tc>
+        <w:tc>
+          <w:tcPr>
+            <w:tcW w:w="0" w:type="auto"/>
+            <w:tcBorders>
+              <w:top w:val="single" w:sz="2" w:space="0" w:color="auto"/>
+              <w:left w:val="single" w:sz="2" w:space="0" w:color="auto"/>
+              <w:bottom w:val="single" w:sz="2" w:space="0" w:color="auto"/>
+              <w:right w:val="nil"/>
+            </w:tcBorders>
+            <w:tcMar>
+              <w:top w:w="180" w:type="dxa"/>
+              <w:left w:w="240" w:type="dxa"/>
+              <w:bottom w:w="180" w:type="dxa"/>
+              <w:right w:w="240" w:type="dxa"/>
+            </w:tcMar>
+            <w:vAlign w:val="center"/>
+            <w:hideMark/>
+          </w:tcPr>
+          <w:p>
+            <w:r>
+              <w:t>Data opsplitsen in 80% trainingsdata (</w:t>
+            </w:r>
+            <w:proofErr w:type="gramStart"/>
+            <w:r>
+              <w:t>model leert</w:t>
+            </w:r>
+            <w:proofErr w:type="gramEnd"/>
+            <w:r>
+              <w:t>) en 20% testdata (model wordt geëvalueerd op onbekende data)</w:t>
+            </w:r>
+          </w:p>
+        </w:tc>
+      </w:tr>
+      <w:tr>
+        <w:tc>
+          <w:tcPr>
+            <w:tcW w:w="0" w:type="auto"/>
+            <w:tcBorders>
+              <w:top w:val="single" w:sz="2" w:space="0" w:color="auto"/>
+              <w:left w:val="single" w:sz="2" w:space="0" w:color="auto"/>
+              <w:bottom w:val="single" w:sz="2" w:space="0" w:color="auto"/>
+              <w:right w:val="single" w:sz="4" w:space="0" w:color="auto"/>
+            </w:tcBorders>
+            <w:tcMar>
+              <w:top w:w="180" w:type="dxa"/>
+              <w:left w:w="240" w:type="dxa"/>
+              <w:bottom w:w="180" w:type="dxa"/>
+              <w:right w:w="240" w:type="dxa"/>
+            </w:tcMar>
+            <w:vAlign w:val="center"/>
+            <w:hideMark/>
+          </w:tcPr>
+          <w:p>
+            <w:proofErr w:type="spellStart"/>
+            <w:proofErr w:type="gramStart"/>
+            <w:r>
+              <w:t>random</w:t>
+            </w:r>
+            <w:proofErr w:type="gramEnd"/>
+            <w:r>
+              <w:t>_state</w:t>
+            </w:r>
+            <w:proofErr w:type="spellEnd"/>
+          </w:p>
+        </w:tc>
+        <w:tc>
+          <w:tcPr>
+            <w:tcW w:w="0" w:type="auto"/>
+            <w:tcBorders>
+              <w:top w:val="single" w:sz="2" w:space="0" w:color="auto"/>
+              <w:left w:val="single" w:sz="2" w:space="0" w:color="auto"/>
+              <w:bottom w:val="single" w:sz="2" w:space="0" w:color="auto"/>
+              <w:right w:val="nil"/>
+            </w:tcBorders>
+            <w:tcMar>
+              <w:top w:w="180" w:type="dxa"/>
+              <w:left w:w="240" w:type="dxa"/>
+              <w:bottom w:w="180" w:type="dxa"/>
+              <w:right w:w="240" w:type="dxa"/>
+            </w:tcMar>
+            <w:vAlign w:val="center"/>
+            <w:hideMark/>
+          </w:tcPr>
+          <w:p>
+            <w:r>
+              <w:t>Zorgt dat de split reproduceerbaar is — bij dezelfde </w:t>
+            </w:r>
+            <w:proofErr w:type="spellStart"/>
+            <w:r>
+              <w:t>random_state</w:t>
+            </w:r>
+            <w:proofErr w:type="spellEnd"/>
+            <w:r>
+              <w:t> krijg je telkens dezelfde verdeling</w:t>
+            </w:r>
+          </w:p>
+        </w:tc>
+      </w:tr>
+      <w:tr>
+        <w:tc>
+          <w:tcPr>
+            <w:tcW w:w="0" w:type="auto"/>
+            <w:tcBorders>
+              <w:top w:val="single" w:sz="2" w:space="0" w:color="auto"/>
+              <w:left w:val="single" w:sz="2" w:space="0" w:color="auto"/>
+              <w:bottom w:val="single" w:sz="2" w:space="0" w:color="auto"/>
+              <w:right w:val="single" w:sz="4" w:space="0" w:color="auto"/>
+            </w:tcBorders>
+            <w:tcMar>
+              <w:top w:w="180" w:type="dxa"/>
+              <w:left w:w="240" w:type="dxa"/>
+              <w:bottom w:w="180" w:type="dxa"/>
+              <w:right w:w="240" w:type="dxa"/>
+            </w:tcMar>
+            <w:vAlign w:val="center"/>
+            <w:hideMark/>
+          </w:tcPr>
+          <w:p>
+            <w:proofErr w:type="spellStart"/>
+            <w:r>
+              <w:t>Decision</w:t>
+            </w:r>
+            <w:proofErr w:type="spellEnd"/>
+            <w:r>
+              <w:t xml:space="preserve"> Tree</w:t>
+            </w:r>
+          </w:p>
+        </w:tc>
+        <w:tc>
+          <w:tcPr>
+            <w:tcW w:w="0" w:type="auto"/>
+            <w:tcBorders>
+              <w:top w:val="single" w:sz="2" w:space="0" w:color="auto"/>
+              <w:left w:val="single" w:sz="2" w:space="0" w:color="auto"/>
+              <w:bottom w:val="single" w:sz="2" w:space="0" w:color="auto"/>
+              <w:right w:val="nil"/>
+            </w:tcBorders>
+            <w:tcMar>
+              <w:top w:w="180" w:type="dxa"/>
+              <w:left w:w="240" w:type="dxa"/>
+              <w:bottom w:w="180" w:type="dxa"/>
+              <w:right w:w="240" w:type="dxa"/>
+            </w:tcMar>
+            <w:vAlign w:val="center"/>
+            <w:hideMark/>
+          </w:tcPr>
+          <w:p>
+            <w:r>
+              <w:t>Model dat beslist door ja/nee-vragen te stellen in een boomstructuur (bv. "is kwaliteit &gt; 7?")</w:t>
+            </w:r>
+          </w:p>
+        </w:tc>
+      </w:tr>
+      <w:tr>
+        <w:tc>
+          <w:tcPr>
+            <w:tcW w:w="0" w:type="auto"/>
+            <w:tcBorders>
+              <w:top w:val="single" w:sz="2" w:space="0" w:color="auto"/>
+              <w:left w:val="single" w:sz="2" w:space="0" w:color="auto"/>
+              <w:bottom w:val="single" w:sz="2" w:space="0" w:color="auto"/>
+              <w:right w:val="single" w:sz="4" w:space="0" w:color="auto"/>
+            </w:tcBorders>
+            <w:tcMar>
+              <w:top w:w="180" w:type="dxa"/>
+              <w:left w:w="240" w:type="dxa"/>
+              <w:bottom w:w="180" w:type="dxa"/>
+              <w:right w:w="240" w:type="dxa"/>
+            </w:tcMar>
+            <w:vAlign w:val="center"/>
+            <w:hideMark/>
+          </w:tcPr>
+          <w:p>
+            <w:proofErr w:type="spellStart"/>
+            <w:proofErr w:type="gramStart"/>
+            <w:r>
+              <w:t>max</w:t>
+            </w:r>
+            <w:proofErr w:type="gramEnd"/>
+            <w:r>
+              <w:t>_depth</w:t>
+            </w:r>
+            <w:proofErr w:type="spellEnd"/>
+          </w:p>
+        </w:tc>
+        <w:tc>
+          <w:tcPr>
+            <w:tcW w:w="0" w:type="auto"/>
+            <w:tcBorders>
+              <w:top w:val="single" w:sz="2" w:space="0" w:color="auto"/>
+              <w:left w:val="single" w:sz="2" w:space="0" w:color="auto"/>
+              <w:bottom w:val="single" w:sz="2" w:space="0" w:color="auto"/>
+              <w:right w:val="nil"/>
+            </w:tcBorders>
+            <w:tcMar>
+              <w:top w:w="180" w:type="dxa"/>
+              <w:left w:w="240" w:type="dxa"/>
+              <w:bottom w:w="180" w:type="dxa"/>
+              <w:right w:w="240" w:type="dxa"/>
+            </w:tcMar>
+            <w:vAlign w:val="center"/>
+            <w:hideMark/>
+          </w:tcPr>
+          <w:p>
+            <w:r>
+              <w:t xml:space="preserve">Maximale diepte van de boom — hoe dieper, hoe meer detail het model kan leren, maar ook meer risico op </w:t>
+            </w:r>
+            <w:proofErr w:type="spellStart"/>
+            <w:r>
+              <w:t>overfitting</w:t>
+            </w:r>
+            <w:proofErr w:type="spellEnd"/>
+          </w:p>
+        </w:tc>
+      </w:tr>
+      <w:tr>
+        <w:tc>
+          <w:tcPr>
+            <w:tcW w:w="0" w:type="auto"/>
+            <w:tcBorders>
+              <w:top w:val="single" w:sz="2" w:space="0" w:color="auto"/>
+              <w:left w:val="single" w:sz="2" w:space="0" w:color="auto"/>
+              <w:bottom w:val="single" w:sz="2" w:space="0" w:color="auto"/>
+              <w:right w:val="single" w:sz="4" w:space="0" w:color="auto"/>
+            </w:tcBorders>
+            <w:tcMar>
+              <w:top w:w="180" w:type="dxa"/>
+              <w:left w:w="240" w:type="dxa"/>
+              <w:bottom w:w="180" w:type="dxa"/>
+              <w:right w:w="240" w:type="dxa"/>
+            </w:tcMar>
+            <w:vAlign w:val="center"/>
+            <w:hideMark/>
+          </w:tcPr>
+          <w:p>
+            <w:proofErr w:type="spellStart"/>
+            <w:proofErr w:type="gramStart"/>
+            <w:r>
+              <w:t>min</w:t>
+            </w:r>
+            <w:proofErr w:type="gramEnd"/>
+            <w:r>
+              <w:t>_samples_split</w:t>
+            </w:r>
+            <w:proofErr w:type="spellEnd"/>
+          </w:p>
+        </w:tc>
+        <w:tc>
+          <w:tcPr>
+            <w:tcW w:w="0" w:type="auto"/>
+            <w:tcBorders>
+              <w:top w:val="single" w:sz="2" w:space="0" w:color="auto"/>
+              <w:left w:val="single" w:sz="2" w:space="0" w:color="auto"/>
+              <w:bottom w:val="single" w:sz="2" w:space="0" w:color="auto"/>
+              <w:right w:val="nil"/>
+            </w:tcBorders>
+            <w:tcMar>
+              <w:top w:w="180" w:type="dxa"/>
+              <w:left w:w="240" w:type="dxa"/>
+              <w:bottom w:w="180" w:type="dxa"/>
+              <w:right w:w="240" w:type="dxa"/>
+            </w:tcMar>
+            <w:vAlign w:val="center"/>
+            <w:hideMark/>
+          </w:tcPr>
+          <w:p>
+            <w:r>
+              <w:t>Minimaal aantal samples nodig om een knoop verder te splitsen — hogere waarde geeft stabielere, simpelere bomen</w:t>
+            </w:r>
+          </w:p>
+        </w:tc>
+      </w:tr>
+      <w:tr>
+        <w:tc>
+          <w:tcPr>
+            <w:tcW w:w="0" w:type="auto"/>
+            <w:tcBorders>
+              <w:top w:val="single" w:sz="2" w:space="0" w:color="auto"/>
+              <w:left w:val="single" w:sz="2" w:space="0" w:color="auto"/>
+              <w:bottom w:val="single" w:sz="2" w:space="0" w:color="auto"/>
+              <w:right w:val="single" w:sz="4" w:space="0" w:color="auto"/>
+            </w:tcBorders>
+            <w:tcMar>
+              <w:top w:w="180" w:type="dxa"/>
+              <w:left w:w="240" w:type="dxa"/>
+              <w:bottom w:w="180" w:type="dxa"/>
+              <w:right w:w="240" w:type="dxa"/>
+            </w:tcMar>
+            <w:vAlign w:val="center"/>
+            <w:hideMark/>
+          </w:tcPr>
+          <w:p>
+            <w:proofErr w:type="spellStart"/>
+            <w:r>
+              <w:t>Overfitting</w:t>
+            </w:r>
+            <w:proofErr w:type="spellEnd"/>
+          </w:p>
+        </w:tc>
+        <w:tc>
+          <w:tcPr>
+            <w:tcW w:w="0" w:type="auto"/>
+            <w:tcBorders>
+              <w:top w:val="single" w:sz="2" w:space="0" w:color="auto"/>
+              <w:left w:val="single" w:sz="2" w:space="0" w:color="auto"/>
+              <w:bottom w:val="single" w:sz="2" w:space="0" w:color="auto"/>
+              <w:right w:val="nil"/>
+            </w:tcBorders>
+            <w:tcMar>
+              <w:top w:w="180" w:type="dxa"/>
+              <w:left w:w="240" w:type="dxa"/>
+              <w:bottom w:w="180" w:type="dxa"/>
+              <w:right w:w="240" w:type="dxa"/>
+            </w:tcMar>
+            <w:vAlign w:val="center"/>
+            <w:hideMark/>
+          </w:tcPr>
+          <w:p>
+            <w:r>
+              <w:t>Model presteert goed op trainingsdata maar slecht op nieuwe data — het heeft ruis geleerd in plaats van het echte patroon</w:t>
+            </w:r>
+          </w:p>
+        </w:tc>
+      </w:tr>
+      <w:tr>
+        <w:tc>
+          <w:tcPr>
+            <w:tcW w:w="0" w:type="auto"/>
+            <w:tcBorders>
+              <w:top w:val="single" w:sz="2" w:space="0" w:color="auto"/>
+              <w:left w:val="single" w:sz="2" w:space="0" w:color="auto"/>
+              <w:bottom w:val="single" w:sz="2" w:space="0" w:color="auto"/>
+              <w:right w:val="single" w:sz="4" w:space="0" w:color="auto"/>
+            </w:tcBorders>
+            <w:tcMar>
+              <w:top w:w="180" w:type="dxa"/>
+              <w:left w:w="240" w:type="dxa"/>
+              <w:bottom w:w="180" w:type="dxa"/>
+              <w:right w:w="240" w:type="dxa"/>
+            </w:tcMar>
+            <w:vAlign w:val="center"/>
+            <w:hideMark/>
+          </w:tcPr>
+          <w:p>
+            <w:r>
+              <w:t>Underfitting</w:t>
+            </w:r>
+          </w:p>
+        </w:tc>
+        <w:tc>
+          <w:tcPr>
+            <w:tcW w:w="0" w:type="auto"/>
+            <w:tcBorders>
+              <w:top w:val="single" w:sz="2" w:space="0" w:color="auto"/>
+              <w:left w:val="single" w:sz="2" w:space="0" w:color="auto"/>
+              <w:bottom w:val="single" w:sz="2" w:space="0" w:color="auto"/>
+              <w:right w:val="nil"/>
+            </w:tcBorders>
+            <w:tcMar>
+              <w:top w:w="180" w:type="dxa"/>
+              <w:left w:w="240" w:type="dxa"/>
+              <w:bottom w:w="180" w:type="dxa"/>
+              <w:right w:w="240" w:type="dxa"/>
+            </w:tcMar>
+            <w:vAlign w:val="center"/>
+            <w:hideMark/>
+          </w:tcPr>
+          <w:p>
+            <w:r>
+              <w:t xml:space="preserve">Model is te simpel en leert de patronen in de data niet goed (tegenovergestelde van </w:t>
+            </w:r>
+            <w:proofErr w:type="spellStart"/>
+            <w:r>
+              <w:t>overfitting</w:t>
+            </w:r>
+            <w:proofErr w:type="spellEnd"/>
+            <w:r>
+              <w:t>)</w:t>
+            </w:r>
+          </w:p>
+        </w:tc>
+      </w:tr>
+      <w:tr>
+        <w:tc>
+          <w:tcPr>
+            <w:tcW w:w="0" w:type="auto"/>
+            <w:tcBorders>
+              <w:top w:val="single" w:sz="2" w:space="0" w:color="auto"/>
+              <w:left w:val="single" w:sz="2" w:space="0" w:color="auto"/>
+              <w:bottom w:val="single" w:sz="2" w:space="0" w:color="auto"/>
+              <w:right w:val="single" w:sz="4" w:space="0" w:color="auto"/>
+            </w:tcBorders>
+            <w:tcMar>
+              <w:top w:w="180" w:type="dxa"/>
+              <w:left w:w="240" w:type="dxa"/>
+              <w:bottom w:w="180" w:type="dxa"/>
+              <w:right w:w="240" w:type="dxa"/>
+            </w:tcMar>
+            <w:vAlign w:val="center"/>
+            <w:hideMark/>
+          </w:tcPr>
+          <w:p>
+            <w:proofErr w:type="spellStart"/>
+            <w:r>
+              <w:t>Generalization</w:t>
+            </w:r>
+            <w:proofErr w:type="spellEnd"/>
+          </w:p>
+        </w:tc>
+        <w:tc>
+          <w:tcPr>
+            <w:tcW w:w="0" w:type="auto"/>
+            <w:tcBorders>
+              <w:top w:val="single" w:sz="2" w:space="0" w:color="auto"/>
+              <w:left w:val="single" w:sz="2" w:space="0" w:color="auto"/>
+              <w:bottom w:val="single" w:sz="2" w:space="0" w:color="auto"/>
+              <w:right w:val="nil"/>
+            </w:tcBorders>
+            <w:tcMar>
+              <w:top w:w="180" w:type="dxa"/>
+              <w:left w:w="240" w:type="dxa"/>
+              <w:bottom w:w="180" w:type="dxa"/>
+              <w:right w:w="240" w:type="dxa"/>
+            </w:tcMar>
+            <w:vAlign w:val="center"/>
+            <w:hideMark/>
+          </w:tcPr>
+          <w:p>
+            <w:r>
+              <w:t>Hoe goed het model presteert op nieuwe, onzichtbare data — dat is waar het echt om draait</w:t>
+            </w:r>
+          </w:p>
+        </w:tc>
+      </w:tr>
+      <w:tr>
+        <w:tc>
+          <w:tcPr>
+            <w:tcW w:w="0" w:type="auto"/>
+            <w:tcBorders>
+              <w:top w:val="single" w:sz="2" w:space="0" w:color="auto"/>
+              <w:left w:val="single" w:sz="2" w:space="0" w:color="auto"/>
+              <w:bottom w:val="single" w:sz="2" w:space="0" w:color="auto"/>
+              <w:right w:val="single" w:sz="4" w:space="0" w:color="auto"/>
+            </w:tcBorders>
+            <w:tcMar>
+              <w:top w:w="180" w:type="dxa"/>
+              <w:left w:w="240" w:type="dxa"/>
+              <w:bottom w:w="180" w:type="dxa"/>
+              <w:right w:w="240" w:type="dxa"/>
+            </w:tcMar>
+            <w:vAlign w:val="center"/>
+            <w:hideMark/>
+          </w:tcPr>
+          <w:p>
+            <w:proofErr w:type="spellStart"/>
+            <w:r>
+              <w:t>Accuracy</w:t>
+            </w:r>
+            <w:proofErr w:type="spellEnd"/>
+          </w:p>
+        </w:tc>
+        <w:tc>
+          <w:tcPr>
+            <w:tcW w:w="0" w:type="auto"/>
+            <w:tcBorders>
+              <w:top w:val="single" w:sz="2" w:space="0" w:color="auto"/>
+              <w:left w:val="single" w:sz="2" w:space="0" w:color="auto"/>
+              <w:bottom w:val="single" w:sz="2" w:space="0" w:color="auto"/>
+              <w:right w:val="nil"/>
+            </w:tcBorders>
+            <w:tcMar>
+              <w:top w:w="180" w:type="dxa"/>
+              <w:left w:w="240" w:type="dxa"/>
+              <w:bottom w:w="180" w:type="dxa"/>
+              <w:right w:w="240" w:type="dxa"/>
+            </w:tcMar>
+            <w:vAlign w:val="center"/>
+            <w:hideMark/>
+          </w:tcPr>
+          <w:p>
+            <w:r>
+              <w:t>(Correcte voorspellingen</w:t>
+            </w:r>
+            <w:proofErr w:type="gramStart"/>
+            <w:r>
+              <w:t>) /</w:t>
+            </w:r>
+            <w:proofErr w:type="gramEnd"/>
+            <w:r>
+              <w:t xml:space="preserve"> (totaal voorspellingen) — simpel, maar misleidend bij scheve klassen</w:t>
+            </w:r>
+          </w:p>
+        </w:tc>
+      </w:tr>
+      <w:tr>
+        <w:tc>
+          <w:tcPr>
+            <w:tcW w:w="0" w:type="auto"/>
+            <w:tcBorders>
+              <w:top w:val="single" w:sz="2" w:space="0" w:color="auto"/>
+              <w:left w:val="single" w:sz="2" w:space="0" w:color="auto"/>
+              <w:bottom w:val="single" w:sz="2" w:space="0" w:color="auto"/>
+              <w:right w:val="single" w:sz="4" w:space="0" w:color="auto"/>
+            </w:tcBorders>
+            <w:tcMar>
+              <w:top w:w="180" w:type="dxa"/>
+              <w:left w:w="240" w:type="dxa"/>
+              <w:bottom w:w="180" w:type="dxa"/>
+              <w:right w:w="240" w:type="dxa"/>
+            </w:tcMar>
+            <w:vAlign w:val="center"/>
+            <w:hideMark/>
+          </w:tcPr>
+          <w:p>
+            <w:r>
+              <w:t>Precision</w:t>
+            </w:r>
+          </w:p>
+        </w:tc>
+        <w:tc>
+          <w:tcPr>
+            <w:tcW w:w="0" w:type="auto"/>
+            <w:tcBorders>
+              <w:top w:val="single" w:sz="2" w:space="0" w:color="auto"/>
+              <w:left w:val="single" w:sz="2" w:space="0" w:color="auto"/>
+              <w:bottom w:val="single" w:sz="2" w:space="0" w:color="auto"/>
+              <w:right w:val="nil"/>
+            </w:tcBorders>
+            <w:tcMar>
+              <w:top w:w="180" w:type="dxa"/>
+              <w:left w:w="240" w:type="dxa"/>
+              <w:bottom w:w="180" w:type="dxa"/>
+              <w:right w:w="240" w:type="dxa"/>
+            </w:tcMar>
+            <w:vAlign w:val="center"/>
+            <w:hideMark/>
+          </w:tcPr>
+          <w:p>
+            <w:r>
+              <w:t>Van alles wat het model als "positief" bestempelt, hoeveel is écht positief? (</w:t>
+            </w:r>
+            <w:proofErr w:type="gramStart"/>
+            <w:r>
+              <w:t>belangrijk</w:t>
+            </w:r>
+            <w:proofErr w:type="gramEnd"/>
+            <w:r>
+              <w:t xml:space="preserve"> bij dure fouten)</w:t>
+            </w:r>
+          </w:p>
+        </w:tc>
+      </w:tr>
+      <w:tr>
+        <w:tc>
+          <w:tcPr>
+            <w:tcW w:w="0" w:type="auto"/>
+            <w:tcBorders>
+              <w:top w:val="single" w:sz="2" w:space="0" w:color="auto"/>
+              <w:left w:val="single" w:sz="2" w:space="0" w:color="auto"/>
+              <w:bottom w:val="single" w:sz="2" w:space="0" w:color="auto"/>
+              <w:right w:val="single" w:sz="4" w:space="0" w:color="auto"/>
+            </w:tcBorders>
+            <w:tcMar>
+              <w:top w:w="180" w:type="dxa"/>
+              <w:left w:w="240" w:type="dxa"/>
+              <w:bottom w:w="180" w:type="dxa"/>
+              <w:right w:w="240" w:type="dxa"/>
+            </w:tcMar>
+            <w:vAlign w:val="center"/>
+            <w:hideMark/>
+          </w:tcPr>
+          <w:p>
+            <w:proofErr w:type="spellStart"/>
+            <w:r>
+              <w:t>Recall</w:t>
+            </w:r>
+            <w:proofErr w:type="spellEnd"/>
+          </w:p>
+        </w:tc>
+        <w:tc>
+          <w:tcPr>
+            <w:tcW w:w="0" w:type="auto"/>
+            <w:tcBorders>
+              <w:top w:val="single" w:sz="2" w:space="0" w:color="auto"/>
+              <w:left w:val="single" w:sz="2" w:space="0" w:color="auto"/>
+              <w:bottom w:val="single" w:sz="2" w:space="0" w:color="auto"/>
+              <w:right w:val="nil"/>
+            </w:tcBorders>
+            <w:tcMar>
+              <w:top w:w="180" w:type="dxa"/>
+              <w:left w:w="240" w:type="dxa"/>
+              <w:bottom w:w="180" w:type="dxa"/>
+              <w:right w:w="240" w:type="dxa"/>
+            </w:tcMar>
+            <w:vAlign w:val="center"/>
+            <w:hideMark/>
+          </w:tcPr>
+          <w:p>
+            <w:r>
+              <w:t>Van alle échte positieven, hoeveel heeft het model gevonden? (</w:t>
+            </w:r>
+            <w:proofErr w:type="gramStart"/>
+            <w:r>
+              <w:t>belangrijk</w:t>
+            </w:r>
+            <w:proofErr w:type="gramEnd"/>
+            <w:r>
+              <w:t xml:space="preserve"> als je geen positieven wilt missen)</w:t>
+            </w:r>
+          </w:p>
+        </w:tc>
+      </w:tr>
+      <w:tr>
+        <w:tc>
+          <w:tcPr>
+            <w:tcW w:w="0" w:type="auto"/>
+            <w:tcBorders>
+              <w:top w:val="single" w:sz="2" w:space="0" w:color="auto"/>
+              <w:left w:val="single" w:sz="2" w:space="0" w:color="auto"/>
+              <w:bottom w:val="single" w:sz="2" w:space="0" w:color="auto"/>
+              <w:right w:val="single" w:sz="4" w:space="0" w:color="auto"/>
+            </w:tcBorders>
+            <w:tcMar>
+              <w:top w:w="180" w:type="dxa"/>
+              <w:left w:w="240" w:type="dxa"/>
+              <w:bottom w:w="180" w:type="dxa"/>
+              <w:right w:w="240" w:type="dxa"/>
+            </w:tcMar>
+            <w:vAlign w:val="center"/>
+            <w:hideMark/>
+          </w:tcPr>
+          <w:p>
+            <w:r>
+              <w:t>F1-score</w:t>
+            </w:r>
+          </w:p>
+        </w:tc>
+        <w:tc>
+          <w:tcPr>
+            <w:tcW w:w="0" w:type="auto"/>
+            <w:tcBorders>
+              <w:top w:val="single" w:sz="2" w:space="0" w:color="auto"/>
+              <w:left w:val="single" w:sz="2" w:space="0" w:color="auto"/>
+              <w:bottom w:val="single" w:sz="2" w:space="0" w:color="auto"/>
+              <w:right w:val="nil"/>
+            </w:tcBorders>
+            <w:tcMar>
+              <w:top w:w="180" w:type="dxa"/>
+              <w:left w:w="240" w:type="dxa"/>
+              <w:bottom w:w="180" w:type="dxa"/>
+              <w:right w:w="240" w:type="dxa"/>
+            </w:tcMar>
+            <w:vAlign w:val="center"/>
+            <w:hideMark/>
+          </w:tcPr>
+          <w:p>
+            <w:r>
+              <w:t xml:space="preserve">Harmonisch gemiddelde van </w:t>
+            </w:r>
+            <w:proofErr w:type="spellStart"/>
+            <w:r>
+              <w:t>precision</w:t>
+            </w:r>
+            <w:proofErr w:type="spellEnd"/>
+            <w:r>
+              <w:t xml:space="preserve"> en </w:t>
+            </w:r>
+            <w:proofErr w:type="spellStart"/>
+            <w:r>
+              <w:t>recall</w:t>
+            </w:r>
+            <w:proofErr w:type="spellEnd"/>
+            <w:r>
+              <w:t xml:space="preserve"> — goede balansmaat</w:t>
+            </w:r>
+          </w:p>
+        </w:tc>
+      </w:tr>
+      <w:tr>
+        <w:tc>
+          <w:tcPr>
+            <w:tcW w:w="0" w:type="auto"/>
+            <w:tcBorders>
+              <w:top w:val="single" w:sz="2" w:space="0" w:color="auto"/>
+              <w:left w:val="single" w:sz="2" w:space="0" w:color="auto"/>
+              <w:bottom w:val="single" w:sz="2" w:space="0" w:color="auto"/>
+              <w:right w:val="single" w:sz="4" w:space="0" w:color="auto"/>
+            </w:tcBorders>
+            <w:tcMar>
+              <w:top w:w="180" w:type="dxa"/>
+              <w:left w:w="240" w:type="dxa"/>
+              <w:bottom w:w="180" w:type="dxa"/>
+              <w:right w:w="240" w:type="dxa"/>
+            </w:tcMar>
+            <w:vAlign w:val="center"/>
+            <w:hideMark/>
+          </w:tcPr>
+          <w:p>
+            <w:proofErr w:type="spellStart"/>
+            <w:r>
+              <w:t>Weighted</w:t>
+            </w:r>
+            <w:proofErr w:type="spellEnd"/>
+            <w:r>
+              <w:t xml:space="preserve"> F1</w:t>
+            </w:r>
+          </w:p>
+        </w:tc>
+        <w:tc>
+          <w:tcPr>
+            <w:tcW w:w="0" w:type="auto"/>
+            <w:tcBorders>
+              <w:top w:val="single" w:sz="2" w:space="0" w:color="auto"/>
+              <w:left w:val="single" w:sz="2" w:space="0" w:color="auto"/>
+              <w:bottom w:val="single" w:sz="2" w:space="0" w:color="auto"/>
+              <w:right w:val="nil"/>
+            </w:tcBorders>
+            <w:tcMar>
+              <w:top w:w="180" w:type="dxa"/>
+              <w:left w:w="240" w:type="dxa"/>
+              <w:bottom w:w="180" w:type="dxa"/>
+              <w:right w:w="240" w:type="dxa"/>
+            </w:tcMar>
+            <w:vAlign w:val="center"/>
+            <w:hideMark/>
+          </w:tcPr>
+          <w:p>
+            <w:r>
+              <w:t>F1-score per klasse, gewogen naar hoeveel samples elke klasse heeft — eerlijker bij scheve verdeling</w:t>
+            </w:r>
+          </w:p>
+        </w:tc>
+      </w:tr>
+      <w:tr>
+        <w:tc>
+          <w:tcPr>
+            <w:tcW w:w="0" w:type="auto"/>
+            <w:tcBorders>
+              <w:top w:val="single" w:sz="2" w:space="0" w:color="auto"/>
+              <w:left w:val="single" w:sz="2" w:space="0" w:color="auto"/>
+              <w:bottom w:val="single" w:sz="2" w:space="0" w:color="auto"/>
+              <w:right w:val="single" w:sz="4" w:space="0" w:color="auto"/>
+            </w:tcBorders>
+            <w:tcMar>
+              <w:top w:w="180" w:type="dxa"/>
+              <w:left w:w="240" w:type="dxa"/>
+              <w:bottom w:w="180" w:type="dxa"/>
+              <w:right w:w="240" w:type="dxa"/>
+            </w:tcMar>
+            <w:vAlign w:val="center"/>
+            <w:hideMark/>
+          </w:tcPr>
+          <w:p>
+            <w:proofErr w:type="spellStart"/>
+            <w:r>
+              <w:t>Confusion</w:t>
+            </w:r>
+            <w:proofErr w:type="spellEnd"/>
+            <w:r>
+              <w:t xml:space="preserve"> Matrix</w:t>
+            </w:r>
+          </w:p>
+        </w:tc>
+        <w:tc>
+          <w:tcPr>
+            <w:tcW w:w="0" w:type="auto"/>
+            <w:tcBorders>
+              <w:top w:val="single" w:sz="2" w:space="0" w:color="auto"/>
+              <w:left w:val="single" w:sz="2" w:space="0" w:color="auto"/>
+              <w:bottom w:val="single" w:sz="2" w:space="0" w:color="auto"/>
+              <w:right w:val="nil"/>
+            </w:tcBorders>
+            <w:tcMar>
+              <w:top w:w="180" w:type="dxa"/>
+              <w:left w:w="240" w:type="dxa"/>
+              <w:bottom w:w="180" w:type="dxa"/>
+              <w:right w:w="240" w:type="dxa"/>
+            </w:tcMar>
+            <w:vAlign w:val="center"/>
+            <w:hideMark/>
+          </w:tcPr>
+          <w:p>
+            <w:r>
+              <w:t>Tabel die laat zien hoeveel voorspellingen goed/fout gingen, per combinatie van echte en voorspelde klasse</w:t>
+            </w:r>
+          </w:p>
+        </w:tc>
+      </w:tr>
+    </w:tbl>
+    <w:p/>
+    <w:p/>
+    <w:p>
+      <w:pPr>
+        <w:pStyle w:val="Kop1"/>
+      </w:pPr>
+      <w:r>
+        <w:t>Clustering</w:t>
+      </w:r>
       <w:r>
         <w:t xml:space="preserve"> </w:t>
       </w:r>
-      <w:proofErr w:type="spellStart"/>
-      <w:r>
-        <w:t>learning</w:t>
-      </w:r>
-      <w:proofErr w:type="spellEnd"/>
-      <w:r>
-        <w:br/>
-      </w:r>
-      <w:r>
-        <w:rPr>
-          <w:rFonts w:ascii="Segoe UI Emoji" w:hAnsi="Segoe UI Emoji" w:cs="Segoe UI Emoji"/>
-        </w:rPr>
-        <w:t>✅</w:t>
-      </w:r>
-      <w:r>
-        <w:t xml:space="preserve"> Verschil tussen regressie en classificatie</w:t>
-      </w:r>
-      <w:r>
-        <w:br/>
-      </w:r>
-      <w:r>
-        <w:rPr>
-          <w:rFonts w:ascii="Segoe UI Emoji" w:hAnsi="Segoe UI Emoji" w:cs="Segoe UI Emoji"/>
-        </w:rPr>
-        <w:lastRenderedPageBreak/>
-        <w:t>✅</w:t>
-      </w:r>
-      <w:r>
-        <w:t xml:space="preserve"> Verschil tussen binair en </w:t>
-      </w:r>
-      <w:proofErr w:type="spellStart"/>
-      <w:r>
-        <w:t>multi</w:t>
-      </w:r>
-      <w:proofErr w:type="spellEnd"/>
-      <w:r>
-        <w:t>-class</w:t>
-      </w:r>
-      <w:r>
-        <w:br/>
-      </w:r>
-      <w:r>
-        <w:rPr>
-          <w:rFonts w:ascii="Segoe UI Emoji" w:hAnsi="Segoe UI Emoji" w:cs="Segoe UI Emoji"/>
-        </w:rPr>
-        <w:t>✅</w:t>
-      </w:r>
-      <w:r>
-        <w:t xml:space="preserve"> Begrip van </w:t>
-      </w:r>
-      <w:proofErr w:type="spellStart"/>
-      <w:r>
-        <w:t>overfitting</w:t>
-      </w:r>
-      <w:proofErr w:type="spellEnd"/>
-      <w:r>
-        <w:br/>
-      </w:r>
-      <w:r>
-        <w:rPr>
-          <w:rFonts w:ascii="Segoe UI Emoji" w:hAnsi="Segoe UI Emoji" w:cs="Segoe UI Emoji"/>
-        </w:rPr>
-        <w:t>✅</w:t>
-      </w:r>
-      <w:r>
-        <w:t xml:space="preserve"> Begrip van </w:t>
-      </w:r>
-      <w:proofErr w:type="spellStart"/>
-      <w:r>
-        <w:t>evaluatiemetrics</w:t>
-      </w:r>
-      <w:proofErr w:type="spellEnd"/>
-      <w:r>
-        <w:br/>
-      </w:r>
-      <w:r>
-        <w:rPr>
-          <w:rFonts w:ascii="Segoe UI Emoji" w:hAnsi="Segoe UI Emoji" w:cs="Segoe UI Emoji"/>
-        </w:rPr>
-        <w:t>✅</w:t>
-      </w:r>
-      <w:r>
-        <w:t xml:space="preserve"> Correct gebruik van </w:t>
-      </w:r>
-      <w:proofErr w:type="spellStart"/>
-      <w:r>
-        <w:t>pipelines</w:t>
-      </w:r>
-      <w:proofErr w:type="spellEnd"/>
+    </w:p>
+    <w:p>
+      <w:pPr>
+        <w:rPr>
+          <w:b/>
+          <w:bCs/>
+        </w:rPr>
+      </w:pPr>
+      <w:r>
+        <w:rPr>
+          <w:b/>
+          <w:bCs/>
+        </w:rPr>
+        <w:t>Doel van de opdracht</w:t>
+      </w:r>
+    </w:p>
+    <w:p>
+      <w:r>
+        <w:t xml:space="preserve">Het doel was om met K-Means clustering inzicht te krijgen in welke huizen in </w:t>
+      </w:r>
+      <w:proofErr w:type="spellStart"/>
+      <w:r>
+        <w:t>Ames</w:t>
+      </w:r>
+      <w:proofErr w:type="spellEnd"/>
+      <w:r>
+        <w:t xml:space="preserve"> (Iowa) op elkaar lijken, op basis van verschillende kenmerken (features).</w:t>
+      </w:r>
     </w:p>
     <w:p/>
     <w:p>
       <w:pPr>
-        <w:pStyle w:val="Kop1"/>
-      </w:pPr>
-      <w:r>
-        <w:t>Clustering</w:t>
-      </w:r>
-      <w:r>
-        <w:t xml:space="preserve"> </w:t>
-      </w:r>
-    </w:p>
-    <w:p>
-      <w:pPr>
-        <w:rPr>
-          <w:b/>
-          <w:bCs/>
-        </w:rPr>
-      </w:pPr>
-      <w:r>
-        <w:rPr>
-          <w:b/>
-          <w:bCs/>
-        </w:rPr>
-        <w:t>Doel van de opdracht</w:t>
-      </w:r>
-    </w:p>
-    <w:p>
-      <w:r>
-        <w:t xml:space="preserve">Het doel was om met K-Means clustering inzicht te krijgen in welke huizen in </w:t>
-      </w:r>
-      <w:proofErr w:type="spellStart"/>
-      <w:r>
-        <w:t>Ames</w:t>
-      </w:r>
-      <w:proofErr w:type="spellEnd"/>
-      <w:r>
-        <w:t xml:space="preserve"> (Iowa) op elkaar lijken, op basis van verschillende kenmerken (features).</w:t>
-      </w:r>
-    </w:p>
-    <w:p/>
-    <w:p>
-      <w:pPr>
-        <w:rPr>
-          <w:b/>
-          <w:bCs/>
-        </w:rPr>
-      </w:pPr>
-      <w:r>
-        <w:rPr>
-          <w:rFonts w:ascii="Segoe UI Emoji" w:hAnsi="Segoe UI Emoji" w:cs="Segoe UI Emoji"/>
-          <w:b/>
-          <w:bCs/>
-        </w:rPr>
-        <w:t>🔹</w:t>
-      </w:r>
-      <w:r>
-        <w:rPr>
-          <w:b/>
-          <w:bCs/>
-        </w:rPr>
-        <w:t xml:space="preserve"> Stap 1 – Dataset inlezen</w:t>
+        <w:rPr>
+          <w:b/>
+          <w:bCs/>
+        </w:rPr>
+      </w:pPr>
+      <w:r>
+        <w:rPr>
+          <w:b/>
+          <w:bCs/>
+        </w:rPr>
+        <w:t>Stap 1 – Dataset inlezen</w:t>
       </w:r>
     </w:p>
     <w:p>
@@ -3684,14 +4307,6 @@
           <w:bCs/>
         </w:rPr>
       </w:pPr>
-      <w:r>
-        <w:rPr>
-          <w:rFonts w:ascii="Segoe UI Emoji" w:hAnsi="Segoe UI Emoji" w:cs="Segoe UI Emoji"/>
-          <w:b/>
-          <w:bCs/>
-        </w:rPr>
-        <w:t>🔹</w:t>
-      </w:r>
       <w:r>
         <w:rPr>
           <w:b/>
@@ -3826,14 +4441,6 @@
       </w:pPr>
       <w:r>
         <w:rPr>
-          <w:rFonts w:ascii="Segoe UI Emoji" w:hAnsi="Segoe UI Emoji" w:cs="Segoe UI Emoji"/>
-          <w:b/>
-          <w:bCs/>
-        </w:rPr>
-        <w:t>🔹</w:t>
-      </w:r>
-      <w:r>
-        <w:rPr>
           <w:b/>
           <w:bCs/>
         </w:rPr>
@@ -3892,6 +4499,7 @@
         </w:numPr>
       </w:pPr>
       <w:r>
+        <w:lastRenderedPageBreak/>
         <w:t>Alle features heb ik geschaald met </w:t>
       </w:r>
       <w:proofErr w:type="spellStart"/>
@@ -3915,14 +4523,6 @@
           <w:bCs/>
         </w:rPr>
       </w:pPr>
-      <w:r>
-        <w:rPr>
-          <w:rFonts w:ascii="Segoe UI Emoji" w:hAnsi="Segoe UI Emoji" w:cs="Segoe UI Emoji"/>
-          <w:b/>
-          <w:bCs/>
-        </w:rPr>
-        <w:t>🔹</w:t>
-      </w:r>
       <w:r>
         <w:rPr>
           <w:b/>
@@ -4041,14 +4641,6 @@
       </w:pPr>
       <w:r>
         <w:rPr>
-          <w:rFonts w:ascii="Segoe UI Emoji" w:hAnsi="Segoe UI Emoji" w:cs="Segoe UI Emoji"/>
-          <w:b/>
-          <w:bCs/>
-        </w:rPr>
-        <w:t>🔹</w:t>
-      </w:r>
-      <w:r>
-        <w:rPr>
           <w:b/>
           <w:bCs/>
         </w:rPr>
@@ -4062,25 +4654,11 @@
     </w:p>
     <w:p>
       <w:r>
-        <w:rPr>
-          <w:rFonts w:ascii="Segoe UI Emoji" w:hAnsi="Segoe UI Emoji" w:cs="Segoe UI Emoji"/>
-        </w:rPr>
-        <w:t>✅</w:t>
-      </w:r>
-      <w:r>
-        <w:t xml:space="preserve"> Het aantal clusters (k) varieerde</w:t>
+        <w:t>Het aantal clusters (k) varieerde</w:t>
       </w:r>
       <w:r>
         <w:br/>
-      </w:r>
-      <w:r>
-        <w:rPr>
-          <w:rFonts w:ascii="Segoe UI Emoji" w:hAnsi="Segoe UI Emoji" w:cs="Segoe UI Emoji"/>
-        </w:rPr>
-        <w:t>✅</w:t>
-      </w:r>
-      <w:r>
-        <w:t xml:space="preserve"> Extra features toevoegde (</w:t>
+        <w:t>Extra features toevoegde (</w:t>
       </w:r>
       <w:proofErr w:type="spellStart"/>
       <w:r>
@@ -4092,14 +4670,6 @@
       </w:r>
       <w:r>
         <w:br/>
-      </w:r>
-      <w:r>
-        <w:rPr>
-          <w:rFonts w:ascii="Segoe UI Emoji" w:hAnsi="Segoe UI Emoji" w:cs="Segoe UI Emoji"/>
-        </w:rPr>
-        <w:t>✅</w:t>
-      </w:r>
-      <w:r>
         <w:t xml:space="preserve"> Combinaties van features testte</w:t>
       </w:r>
     </w:p>
@@ -4181,14 +4751,6 @@
       </w:pPr>
       <w:r>
         <w:rPr>
-          <w:rFonts w:ascii="Segoe UI Emoji" w:hAnsi="Segoe UI Emoji" w:cs="Segoe UI Emoji"/>
-          <w:b/>
-          <w:bCs/>
-        </w:rPr>
-        <w:t>🔹</w:t>
-      </w:r>
-      <w:r>
-        <w:rPr>
           <w:b/>
           <w:bCs/>
         </w:rPr>
@@ -4245,6 +4807,7 @@
     </w:p>
     <w:p>
       <w:r>
+        <w:lastRenderedPageBreak/>
         <w:t>Waarom? → Om niet alleen naar één score te kijken, maar ook visueel te beoordelen of clusters logisch gescheiden zijn.</w:t>
       </w:r>
     </w:p>
@@ -4256,14 +4819,6 @@
           <w:bCs/>
         </w:rPr>
       </w:pPr>
-      <w:r>
-        <w:rPr>
-          <w:rFonts w:ascii="Segoe UI Emoji" w:hAnsi="Segoe UI Emoji" w:cs="Segoe UI Emoji"/>
-          <w:b/>
-          <w:bCs/>
-        </w:rPr>
-        <w:t>🔹</w:t>
-      </w:r>
       <w:r>
         <w:rPr>
           <w:b/>
@@ -4476,28 +5031,14 @@
         <w:t>Vragen die ze bijna zeker gaan stellen (met sterke antwoorden)</w:t>
       </w:r>
     </w:p>
-    <w:p>
-      <w:r>
-        <w:pict w14:anchorId="69AAF3A8">
-          <v:rect id="_x0000_i1118" style="width:0;height:1.5pt" o:hralign="center" o:hrstd="t" o:hr="t" fillcolor="#a0a0a0" stroked="f"/>
-        </w:pict>
-      </w:r>
-    </w:p>
-    <w:p>
-      <w:pPr>
-        <w:rPr>
-          <w:b/>
-          <w:bCs/>
-        </w:rPr>
-      </w:pPr>
-      <w:r>
-        <w:rPr>
-          <w:rFonts w:ascii="Segoe UI Emoji" w:hAnsi="Segoe UI Emoji" w:cs="Segoe UI Emoji"/>
-          <w:b/>
-          <w:bCs/>
-        </w:rPr>
-        <w:t>❓</w:t>
-      </w:r>
+    <w:p/>
+    <w:p>
+      <w:pPr>
+        <w:rPr>
+          <w:b/>
+          <w:bCs/>
+        </w:rPr>
+      </w:pPr>
       <w:r>
         <w:rPr>
           <w:b/>
@@ -4512,35 +5053,21 @@
           <w:b/>
           <w:bCs/>
         </w:rPr>
+        <w:lastRenderedPageBreak/>
         <w:t>Antwoord:</w:t>
       </w:r>
       <w:r>
         <w:t> Omdat K-Means geschikt is voor het groeperen van objecten op basis van afstand in feature-ruimte. Het is efficiënt bij grotere datasets en goed interpreteerbaar via clustercentra.</w:t>
       </w:r>
     </w:p>
-    <w:p>
-      <w:r>
-        <w:lastRenderedPageBreak/>
-        <w:pict w14:anchorId="5E5276B5">
-          <v:rect id="_x0000_i1119" style="width:0;height:1.5pt" o:hralign="center" o:hrstd="t" o:hr="t" fillcolor="#a0a0a0" stroked="f"/>
-        </w:pict>
-      </w:r>
-    </w:p>
-    <w:p>
-      <w:pPr>
-        <w:rPr>
-          <w:b/>
-          <w:bCs/>
-        </w:rPr>
-      </w:pPr>
-      <w:r>
-        <w:rPr>
-          <w:rFonts w:ascii="Segoe UI Emoji" w:hAnsi="Segoe UI Emoji" w:cs="Segoe UI Emoji"/>
-          <w:b/>
-          <w:bCs/>
-        </w:rPr>
-        <w:t>❓</w:t>
-      </w:r>
+    <w:p/>
+    <w:p>
+      <w:pPr>
+        <w:rPr>
+          <w:b/>
+          <w:bCs/>
+        </w:rPr>
+      </w:pPr>
       <w:r>
         <w:rPr>
           <w:b/>
@@ -4569,28 +5096,14 @@
         <w:t xml:space="preserve"> zorgt dat alle features even zwaar meetellen.</w:t>
       </w:r>
     </w:p>
-    <w:p>
-      <w:r>
-        <w:pict w14:anchorId="1CA0E635">
-          <v:rect id="_x0000_i1120" style="width:0;height:1.5pt" o:hralign="center" o:hrstd="t" o:hr="t" fillcolor="#a0a0a0" stroked="f"/>
-        </w:pict>
-      </w:r>
-    </w:p>
-    <w:p>
-      <w:pPr>
-        <w:rPr>
-          <w:b/>
-          <w:bCs/>
-        </w:rPr>
-      </w:pPr>
-      <w:r>
-        <w:rPr>
-          <w:rFonts w:ascii="Segoe UI Emoji" w:hAnsi="Segoe UI Emoji" w:cs="Segoe UI Emoji"/>
-          <w:b/>
-          <w:bCs/>
-        </w:rPr>
-        <w:t>❓</w:t>
-      </w:r>
+    <w:p/>
+    <w:p>
+      <w:pPr>
+        <w:rPr>
+          <w:b/>
+          <w:bCs/>
+        </w:rPr>
+      </w:pPr>
       <w:r>
         <w:rPr>
           <w:b/>
@@ -4651,28 +5164,14 @@
         <w:t xml:space="preserve"> is categorisch, dus moest worden omgezet naar numerieke dummy-variabelen zonder rangorde te introduceren.</w:t>
       </w:r>
     </w:p>
-    <w:p>
-      <w:r>
-        <w:pict w14:anchorId="63AC3AAC">
-          <v:rect id="_x0000_i1121" style="width:0;height:1.5pt" o:hralign="center" o:hrstd="t" o:hr="t" fillcolor="#a0a0a0" stroked="f"/>
-        </w:pict>
-      </w:r>
-    </w:p>
-    <w:p>
-      <w:pPr>
-        <w:rPr>
-          <w:b/>
-          <w:bCs/>
-        </w:rPr>
-      </w:pPr>
-      <w:r>
-        <w:rPr>
-          <w:rFonts w:ascii="Segoe UI Emoji" w:hAnsi="Segoe UI Emoji" w:cs="Segoe UI Emoji"/>
-          <w:b/>
-          <w:bCs/>
-        </w:rPr>
-        <w:t>❓</w:t>
-      </w:r>
+    <w:p/>
+    <w:p>
+      <w:pPr>
+        <w:rPr>
+          <w:b/>
+          <w:bCs/>
+        </w:rPr>
+      </w:pPr>
       <w:r>
         <w:rPr>
           <w:b/>
@@ -4717,28 +5216,14 @@
         <w:t xml:space="preserve"> score om te meten hoe goed clusters gescheiden zijn. Ik combineerde beide methoden voor een onderbouwde keuze.</w:t>
       </w:r>
     </w:p>
-    <w:p>
-      <w:r>
-        <w:pict w14:anchorId="6153B3E5">
-          <v:rect id="_x0000_i1122" style="width:0;height:1.5pt" o:hralign="center" o:hrstd="t" o:hr="t" fillcolor="#a0a0a0" stroked="f"/>
-        </w:pict>
-      </w:r>
-    </w:p>
-    <w:p>
-      <w:pPr>
-        <w:rPr>
-          <w:b/>
-          <w:bCs/>
-        </w:rPr>
-      </w:pPr>
-      <w:r>
-        <w:rPr>
-          <w:rFonts w:ascii="Segoe UI Emoji" w:hAnsi="Segoe UI Emoji" w:cs="Segoe UI Emoji"/>
-          <w:b/>
-          <w:bCs/>
-        </w:rPr>
-        <w:t>❓</w:t>
-      </w:r>
+    <w:p/>
+    <w:p>
+      <w:pPr>
+        <w:rPr>
+          <w:b/>
+          <w:bCs/>
+        </w:rPr>
+      </w:pPr>
       <w:r>
         <w:rPr>
           <w:b/>
@@ -4759,33 +5244,7 @@
         <w:t> Featurekeuze had duidelijk meer invloed. Het toevoegen van relevante kenmerken zoals bouwjaar verbeterde de scheiding sterker dan alleen het verhogen van k.</w:t>
       </w:r>
     </w:p>
-    <w:p>
-      <w:pPr>
-        <w:rPr>
-          <w:b/>
-          <w:bCs/>
-        </w:rPr>
-      </w:pPr>
-      <w:r>
-        <w:rPr>
-          <w:b/>
-          <w:bCs/>
-        </w:rPr>
-        <w:t>9/10 Reflectieversie (dit maakt echt indruk)</w:t>
-      </w:r>
-    </w:p>
-    <w:p>
-      <w:r>
-        <w:t>Hier is een sterkere, analytischere reflectie:</w:t>
-      </w:r>
-    </w:p>
-    <w:p>
-      <w:r>
-        <w:pict w14:anchorId="551BFD63">
-          <v:rect id="_x0000_i1134" style="width:0;height:1.5pt" o:hralign="center" o:hrstd="t" o:hr="t" fillcolor="#a0a0a0" stroked="f"/>
-        </w:pict>
-      </w:r>
-    </w:p>
+    <w:p/>
     <w:p>
       <w:pPr>
         <w:rPr>
@@ -4893,6 +5352,1485 @@
         <w:t xml:space="preserve"> feature engineering cruciaal is. Omdat er geen ‘juiste labels’ bestaan, bepaalt de gekozen feature-ruimte in sterke mate de uiteindelijke clusterstructuur.</w:t>
       </w:r>
     </w:p>
+    <w:tbl>
+      <w:tblPr>
+        <w:tblW w:w="0" w:type="auto"/>
+        <w:tblBorders>
+          <w:top w:val="single" w:sz="2" w:space="0" w:color="auto"/>
+          <w:left w:val="single" w:sz="2" w:space="0" w:color="auto"/>
+          <w:bottom w:val="single" w:sz="2" w:space="0" w:color="auto"/>
+          <w:right w:val="single" w:sz="2" w:space="0" w:color="auto"/>
+        </w:tblBorders>
+        <w:tblCellMar>
+          <w:left w:w="0" w:type="dxa"/>
+          <w:right w:w="0" w:type="dxa"/>
+        </w:tblCellMar>
+        <w:tblLook w:val="04A0" w:firstRow="1" w:lastRow="0" w:firstColumn="1" w:lastColumn="0" w:noHBand="0" w:noVBand="1"/>
+      </w:tblPr>
+      <w:tblGrid>
+        <w:gridCol w:w="2905"/>
+        <w:gridCol w:w="6164"/>
+      </w:tblGrid>
+      <w:tr>
+        <w:trPr>
+          <w:tblHeader/>
+        </w:trPr>
+        <w:tc>
+          <w:tcPr>
+            <w:tcW w:w="0" w:type="auto"/>
+            <w:tcBorders>
+              <w:top w:val="single" w:sz="2" w:space="0" w:color="auto"/>
+              <w:left w:val="single" w:sz="2" w:space="0" w:color="auto"/>
+              <w:bottom w:val="single" w:sz="2" w:space="0" w:color="auto"/>
+              <w:right w:val="single" w:sz="4" w:space="0" w:color="auto"/>
+            </w:tcBorders>
+            <w:tcMar>
+              <w:top w:w="180" w:type="dxa"/>
+              <w:left w:w="240" w:type="dxa"/>
+              <w:bottom w:w="180" w:type="dxa"/>
+              <w:right w:w="240" w:type="dxa"/>
+            </w:tcMar>
+            <w:vAlign w:val="center"/>
+            <w:hideMark/>
+          </w:tcPr>
+          <w:p>
+            <w:r>
+              <w:t>Begrip</w:t>
+            </w:r>
+          </w:p>
+        </w:tc>
+        <w:tc>
+          <w:tcPr>
+            <w:tcW w:w="0" w:type="auto"/>
+            <w:tcBorders>
+              <w:top w:val="single" w:sz="2" w:space="0" w:color="auto"/>
+              <w:left w:val="single" w:sz="2" w:space="0" w:color="auto"/>
+              <w:bottom w:val="single" w:sz="2" w:space="0" w:color="auto"/>
+              <w:right w:val="nil"/>
+            </w:tcBorders>
+            <w:tcMar>
+              <w:top w:w="180" w:type="dxa"/>
+              <w:left w:w="240" w:type="dxa"/>
+              <w:bottom w:w="180" w:type="dxa"/>
+              <w:right w:w="240" w:type="dxa"/>
+            </w:tcMar>
+            <w:vAlign w:val="center"/>
+            <w:hideMark/>
+          </w:tcPr>
+          <w:p>
+            <w:r>
+              <w:t>Betekenis</w:t>
+            </w:r>
+          </w:p>
+        </w:tc>
+      </w:tr>
+      <w:tr>
+        <w:tc>
+          <w:tcPr>
+            <w:tcW w:w="0" w:type="auto"/>
+            <w:tcBorders>
+              <w:top w:val="single" w:sz="2" w:space="0" w:color="auto"/>
+              <w:left w:val="single" w:sz="2" w:space="0" w:color="auto"/>
+              <w:bottom w:val="single" w:sz="2" w:space="0" w:color="auto"/>
+              <w:right w:val="single" w:sz="4" w:space="0" w:color="auto"/>
+            </w:tcBorders>
+            <w:tcMar>
+              <w:top w:w="180" w:type="dxa"/>
+              <w:left w:w="240" w:type="dxa"/>
+              <w:bottom w:w="180" w:type="dxa"/>
+              <w:right w:w="240" w:type="dxa"/>
+            </w:tcMar>
+            <w:vAlign w:val="center"/>
+            <w:hideMark/>
+          </w:tcPr>
+          <w:p>
+            <w:r>
+              <w:t>Clustering</w:t>
+            </w:r>
+          </w:p>
+        </w:tc>
+        <w:tc>
+          <w:tcPr>
+            <w:tcW w:w="0" w:type="auto"/>
+            <w:tcBorders>
+              <w:top w:val="single" w:sz="2" w:space="0" w:color="auto"/>
+              <w:left w:val="single" w:sz="2" w:space="0" w:color="auto"/>
+              <w:bottom w:val="single" w:sz="2" w:space="0" w:color="auto"/>
+              <w:right w:val="nil"/>
+            </w:tcBorders>
+            <w:tcMar>
+              <w:top w:w="180" w:type="dxa"/>
+              <w:left w:w="240" w:type="dxa"/>
+              <w:bottom w:w="180" w:type="dxa"/>
+              <w:right w:w="240" w:type="dxa"/>
+            </w:tcMar>
+            <w:vAlign w:val="center"/>
+            <w:hideMark/>
+          </w:tcPr>
+          <w:p>
+            <w:proofErr w:type="spellStart"/>
+            <w:r>
+              <w:t>Ongesuperviseerde</w:t>
+            </w:r>
+            <w:proofErr w:type="spellEnd"/>
+            <w:r>
+              <w:t xml:space="preserve"> leermethode die objecten groepeert op basis van overeenkomsten — zonder dat er van tevoren labels zijn</w:t>
+            </w:r>
+          </w:p>
+        </w:tc>
+      </w:tr>
+      <w:tr>
+        <w:tc>
+          <w:tcPr>
+            <w:tcW w:w="0" w:type="auto"/>
+            <w:tcBorders>
+              <w:top w:val="single" w:sz="2" w:space="0" w:color="auto"/>
+              <w:left w:val="single" w:sz="2" w:space="0" w:color="auto"/>
+              <w:bottom w:val="single" w:sz="2" w:space="0" w:color="auto"/>
+              <w:right w:val="single" w:sz="4" w:space="0" w:color="auto"/>
+            </w:tcBorders>
+            <w:tcMar>
+              <w:top w:w="180" w:type="dxa"/>
+              <w:left w:w="240" w:type="dxa"/>
+              <w:bottom w:w="180" w:type="dxa"/>
+              <w:right w:w="240" w:type="dxa"/>
+            </w:tcMar>
+            <w:vAlign w:val="center"/>
+            <w:hideMark/>
+          </w:tcPr>
+          <w:p>
+            <w:r>
+              <w:t>K-Means</w:t>
+            </w:r>
+          </w:p>
+        </w:tc>
+        <w:tc>
+          <w:tcPr>
+            <w:tcW w:w="0" w:type="auto"/>
+            <w:tcBorders>
+              <w:top w:val="single" w:sz="2" w:space="0" w:color="auto"/>
+              <w:left w:val="single" w:sz="2" w:space="0" w:color="auto"/>
+              <w:bottom w:val="single" w:sz="2" w:space="0" w:color="auto"/>
+              <w:right w:val="nil"/>
+            </w:tcBorders>
+            <w:tcMar>
+              <w:top w:w="180" w:type="dxa"/>
+              <w:left w:w="240" w:type="dxa"/>
+              <w:bottom w:w="180" w:type="dxa"/>
+              <w:right w:w="240" w:type="dxa"/>
+            </w:tcMar>
+            <w:vAlign w:val="center"/>
+            <w:hideMark/>
+          </w:tcPr>
+          <w:p>
+            <w:r>
+              <w:t>Clusteralgoritme dat datapunten in </w:t>
+            </w:r>
+            <m:oMath>
+              <m:r>
+                <w:rPr>
+                  <w:rFonts w:ascii="Cambria Math" w:hAnsi="Cambria Math"/>
+                </w:rPr>
+                <m:t>k</m:t>
+              </m:r>
+            </m:oMath>
+            <w:r>
+              <w:t> groepen verdeelt door telkens het gemiddelde (</w:t>
+            </w:r>
+            <w:proofErr w:type="spellStart"/>
+            <w:r>
+              <w:t>centroïde</w:t>
+            </w:r>
+            <w:proofErr w:type="spellEnd"/>
+            <w:r>
+              <w:t>) van elke cluster opnieuw te berekenen</w:t>
+            </w:r>
+          </w:p>
+        </w:tc>
+      </w:tr>
+      <w:tr>
+        <w:tc>
+          <w:tcPr>
+            <w:tcW w:w="0" w:type="auto"/>
+            <w:tcBorders>
+              <w:top w:val="single" w:sz="2" w:space="0" w:color="auto"/>
+              <w:left w:val="single" w:sz="2" w:space="0" w:color="auto"/>
+              <w:bottom w:val="single" w:sz="2" w:space="0" w:color="auto"/>
+              <w:right w:val="single" w:sz="4" w:space="0" w:color="auto"/>
+            </w:tcBorders>
+            <w:tcMar>
+              <w:top w:w="180" w:type="dxa"/>
+              <w:left w:w="240" w:type="dxa"/>
+              <w:bottom w:w="180" w:type="dxa"/>
+              <w:right w:w="240" w:type="dxa"/>
+            </w:tcMar>
+            <w:vAlign w:val="center"/>
+            <w:hideMark/>
+          </w:tcPr>
+          <w:p>
+            <w:r>
+              <w:t>Cluster</w:t>
+            </w:r>
+          </w:p>
+        </w:tc>
+        <w:tc>
+          <w:tcPr>
+            <w:tcW w:w="0" w:type="auto"/>
+            <w:tcBorders>
+              <w:top w:val="single" w:sz="2" w:space="0" w:color="auto"/>
+              <w:left w:val="single" w:sz="2" w:space="0" w:color="auto"/>
+              <w:bottom w:val="single" w:sz="2" w:space="0" w:color="auto"/>
+              <w:right w:val="nil"/>
+            </w:tcBorders>
+            <w:tcMar>
+              <w:top w:w="180" w:type="dxa"/>
+              <w:left w:w="240" w:type="dxa"/>
+              <w:bottom w:w="180" w:type="dxa"/>
+              <w:right w:w="240" w:type="dxa"/>
+            </w:tcMar>
+            <w:vAlign w:val="center"/>
+            <w:hideMark/>
+          </w:tcPr>
+          <w:p>
+            <w:r>
+              <w:t>Een groep datapunten die dicht bij elkaar liggen in de feature-ruimte</w:t>
+            </w:r>
+          </w:p>
+        </w:tc>
+      </w:tr>
+      <w:tr>
+        <w:tc>
+          <w:tcPr>
+            <w:tcW w:w="0" w:type="auto"/>
+            <w:tcBorders>
+              <w:top w:val="single" w:sz="2" w:space="0" w:color="auto"/>
+              <w:left w:val="single" w:sz="2" w:space="0" w:color="auto"/>
+              <w:bottom w:val="single" w:sz="2" w:space="0" w:color="auto"/>
+              <w:right w:val="single" w:sz="4" w:space="0" w:color="auto"/>
+            </w:tcBorders>
+            <w:tcMar>
+              <w:top w:w="180" w:type="dxa"/>
+              <w:left w:w="240" w:type="dxa"/>
+              <w:bottom w:w="180" w:type="dxa"/>
+              <w:right w:w="240" w:type="dxa"/>
+            </w:tcMar>
+            <w:vAlign w:val="center"/>
+            <w:hideMark/>
+          </w:tcPr>
+          <w:p>
+            <w:proofErr w:type="spellStart"/>
+            <w:r>
+              <w:t>Centroïde</w:t>
+            </w:r>
+            <w:proofErr w:type="spellEnd"/>
+          </w:p>
+        </w:tc>
+        <w:tc>
+          <w:tcPr>
+            <w:tcW w:w="0" w:type="auto"/>
+            <w:tcBorders>
+              <w:top w:val="single" w:sz="2" w:space="0" w:color="auto"/>
+              <w:left w:val="single" w:sz="2" w:space="0" w:color="auto"/>
+              <w:bottom w:val="single" w:sz="2" w:space="0" w:color="auto"/>
+              <w:right w:val="nil"/>
+            </w:tcBorders>
+            <w:tcMar>
+              <w:top w:w="180" w:type="dxa"/>
+              <w:left w:w="240" w:type="dxa"/>
+              <w:bottom w:w="180" w:type="dxa"/>
+              <w:right w:w="240" w:type="dxa"/>
+            </w:tcMar>
+            <w:vAlign w:val="center"/>
+            <w:hideMark/>
+          </w:tcPr>
+          <w:p>
+            <w:r>
+              <w:t>Het middelpunt van een cluster — het gemiddelde van alle punten in die cluster</w:t>
+            </w:r>
+          </w:p>
+        </w:tc>
+      </w:tr>
+      <w:tr>
+        <w:tc>
+          <w:tcPr>
+            <w:tcW w:w="0" w:type="auto"/>
+            <w:tcBorders>
+              <w:top w:val="single" w:sz="2" w:space="0" w:color="auto"/>
+              <w:left w:val="single" w:sz="2" w:space="0" w:color="auto"/>
+              <w:bottom w:val="single" w:sz="2" w:space="0" w:color="auto"/>
+              <w:right w:val="single" w:sz="4" w:space="0" w:color="auto"/>
+            </w:tcBorders>
+            <w:tcMar>
+              <w:top w:w="180" w:type="dxa"/>
+              <w:left w:w="240" w:type="dxa"/>
+              <w:bottom w:w="180" w:type="dxa"/>
+              <w:right w:w="240" w:type="dxa"/>
+            </w:tcMar>
+            <w:vAlign w:val="center"/>
+            <w:hideMark/>
+          </w:tcPr>
+          <w:p>
+            <w:r>
+              <w:t>Feature-ruimte</w:t>
+            </w:r>
+          </w:p>
+        </w:tc>
+        <w:tc>
+          <w:tcPr>
+            <w:tcW w:w="0" w:type="auto"/>
+            <w:tcBorders>
+              <w:top w:val="single" w:sz="2" w:space="0" w:color="auto"/>
+              <w:left w:val="single" w:sz="2" w:space="0" w:color="auto"/>
+              <w:bottom w:val="single" w:sz="2" w:space="0" w:color="auto"/>
+              <w:right w:val="nil"/>
+            </w:tcBorders>
+            <w:tcMar>
+              <w:top w:w="180" w:type="dxa"/>
+              <w:left w:w="240" w:type="dxa"/>
+              <w:bottom w:w="180" w:type="dxa"/>
+              <w:right w:w="240" w:type="dxa"/>
+            </w:tcMar>
+            <w:vAlign w:val="center"/>
+            <w:hideMark/>
+          </w:tcPr>
+          <w:p>
+            <w:r>
+              <w:t>De virtuele ruimte waarin elk datapunt een coördinaat heeft op basis van zijn featurewaarden (bv. woonoppervlak en kwaliteit)</w:t>
+            </w:r>
+          </w:p>
+        </w:tc>
+      </w:tr>
+      <w:tr>
+        <w:tc>
+          <w:tcPr>
+            <w:tcW w:w="0" w:type="auto"/>
+            <w:tcBorders>
+              <w:top w:val="single" w:sz="2" w:space="0" w:color="auto"/>
+              <w:left w:val="single" w:sz="2" w:space="0" w:color="auto"/>
+              <w:bottom w:val="single" w:sz="2" w:space="0" w:color="auto"/>
+              <w:right w:val="single" w:sz="4" w:space="0" w:color="auto"/>
+            </w:tcBorders>
+            <w:tcMar>
+              <w:top w:w="180" w:type="dxa"/>
+              <w:left w:w="240" w:type="dxa"/>
+              <w:bottom w:w="180" w:type="dxa"/>
+              <w:right w:w="240" w:type="dxa"/>
+            </w:tcMar>
+            <w:vAlign w:val="center"/>
+            <w:hideMark/>
+          </w:tcPr>
+          <w:p>
+            <w:proofErr w:type="spellStart"/>
+            <w:r>
+              <w:t>Ongesuperviseerd</w:t>
+            </w:r>
+            <w:proofErr w:type="spellEnd"/>
+            <w:r>
+              <w:t xml:space="preserve"> leren (</w:t>
+            </w:r>
+            <w:proofErr w:type="spellStart"/>
+            <w:r>
+              <w:t>unsupervised</w:t>
+            </w:r>
+            <w:proofErr w:type="spellEnd"/>
+            <w:r>
+              <w:t xml:space="preserve"> </w:t>
+            </w:r>
+            <w:proofErr w:type="spellStart"/>
+            <w:r>
+              <w:t>learning</w:t>
+            </w:r>
+            <w:proofErr w:type="spellEnd"/>
+            <w:r>
+              <w:t>)</w:t>
+            </w:r>
+          </w:p>
+        </w:tc>
+        <w:tc>
+          <w:tcPr>
+            <w:tcW w:w="0" w:type="auto"/>
+            <w:tcBorders>
+              <w:top w:val="single" w:sz="2" w:space="0" w:color="auto"/>
+              <w:left w:val="single" w:sz="2" w:space="0" w:color="auto"/>
+              <w:bottom w:val="single" w:sz="2" w:space="0" w:color="auto"/>
+              <w:right w:val="nil"/>
+            </w:tcBorders>
+            <w:tcMar>
+              <w:top w:w="180" w:type="dxa"/>
+              <w:left w:w="240" w:type="dxa"/>
+              <w:bottom w:w="180" w:type="dxa"/>
+              <w:right w:w="240" w:type="dxa"/>
+            </w:tcMar>
+            <w:vAlign w:val="center"/>
+            <w:hideMark/>
+          </w:tcPr>
+          <w:p>
+            <w:r>
+              <w:t>Het model leert zonder targetvariabele — er is geen "goed antwoord", het zoekt zelf patronen</w:t>
+            </w:r>
+          </w:p>
+        </w:tc>
+      </w:tr>
+      <w:tr>
+        <w:tc>
+          <w:tcPr>
+            <w:tcW w:w="0" w:type="auto"/>
+            <w:tcBorders>
+              <w:top w:val="single" w:sz="2" w:space="0" w:color="auto"/>
+              <w:left w:val="single" w:sz="2" w:space="0" w:color="auto"/>
+              <w:bottom w:val="single" w:sz="2" w:space="0" w:color="auto"/>
+              <w:right w:val="single" w:sz="4" w:space="0" w:color="auto"/>
+            </w:tcBorders>
+            <w:tcMar>
+              <w:top w:w="180" w:type="dxa"/>
+              <w:left w:w="240" w:type="dxa"/>
+              <w:bottom w:w="180" w:type="dxa"/>
+              <w:right w:w="240" w:type="dxa"/>
+            </w:tcMar>
+            <w:vAlign w:val="center"/>
+            <w:hideMark/>
+          </w:tcPr>
+          <w:p>
+            <w:r>
+              <w:t>Euclidische afstand</w:t>
+            </w:r>
+          </w:p>
+        </w:tc>
+        <w:tc>
+          <w:tcPr>
+            <w:tcW w:w="0" w:type="auto"/>
+            <w:tcBorders>
+              <w:top w:val="single" w:sz="2" w:space="0" w:color="auto"/>
+              <w:left w:val="single" w:sz="2" w:space="0" w:color="auto"/>
+              <w:bottom w:val="single" w:sz="2" w:space="0" w:color="auto"/>
+              <w:right w:val="nil"/>
+            </w:tcBorders>
+            <w:tcMar>
+              <w:top w:w="180" w:type="dxa"/>
+              <w:left w:w="240" w:type="dxa"/>
+              <w:bottom w:w="180" w:type="dxa"/>
+              <w:right w:w="240" w:type="dxa"/>
+            </w:tcMar>
+            <w:vAlign w:val="center"/>
+            <w:hideMark/>
+          </w:tcPr>
+          <w:p>
+            <w:r>
+              <w:t>De rechte lijn-afstand tussen twee punten: </w:t>
+            </w:r>
+            <m:oMath>
+              <m:rad>
+                <m:radPr>
+                  <m:degHide m:val="1"/>
+                  <m:ctrlPr>
+                    <w:rPr>
+                      <w:rFonts w:ascii="Cambria Math" w:hAnsi="Cambria Math"/>
+                    </w:rPr>
+                  </m:ctrlPr>
+                </m:radPr>
+                <m:deg/>
+                <m:e>
+                  <m:sSup>
+                    <m:sSupPr>
+                      <m:ctrlPr>
+                        <w:rPr>
+                          <w:rFonts w:ascii="Cambria Math" w:hAnsi="Cambria Math"/>
+                        </w:rPr>
+                      </m:ctrlPr>
+                    </m:sSupPr>
+                    <m:e>
+                      <m:d>
+                        <m:dPr>
+                          <m:ctrlPr>
+                            <w:rPr>
+                              <w:rFonts w:ascii="Cambria Math" w:hAnsi="Cambria Math"/>
+                            </w:rPr>
+                          </m:ctrlPr>
+                        </m:dPr>
+                        <m:e>
+                          <m:sSub>
+                            <m:sSubPr>
+                              <m:ctrlPr>
+                                <w:rPr>
+                                  <w:rFonts w:ascii="Cambria Math" w:hAnsi="Cambria Math"/>
+                                </w:rPr>
+                              </m:ctrlPr>
+                            </m:sSubPr>
+                            <m:e>
+                              <m:r>
+                                <w:rPr>
+                                  <w:rFonts w:ascii="Cambria Math" w:hAnsi="Cambria Math"/>
+                                </w:rPr>
+                                <m:t>x</m:t>
+                              </m:r>
+                            </m:e>
+                            <m:sub>
+                              <m:r>
+                                <w:rPr>
+                                  <w:rFonts w:ascii="Cambria Math" w:hAnsi="Cambria Math"/>
+                                </w:rPr>
+                                <m:t>1</m:t>
+                              </m:r>
+                            </m:sub>
+                          </m:sSub>
+                          <m:r>
+                            <w:rPr>
+                              <w:rFonts w:ascii="Cambria Math" w:hAnsi="Cambria Math"/>
+                            </w:rPr>
+                            <m:t>-</m:t>
+                          </m:r>
+                          <m:sSub>
+                            <m:sSubPr>
+                              <m:ctrlPr>
+                                <w:rPr>
+                                  <w:rFonts w:ascii="Cambria Math" w:hAnsi="Cambria Math"/>
+                                </w:rPr>
+                              </m:ctrlPr>
+                            </m:sSubPr>
+                            <m:e>
+                              <m:r>
+                                <w:rPr>
+                                  <w:rFonts w:ascii="Cambria Math" w:hAnsi="Cambria Math"/>
+                                </w:rPr>
+                                <m:t>x</m:t>
+                              </m:r>
+                            </m:e>
+                            <m:sub>
+                              <m:r>
+                                <w:rPr>
+                                  <w:rFonts w:ascii="Cambria Math" w:hAnsi="Cambria Math"/>
+                                </w:rPr>
+                                <m:t>2</m:t>
+                              </m:r>
+                            </m:sub>
+                          </m:sSub>
+                          <m:sSup>
+                            <m:sSupPr>
+                              <m:ctrlPr>
+                                <w:rPr>
+                                  <w:rFonts w:ascii="Cambria Math" w:hAnsi="Cambria Math"/>
+                                </w:rPr>
+                              </m:ctrlPr>
+                            </m:sSupPr>
+                            <m:e>
+                              <m:r>
+                                <w:rPr>
+                                  <w:rFonts w:ascii="Cambria Math" w:hAnsi="Cambria Math"/>
+                                </w:rPr>
+                                <m:t>)</m:t>
+                              </m:r>
+                            </m:e>
+                            <m:sup>
+                              <m:r>
+                                <w:rPr>
+                                  <w:rFonts w:ascii="Cambria Math" w:hAnsi="Cambria Math"/>
+                                </w:rPr>
+                                <m:t>2</m:t>
+                              </m:r>
+                            </m:sup>
+                          </m:sSup>
+                          <m:r>
+                            <w:rPr>
+                              <w:rFonts w:ascii="Cambria Math" w:hAnsi="Cambria Math"/>
+                            </w:rPr>
+                            <m:t>+(</m:t>
+                          </m:r>
+                          <m:sSub>
+                            <m:sSubPr>
+                              <m:ctrlPr>
+                                <w:rPr>
+                                  <w:rFonts w:ascii="Cambria Math" w:hAnsi="Cambria Math"/>
+                                </w:rPr>
+                              </m:ctrlPr>
+                            </m:sSubPr>
+                            <m:e>
+                              <m:r>
+                                <w:rPr>
+                                  <w:rFonts w:ascii="Cambria Math" w:hAnsi="Cambria Math"/>
+                                </w:rPr>
+                                <m:t>y</m:t>
+                              </m:r>
+                            </m:e>
+                            <m:sub>
+                              <m:r>
+                                <w:rPr>
+                                  <w:rFonts w:ascii="Cambria Math" w:hAnsi="Cambria Math"/>
+                                </w:rPr>
+                                <m:t>1</m:t>
+                              </m:r>
+                            </m:sub>
+                          </m:sSub>
+                          <m:r>
+                            <w:rPr>
+                              <w:rFonts w:ascii="Cambria Math" w:hAnsi="Cambria Math"/>
+                            </w:rPr>
+                            <m:t>-</m:t>
+                          </m:r>
+                          <m:sSub>
+                            <m:sSubPr>
+                              <m:ctrlPr>
+                                <w:rPr>
+                                  <w:rFonts w:ascii="Cambria Math" w:hAnsi="Cambria Math"/>
+                                </w:rPr>
+                              </m:ctrlPr>
+                            </m:sSubPr>
+                            <m:e>
+                              <m:r>
+                                <w:rPr>
+                                  <w:rFonts w:ascii="Cambria Math" w:hAnsi="Cambria Math"/>
+                                </w:rPr>
+                                <m:t>y</m:t>
+                              </m:r>
+                            </m:e>
+                            <m:sub>
+                              <m:r>
+                                <w:rPr>
+                                  <w:rFonts w:ascii="Cambria Math" w:hAnsi="Cambria Math"/>
+                                </w:rPr>
+                                <m:t>2</m:t>
+                              </m:r>
+                            </m:sub>
+                          </m:sSub>
+                        </m:e>
+                      </m:d>
+                    </m:e>
+                    <m:sup>
+                      <m:r>
+                        <w:rPr>
+                          <w:rFonts w:ascii="Cambria Math" w:hAnsi="Cambria Math"/>
+                        </w:rPr>
+                        <m:t>2</m:t>
+                      </m:r>
+                    </m:sup>
+                  </m:sSup>
+                </m:e>
+              </m:rad>
+            </m:oMath>
+            <w:r>
+              <w:t> — K-Means gebruikt dit om te bepalen of punten bij elkaar horen</w:t>
+            </w:r>
+          </w:p>
+        </w:tc>
+      </w:tr>
+      <w:tr>
+        <w:tc>
+          <w:tcPr>
+            <w:tcW w:w="0" w:type="auto"/>
+            <w:tcBorders>
+              <w:top w:val="single" w:sz="2" w:space="0" w:color="auto"/>
+              <w:left w:val="single" w:sz="2" w:space="0" w:color="auto"/>
+              <w:bottom w:val="single" w:sz="2" w:space="0" w:color="auto"/>
+              <w:right w:val="single" w:sz="4" w:space="0" w:color="auto"/>
+            </w:tcBorders>
+            <w:tcMar>
+              <w:top w:w="180" w:type="dxa"/>
+              <w:left w:w="240" w:type="dxa"/>
+              <w:bottom w:w="180" w:type="dxa"/>
+              <w:right w:w="240" w:type="dxa"/>
+            </w:tcMar>
+            <w:vAlign w:val="center"/>
+            <w:hideMark/>
+          </w:tcPr>
+          <w:p>
+            <w:proofErr w:type="spellStart"/>
+            <w:r>
+              <w:lastRenderedPageBreak/>
+              <w:t>StandardScaler</w:t>
+            </w:r>
+            <w:proofErr w:type="spellEnd"/>
+          </w:p>
+        </w:tc>
+        <w:tc>
+          <w:tcPr>
+            <w:tcW w:w="0" w:type="auto"/>
+            <w:tcBorders>
+              <w:top w:val="single" w:sz="2" w:space="0" w:color="auto"/>
+              <w:left w:val="single" w:sz="2" w:space="0" w:color="auto"/>
+              <w:bottom w:val="single" w:sz="2" w:space="0" w:color="auto"/>
+              <w:right w:val="nil"/>
+            </w:tcBorders>
+            <w:tcMar>
+              <w:top w:w="180" w:type="dxa"/>
+              <w:left w:w="240" w:type="dxa"/>
+              <w:bottom w:w="180" w:type="dxa"/>
+              <w:right w:w="240" w:type="dxa"/>
+            </w:tcMar>
+            <w:vAlign w:val="center"/>
+            <w:hideMark/>
+          </w:tcPr>
+          <w:p>
+            <w:r>
+              <w:t>Schaaft features naar gemiddelde 0 en standaarddeviatie 1, zodat geen enkele feature onevenredig zwaar meetelt in de afstandsberekening</w:t>
+            </w:r>
+          </w:p>
+        </w:tc>
+      </w:tr>
+      <w:tr>
+        <w:tc>
+          <w:tcPr>
+            <w:tcW w:w="0" w:type="auto"/>
+            <w:tcBorders>
+              <w:top w:val="single" w:sz="2" w:space="0" w:color="auto"/>
+              <w:left w:val="single" w:sz="2" w:space="0" w:color="auto"/>
+              <w:bottom w:val="single" w:sz="2" w:space="0" w:color="auto"/>
+              <w:right w:val="single" w:sz="4" w:space="0" w:color="auto"/>
+            </w:tcBorders>
+            <w:tcMar>
+              <w:top w:w="180" w:type="dxa"/>
+              <w:left w:w="240" w:type="dxa"/>
+              <w:bottom w:w="180" w:type="dxa"/>
+              <w:right w:w="240" w:type="dxa"/>
+            </w:tcMar>
+            <w:vAlign w:val="center"/>
+            <w:hideMark/>
+          </w:tcPr>
+          <w:p>
+            <w:proofErr w:type="spellStart"/>
+            <w:r>
+              <w:t>OneHotEncoder</w:t>
+            </w:r>
+            <w:proofErr w:type="spellEnd"/>
+          </w:p>
+        </w:tc>
+        <w:tc>
+          <w:tcPr>
+            <w:tcW w:w="0" w:type="auto"/>
+            <w:tcBorders>
+              <w:top w:val="single" w:sz="2" w:space="0" w:color="auto"/>
+              <w:left w:val="single" w:sz="2" w:space="0" w:color="auto"/>
+              <w:bottom w:val="single" w:sz="2" w:space="0" w:color="auto"/>
+              <w:right w:val="nil"/>
+            </w:tcBorders>
+            <w:tcMar>
+              <w:top w:w="180" w:type="dxa"/>
+              <w:left w:w="240" w:type="dxa"/>
+              <w:bottom w:w="180" w:type="dxa"/>
+              <w:right w:w="240" w:type="dxa"/>
+            </w:tcMar>
+            <w:vAlign w:val="center"/>
+            <w:hideMark/>
+          </w:tcPr>
+          <w:p>
+            <w:r>
+              <w:t>Zet een categorische feature (zoals buurtnaam) om in losse 0/1-kolommen — noodzakelijk omdat K-Means alleen met getallen kan rekenen</w:t>
+            </w:r>
+          </w:p>
+        </w:tc>
+      </w:tr>
+      <w:tr>
+        <w:tc>
+          <w:tcPr>
+            <w:tcW w:w="0" w:type="auto"/>
+            <w:tcBorders>
+              <w:top w:val="single" w:sz="2" w:space="0" w:color="auto"/>
+              <w:left w:val="single" w:sz="2" w:space="0" w:color="auto"/>
+              <w:bottom w:val="single" w:sz="2" w:space="0" w:color="auto"/>
+              <w:right w:val="single" w:sz="4" w:space="0" w:color="auto"/>
+            </w:tcBorders>
+            <w:tcMar>
+              <w:top w:w="180" w:type="dxa"/>
+              <w:left w:w="240" w:type="dxa"/>
+              <w:bottom w:w="180" w:type="dxa"/>
+              <w:right w:w="240" w:type="dxa"/>
+            </w:tcMar>
+            <w:vAlign w:val="center"/>
+            <w:hideMark/>
+          </w:tcPr>
+          <w:p>
+            <m:oMath>
+              <m:r>
+                <w:rPr>
+                  <w:rFonts w:ascii="Cambria Math" w:hAnsi="Cambria Math"/>
+                </w:rPr>
+                <m:t>k</m:t>
+              </m:r>
+            </m:oMath>
+            <w:r>
+              <w:t> (</w:t>
+            </w:r>
+            <w:proofErr w:type="gramStart"/>
+            <w:r>
+              <w:t>aantal</w:t>
+            </w:r>
+            <w:proofErr w:type="gramEnd"/>
+            <w:r>
+              <w:t xml:space="preserve"> clusters)</w:t>
+            </w:r>
+          </w:p>
+        </w:tc>
+        <w:tc>
+          <w:tcPr>
+            <w:tcW w:w="0" w:type="auto"/>
+            <w:tcBorders>
+              <w:top w:val="single" w:sz="2" w:space="0" w:color="auto"/>
+              <w:left w:val="single" w:sz="2" w:space="0" w:color="auto"/>
+              <w:bottom w:val="single" w:sz="2" w:space="0" w:color="auto"/>
+              <w:right w:val="nil"/>
+            </w:tcBorders>
+            <w:tcMar>
+              <w:top w:w="180" w:type="dxa"/>
+              <w:left w:w="240" w:type="dxa"/>
+              <w:bottom w:w="180" w:type="dxa"/>
+              <w:right w:w="240" w:type="dxa"/>
+            </w:tcMar>
+            <w:vAlign w:val="center"/>
+            <w:hideMark/>
+          </w:tcPr>
+          <w:p>
+            <w:r>
+              <w:t>Het aantal groepen waarin je de data wilt verdelen — moet je van tevoren kiezen</w:t>
+            </w:r>
+          </w:p>
+        </w:tc>
+      </w:tr>
+      <w:tr>
+        <w:tc>
+          <w:tcPr>
+            <w:tcW w:w="0" w:type="auto"/>
+            <w:tcBorders>
+              <w:top w:val="single" w:sz="2" w:space="0" w:color="auto"/>
+              <w:left w:val="single" w:sz="2" w:space="0" w:color="auto"/>
+              <w:bottom w:val="single" w:sz="2" w:space="0" w:color="auto"/>
+              <w:right w:val="single" w:sz="4" w:space="0" w:color="auto"/>
+            </w:tcBorders>
+            <w:tcMar>
+              <w:top w:w="180" w:type="dxa"/>
+              <w:left w:w="240" w:type="dxa"/>
+              <w:bottom w:w="180" w:type="dxa"/>
+              <w:right w:w="240" w:type="dxa"/>
+            </w:tcMar>
+            <w:vAlign w:val="center"/>
+            <w:hideMark/>
+          </w:tcPr>
+          <w:p>
+            <w:proofErr w:type="spellStart"/>
+            <w:proofErr w:type="gramStart"/>
+            <w:r>
+              <w:t>n</w:t>
+            </w:r>
+            <w:proofErr w:type="gramEnd"/>
+            <w:r>
+              <w:t>_init</w:t>
+            </w:r>
+            <w:proofErr w:type="spellEnd"/>
+          </w:p>
+        </w:tc>
+        <w:tc>
+          <w:tcPr>
+            <w:tcW w:w="0" w:type="auto"/>
+            <w:tcBorders>
+              <w:top w:val="single" w:sz="2" w:space="0" w:color="auto"/>
+              <w:left w:val="single" w:sz="2" w:space="0" w:color="auto"/>
+              <w:bottom w:val="single" w:sz="2" w:space="0" w:color="auto"/>
+              <w:right w:val="nil"/>
+            </w:tcBorders>
+            <w:tcMar>
+              <w:top w:w="180" w:type="dxa"/>
+              <w:left w:w="240" w:type="dxa"/>
+              <w:bottom w:w="180" w:type="dxa"/>
+              <w:right w:w="240" w:type="dxa"/>
+            </w:tcMar>
+            <w:vAlign w:val="center"/>
+            <w:hideMark/>
+          </w:tcPr>
+          <w:p>
+            <w:r>
+              <w:t xml:space="preserve">Hoe vaak K-Means opnieuw start met willekeurige </w:t>
+            </w:r>
+            <w:proofErr w:type="spellStart"/>
+            <w:r>
+              <w:t>centroïdes</w:t>
+            </w:r>
+            <w:proofErr w:type="spellEnd"/>
+            <w:r>
+              <w:t xml:space="preserve"> — de beste eindoplossing wordt gekozen (hier: 10 keer)</w:t>
+            </w:r>
+          </w:p>
+        </w:tc>
+      </w:tr>
+      <w:tr>
+        <w:tc>
+          <w:tcPr>
+            <w:tcW w:w="0" w:type="auto"/>
+            <w:tcBorders>
+              <w:top w:val="single" w:sz="2" w:space="0" w:color="auto"/>
+              <w:left w:val="single" w:sz="2" w:space="0" w:color="auto"/>
+              <w:bottom w:val="single" w:sz="2" w:space="0" w:color="auto"/>
+              <w:right w:val="single" w:sz="4" w:space="0" w:color="auto"/>
+            </w:tcBorders>
+            <w:tcMar>
+              <w:top w:w="180" w:type="dxa"/>
+              <w:left w:w="240" w:type="dxa"/>
+              <w:bottom w:w="180" w:type="dxa"/>
+              <w:right w:w="240" w:type="dxa"/>
+            </w:tcMar>
+            <w:vAlign w:val="center"/>
+            <w:hideMark/>
+          </w:tcPr>
+          <w:p>
+            <w:proofErr w:type="spellStart"/>
+            <w:proofErr w:type="gramStart"/>
+            <w:r>
+              <w:t>random</w:t>
+            </w:r>
+            <w:proofErr w:type="gramEnd"/>
+            <w:r>
+              <w:t>_state</w:t>
+            </w:r>
+            <w:proofErr w:type="spellEnd"/>
+          </w:p>
+        </w:tc>
+        <w:tc>
+          <w:tcPr>
+            <w:tcW w:w="0" w:type="auto"/>
+            <w:tcBorders>
+              <w:top w:val="single" w:sz="2" w:space="0" w:color="auto"/>
+              <w:left w:val="single" w:sz="2" w:space="0" w:color="auto"/>
+              <w:bottom w:val="single" w:sz="2" w:space="0" w:color="auto"/>
+              <w:right w:val="nil"/>
+            </w:tcBorders>
+            <w:tcMar>
+              <w:top w:w="180" w:type="dxa"/>
+              <w:left w:w="240" w:type="dxa"/>
+              <w:bottom w:w="180" w:type="dxa"/>
+              <w:right w:w="240" w:type="dxa"/>
+            </w:tcMar>
+            <w:vAlign w:val="center"/>
+            <w:hideMark/>
+          </w:tcPr>
+          <w:p>
+            <w:r>
+              <w:t xml:space="preserve">Zorgt dat het algoritme telkens dezelfde </w:t>
+            </w:r>
+            <w:proofErr w:type="spellStart"/>
+            <w:r>
+              <w:t>startcentroïdes</w:t>
+            </w:r>
+            <w:proofErr w:type="spellEnd"/>
+            <w:r>
+              <w:t xml:space="preserve"> kiest, zodat resultaten reproduceerbaar zijn</w:t>
+            </w:r>
+          </w:p>
+        </w:tc>
+      </w:tr>
+      <w:tr>
+        <w:tc>
+          <w:tcPr>
+            <w:tcW w:w="0" w:type="auto"/>
+            <w:tcBorders>
+              <w:top w:val="single" w:sz="2" w:space="0" w:color="auto"/>
+              <w:left w:val="single" w:sz="2" w:space="0" w:color="auto"/>
+              <w:bottom w:val="single" w:sz="2" w:space="0" w:color="auto"/>
+              <w:right w:val="single" w:sz="4" w:space="0" w:color="auto"/>
+            </w:tcBorders>
+            <w:tcMar>
+              <w:top w:w="180" w:type="dxa"/>
+              <w:left w:w="240" w:type="dxa"/>
+              <w:bottom w:w="180" w:type="dxa"/>
+              <w:right w:w="240" w:type="dxa"/>
+            </w:tcMar>
+            <w:vAlign w:val="center"/>
+            <w:hideMark/>
+          </w:tcPr>
+          <w:p>
+            <w:pPr>
+              <w:rPr>
+                <w:lang w:val="en-GB"/>
+              </w:rPr>
+            </w:pPr>
+            <w:r>
+              <w:rPr>
+                <w:lang w:val="en-GB"/>
+              </w:rPr>
+              <w:t>Inertia (within-cluster sum of squares)</w:t>
+            </w:r>
+          </w:p>
+        </w:tc>
+        <w:tc>
+          <w:tcPr>
+            <w:tcW w:w="0" w:type="auto"/>
+            <w:tcBorders>
+              <w:top w:val="single" w:sz="2" w:space="0" w:color="auto"/>
+              <w:left w:val="single" w:sz="2" w:space="0" w:color="auto"/>
+              <w:bottom w:val="single" w:sz="2" w:space="0" w:color="auto"/>
+              <w:right w:val="nil"/>
+            </w:tcBorders>
+            <w:tcMar>
+              <w:top w:w="180" w:type="dxa"/>
+              <w:left w:w="240" w:type="dxa"/>
+              <w:bottom w:w="180" w:type="dxa"/>
+              <w:right w:w="240" w:type="dxa"/>
+            </w:tcMar>
+            <w:vAlign w:val="center"/>
+            <w:hideMark/>
+          </w:tcPr>
+          <w:p>
+            <w:r>
+              <w:t xml:space="preserve">De som van afstanden tussen elk punt en zijn eigen </w:t>
+            </w:r>
+            <w:proofErr w:type="spellStart"/>
+            <w:r>
+              <w:t>clustercentroïde</w:t>
+            </w:r>
+            <w:proofErr w:type="spellEnd"/>
+            <w:r>
+              <w:t xml:space="preserve"> — lager is beter, maar daalt altijd naarmate </w:t>
+            </w:r>
+            <m:oMath>
+              <m:r>
+                <w:rPr>
+                  <w:rFonts w:ascii="Cambria Math" w:hAnsi="Cambria Math"/>
+                </w:rPr>
+                <m:t>k</m:t>
+              </m:r>
+            </m:oMath>
+            <w:r>
+              <w:t> stijgt</w:t>
+            </w:r>
+          </w:p>
+        </w:tc>
+      </w:tr>
+      <w:tr>
+        <w:tc>
+          <w:tcPr>
+            <w:tcW w:w="0" w:type="auto"/>
+            <w:tcBorders>
+              <w:top w:val="single" w:sz="2" w:space="0" w:color="auto"/>
+              <w:left w:val="single" w:sz="2" w:space="0" w:color="auto"/>
+              <w:bottom w:val="single" w:sz="2" w:space="0" w:color="auto"/>
+              <w:right w:val="single" w:sz="4" w:space="0" w:color="auto"/>
+            </w:tcBorders>
+            <w:tcMar>
+              <w:top w:w="180" w:type="dxa"/>
+              <w:left w:w="240" w:type="dxa"/>
+              <w:bottom w:w="180" w:type="dxa"/>
+              <w:right w:w="240" w:type="dxa"/>
+            </w:tcMar>
+            <w:vAlign w:val="center"/>
+            <w:hideMark/>
+          </w:tcPr>
+          <w:p>
+            <w:proofErr w:type="spellStart"/>
+            <w:r>
+              <w:t>Elbow</w:t>
+            </w:r>
+            <w:proofErr w:type="spellEnd"/>
+            <w:r>
+              <w:t>-methode</w:t>
+            </w:r>
+          </w:p>
+        </w:tc>
+        <w:tc>
+          <w:tcPr>
+            <w:tcW w:w="0" w:type="auto"/>
+            <w:tcBorders>
+              <w:top w:val="single" w:sz="2" w:space="0" w:color="auto"/>
+              <w:left w:val="single" w:sz="2" w:space="0" w:color="auto"/>
+              <w:bottom w:val="single" w:sz="2" w:space="0" w:color="auto"/>
+              <w:right w:val="nil"/>
+            </w:tcBorders>
+            <w:tcMar>
+              <w:top w:w="180" w:type="dxa"/>
+              <w:left w:w="240" w:type="dxa"/>
+              <w:bottom w:w="180" w:type="dxa"/>
+              <w:right w:w="240" w:type="dxa"/>
+            </w:tcMar>
+            <w:vAlign w:val="center"/>
+            <w:hideMark/>
+          </w:tcPr>
+          <w:p>
+            <w:r>
+              <w:t>Grafiek van </w:t>
+            </w:r>
+            <m:oMath>
+              <m:r>
+                <w:rPr>
+                  <w:rFonts w:ascii="Cambria Math" w:hAnsi="Cambria Math"/>
+                </w:rPr>
+                <m:t>k</m:t>
+              </m:r>
+            </m:oMath>
+            <w:r>
+              <w:t xml:space="preserve"> tegen </w:t>
+            </w:r>
+            <w:proofErr w:type="spellStart"/>
+            <w:r>
+              <w:t>inertia</w:t>
+            </w:r>
+            <w:proofErr w:type="spellEnd"/>
+            <w:r>
+              <w:t xml:space="preserve"> — het "elleboogpunt" waar de lijn afvlakt is vaak het optimale aantal clusters</w:t>
+            </w:r>
+          </w:p>
+        </w:tc>
+      </w:tr>
+      <w:tr>
+        <w:tc>
+          <w:tcPr>
+            <w:tcW w:w="0" w:type="auto"/>
+            <w:tcBorders>
+              <w:top w:val="single" w:sz="2" w:space="0" w:color="auto"/>
+              <w:left w:val="single" w:sz="2" w:space="0" w:color="auto"/>
+              <w:bottom w:val="single" w:sz="2" w:space="0" w:color="auto"/>
+              <w:right w:val="single" w:sz="4" w:space="0" w:color="auto"/>
+            </w:tcBorders>
+            <w:tcMar>
+              <w:top w:w="180" w:type="dxa"/>
+              <w:left w:w="240" w:type="dxa"/>
+              <w:bottom w:w="180" w:type="dxa"/>
+              <w:right w:w="240" w:type="dxa"/>
+            </w:tcMar>
+            <w:vAlign w:val="center"/>
+            <w:hideMark/>
+          </w:tcPr>
+          <w:p>
+            <w:proofErr w:type="spellStart"/>
+            <w:r>
+              <w:t>Silhouette</w:t>
+            </w:r>
+            <w:proofErr w:type="spellEnd"/>
+            <w:r>
+              <w:t xml:space="preserve"> score</w:t>
+            </w:r>
+          </w:p>
+        </w:tc>
+        <w:tc>
+          <w:tcPr>
+            <w:tcW w:w="0" w:type="auto"/>
+            <w:tcBorders>
+              <w:top w:val="single" w:sz="2" w:space="0" w:color="auto"/>
+              <w:left w:val="single" w:sz="2" w:space="0" w:color="auto"/>
+              <w:bottom w:val="single" w:sz="2" w:space="0" w:color="auto"/>
+              <w:right w:val="nil"/>
+            </w:tcBorders>
+            <w:tcMar>
+              <w:top w:w="180" w:type="dxa"/>
+              <w:left w:w="240" w:type="dxa"/>
+              <w:bottom w:w="180" w:type="dxa"/>
+              <w:right w:w="240" w:type="dxa"/>
+            </w:tcMar>
+            <w:vAlign w:val="center"/>
+            <w:hideMark/>
+          </w:tcPr>
+          <w:p>
+            <w:r>
+              <w:t>Maat tussen -1 en 1 die aangeeft hoe goed clusters gescheiden zijn: 1 = perfect gescheiden, 0 = overlappend, negatief = verkeerd geclusterd</w:t>
+            </w:r>
+          </w:p>
+        </w:tc>
+      </w:tr>
+      <w:tr>
+        <w:tc>
+          <w:tcPr>
+            <w:tcW w:w="0" w:type="auto"/>
+            <w:tcBorders>
+              <w:top w:val="single" w:sz="2" w:space="0" w:color="auto"/>
+              <w:left w:val="single" w:sz="2" w:space="0" w:color="auto"/>
+              <w:bottom w:val="single" w:sz="2" w:space="0" w:color="auto"/>
+              <w:right w:val="single" w:sz="4" w:space="0" w:color="auto"/>
+            </w:tcBorders>
+            <w:tcMar>
+              <w:top w:w="180" w:type="dxa"/>
+              <w:left w:w="240" w:type="dxa"/>
+              <w:bottom w:w="180" w:type="dxa"/>
+              <w:right w:w="240" w:type="dxa"/>
+            </w:tcMar>
+            <w:vAlign w:val="center"/>
+            <w:hideMark/>
+          </w:tcPr>
+          <w:p>
+            <w:proofErr w:type="spellStart"/>
+            <w:r>
+              <w:lastRenderedPageBreak/>
+              <w:t>Silhouette</w:t>
+            </w:r>
+            <w:proofErr w:type="spellEnd"/>
+            <w:r>
+              <w:t xml:space="preserve"> plot</w:t>
+            </w:r>
+          </w:p>
+        </w:tc>
+        <w:tc>
+          <w:tcPr>
+            <w:tcW w:w="0" w:type="auto"/>
+            <w:tcBorders>
+              <w:top w:val="single" w:sz="2" w:space="0" w:color="auto"/>
+              <w:left w:val="single" w:sz="2" w:space="0" w:color="auto"/>
+              <w:bottom w:val="single" w:sz="2" w:space="0" w:color="auto"/>
+              <w:right w:val="nil"/>
+            </w:tcBorders>
+            <w:tcMar>
+              <w:top w:w="180" w:type="dxa"/>
+              <w:left w:w="240" w:type="dxa"/>
+              <w:bottom w:w="180" w:type="dxa"/>
+              <w:right w:w="240" w:type="dxa"/>
+            </w:tcMar>
+            <w:vAlign w:val="center"/>
+            <w:hideMark/>
+          </w:tcPr>
+          <w:p>
+            <w:r>
+              <w:t>Visualisatie die per cluster laat zien hoe breed de silhouet is — breed = duidelijke cluster, smal = veel overlap</w:t>
+            </w:r>
+          </w:p>
+        </w:tc>
+      </w:tr>
+      <w:tr>
+        <w:tc>
+          <w:tcPr>
+            <w:tcW w:w="0" w:type="auto"/>
+            <w:tcBorders>
+              <w:top w:val="single" w:sz="2" w:space="0" w:color="auto"/>
+              <w:left w:val="single" w:sz="2" w:space="0" w:color="auto"/>
+              <w:bottom w:val="single" w:sz="2" w:space="0" w:color="auto"/>
+              <w:right w:val="single" w:sz="4" w:space="0" w:color="auto"/>
+            </w:tcBorders>
+            <w:tcMar>
+              <w:top w:w="180" w:type="dxa"/>
+              <w:left w:w="240" w:type="dxa"/>
+              <w:bottom w:w="180" w:type="dxa"/>
+              <w:right w:w="240" w:type="dxa"/>
+            </w:tcMar>
+            <w:vAlign w:val="center"/>
+            <w:hideMark/>
+          </w:tcPr>
+          <w:p>
+            <w:r>
+              <w:t>PCA (</w:t>
+            </w:r>
+            <w:proofErr w:type="spellStart"/>
+            <w:r>
+              <w:t>Principal</w:t>
+            </w:r>
+            <w:proofErr w:type="spellEnd"/>
+            <w:r>
+              <w:t xml:space="preserve"> Component Analysis)</w:t>
+            </w:r>
+          </w:p>
+        </w:tc>
+        <w:tc>
+          <w:tcPr>
+            <w:tcW w:w="0" w:type="auto"/>
+            <w:tcBorders>
+              <w:top w:val="single" w:sz="2" w:space="0" w:color="auto"/>
+              <w:left w:val="single" w:sz="2" w:space="0" w:color="auto"/>
+              <w:bottom w:val="single" w:sz="2" w:space="0" w:color="auto"/>
+              <w:right w:val="nil"/>
+            </w:tcBorders>
+            <w:tcMar>
+              <w:top w:w="180" w:type="dxa"/>
+              <w:left w:w="240" w:type="dxa"/>
+              <w:bottom w:w="180" w:type="dxa"/>
+              <w:right w:w="240" w:type="dxa"/>
+            </w:tcMar>
+            <w:vAlign w:val="center"/>
+            <w:hideMark/>
+          </w:tcPr>
+          <w:p>
+            <w:r>
+              <w:t>Techniek om hoge dimensies terug te brengen naar 2D of 3D, zodat je clustering visueel kunt beoordelen zonder alle dimensies te hoeven snappen</w:t>
+            </w:r>
+          </w:p>
+        </w:tc>
+      </w:tr>
+      <w:tr>
+        <w:tc>
+          <w:tcPr>
+            <w:tcW w:w="0" w:type="auto"/>
+            <w:tcBorders>
+              <w:top w:val="single" w:sz="2" w:space="0" w:color="auto"/>
+              <w:left w:val="single" w:sz="2" w:space="0" w:color="auto"/>
+              <w:bottom w:val="single" w:sz="2" w:space="0" w:color="auto"/>
+              <w:right w:val="single" w:sz="4" w:space="0" w:color="auto"/>
+            </w:tcBorders>
+            <w:tcMar>
+              <w:top w:w="180" w:type="dxa"/>
+              <w:left w:w="240" w:type="dxa"/>
+              <w:bottom w:w="180" w:type="dxa"/>
+              <w:right w:w="240" w:type="dxa"/>
+            </w:tcMar>
+            <w:vAlign w:val="center"/>
+            <w:hideMark/>
+          </w:tcPr>
+          <w:p>
+            <w:proofErr w:type="spellStart"/>
+            <w:r>
+              <w:t>Overclustering</w:t>
+            </w:r>
+            <w:proofErr w:type="spellEnd"/>
+          </w:p>
+        </w:tc>
+        <w:tc>
+          <w:tcPr>
+            <w:tcW w:w="0" w:type="auto"/>
+            <w:tcBorders>
+              <w:top w:val="single" w:sz="2" w:space="0" w:color="auto"/>
+              <w:left w:val="single" w:sz="2" w:space="0" w:color="auto"/>
+              <w:bottom w:val="single" w:sz="2" w:space="0" w:color="auto"/>
+              <w:right w:val="nil"/>
+            </w:tcBorders>
+            <w:tcMar>
+              <w:top w:w="180" w:type="dxa"/>
+              <w:left w:w="240" w:type="dxa"/>
+              <w:bottom w:w="180" w:type="dxa"/>
+              <w:right w:w="240" w:type="dxa"/>
+            </w:tcMar>
+            <w:vAlign w:val="center"/>
+            <w:hideMark/>
+          </w:tcPr>
+          <w:p>
+            <w:r>
+              <w:t xml:space="preserve">Te veel clusters kiezen, waardoor logisch bij elkaar horende punten onnodig worden opgesplitst — de </w:t>
+            </w:r>
+            <w:proofErr w:type="spellStart"/>
+            <w:r>
+              <w:t>silhouette</w:t>
+            </w:r>
+            <w:proofErr w:type="spellEnd"/>
+            <w:r>
+              <w:t xml:space="preserve"> score daalt dan</w:t>
+            </w:r>
+          </w:p>
+        </w:tc>
+      </w:tr>
+      <w:tr>
+        <w:tc>
+          <w:tcPr>
+            <w:tcW w:w="0" w:type="auto"/>
+            <w:tcBorders>
+              <w:top w:val="single" w:sz="2" w:space="0" w:color="auto"/>
+              <w:left w:val="single" w:sz="2" w:space="0" w:color="auto"/>
+              <w:bottom w:val="single" w:sz="2" w:space="0" w:color="auto"/>
+              <w:right w:val="single" w:sz="4" w:space="0" w:color="auto"/>
+            </w:tcBorders>
+            <w:tcMar>
+              <w:top w:w="180" w:type="dxa"/>
+              <w:left w:w="240" w:type="dxa"/>
+              <w:bottom w:w="180" w:type="dxa"/>
+              <w:right w:w="240" w:type="dxa"/>
+            </w:tcMar>
+            <w:vAlign w:val="center"/>
+            <w:hideMark/>
+          </w:tcPr>
+          <w:p>
+            <w:r>
+              <w:t>Feature engineering</w:t>
+            </w:r>
+          </w:p>
+        </w:tc>
+        <w:tc>
+          <w:tcPr>
+            <w:tcW w:w="0" w:type="auto"/>
+            <w:tcBorders>
+              <w:top w:val="single" w:sz="2" w:space="0" w:color="auto"/>
+              <w:left w:val="single" w:sz="2" w:space="0" w:color="auto"/>
+              <w:bottom w:val="single" w:sz="2" w:space="0" w:color="auto"/>
+              <w:right w:val="nil"/>
+            </w:tcBorders>
+            <w:tcMar>
+              <w:top w:w="180" w:type="dxa"/>
+              <w:left w:w="240" w:type="dxa"/>
+              <w:bottom w:w="180" w:type="dxa"/>
+              <w:right w:w="240" w:type="dxa"/>
+            </w:tcMar>
+            <w:vAlign w:val="center"/>
+            <w:hideMark/>
+          </w:tcPr>
+          <w:p>
+            <w:r>
+              <w:t>Het selecteren en combineren van de juiste kenmerken — bleek in jouw experiment </w:t>
+            </w:r>
+            <w:r>
+              <w:rPr>
+                <w:i/>
+                <w:iCs/>
+              </w:rPr>
+              <w:t>meer</w:t>
+            </w:r>
+            <w:r>
+              <w:t> impact te hebben dan alleen </w:t>
+            </w:r>
+            <m:oMath>
+              <m:r>
+                <w:rPr>
+                  <w:rFonts w:ascii="Cambria Math" w:hAnsi="Cambria Math"/>
+                </w:rPr>
+                <m:t>k</m:t>
+              </m:r>
+            </m:oMath>
+            <w:r>
+              <w:t> aanpassen</w:t>
+            </w:r>
+          </w:p>
+        </w:tc>
+      </w:tr>
+      <w:tr>
+        <w:tc>
+          <w:tcPr>
+            <w:tcW w:w="0" w:type="auto"/>
+            <w:tcBorders>
+              <w:top w:val="single" w:sz="2" w:space="0" w:color="auto"/>
+              <w:left w:val="single" w:sz="2" w:space="0" w:color="auto"/>
+              <w:bottom w:val="single" w:sz="2" w:space="0" w:color="auto"/>
+              <w:right w:val="single" w:sz="4" w:space="0" w:color="auto"/>
+            </w:tcBorders>
+            <w:tcMar>
+              <w:top w:w="180" w:type="dxa"/>
+              <w:left w:w="240" w:type="dxa"/>
+              <w:bottom w:w="180" w:type="dxa"/>
+              <w:right w:w="240" w:type="dxa"/>
+            </w:tcMar>
+            <w:vAlign w:val="center"/>
+            <w:hideMark/>
+          </w:tcPr>
+          <w:p>
+            <w:r>
+              <w:t>Feature-ruimte bepalen</w:t>
+            </w:r>
+          </w:p>
+        </w:tc>
+        <w:tc>
+          <w:tcPr>
+            <w:tcW w:w="0" w:type="auto"/>
+            <w:tcBorders>
+              <w:top w:val="single" w:sz="2" w:space="0" w:color="auto"/>
+              <w:left w:val="single" w:sz="2" w:space="0" w:color="auto"/>
+              <w:bottom w:val="single" w:sz="2" w:space="0" w:color="auto"/>
+              <w:right w:val="nil"/>
+            </w:tcBorders>
+            <w:tcMar>
+              <w:top w:w="180" w:type="dxa"/>
+              <w:left w:w="240" w:type="dxa"/>
+              <w:bottom w:w="180" w:type="dxa"/>
+              <w:right w:w="240" w:type="dxa"/>
+            </w:tcMar>
+            <w:vAlign w:val="center"/>
+            <w:hideMark/>
+          </w:tcPr>
+          <w:p>
+            <w:r>
+              <w:t xml:space="preserve">In </w:t>
+            </w:r>
+            <w:proofErr w:type="spellStart"/>
+            <w:r>
+              <w:t>unsupervised</w:t>
+            </w:r>
+            <w:proofErr w:type="spellEnd"/>
+            <w:r>
+              <w:t xml:space="preserve"> </w:t>
+            </w:r>
+            <w:proofErr w:type="spellStart"/>
+            <w:r>
+              <w:t>learning</w:t>
+            </w:r>
+            <w:proofErr w:type="spellEnd"/>
+            <w:r>
+              <w:t xml:space="preserve"> bepaalt jóúw keuze van features de hele clusterstructuur — verkeerde features = onzinnige clusters</w:t>
+            </w:r>
+          </w:p>
+        </w:tc>
+      </w:tr>
+    </w:tbl>
     <w:p/>
     <w:p>
       <w:pPr>
@@ -4917,28 +6855,14 @@
         <w:t>WOORDENSCHATLIJST – Machine Learning (DEAI)</w:t>
       </w:r>
     </w:p>
-    <w:p>
-      <w:r>
-        <w:pict w14:anchorId="4C839230">
-          <v:rect id="_x0000_i1610" style="width:0;height:1.5pt" o:hralign="center" o:hrstd="t" o:hr="t" fillcolor="#a0a0a0" stroked="f"/>
-        </w:pict>
-      </w:r>
-    </w:p>
-    <w:p>
-      <w:pPr>
-        <w:rPr>
-          <w:b/>
-          <w:bCs/>
-        </w:rPr>
-      </w:pPr>
-      <w:r>
-        <w:rPr>
-          <w:rFonts w:ascii="Segoe UI Emoji" w:hAnsi="Segoe UI Emoji" w:cs="Segoe UI Emoji"/>
-          <w:b/>
-          <w:bCs/>
-        </w:rPr>
-        <w:t>🔹</w:t>
-      </w:r>
+    <w:p/>
+    <w:p>
+      <w:pPr>
+        <w:rPr>
+          <w:b/>
+          <w:bCs/>
+        </w:rPr>
+      </w:pPr>
       <w:r>
         <w:rPr>
           <w:b/>
@@ -4956,14 +6880,6 @@
       </w:pPr>
       <w:r>
         <w:rPr>
-          <w:rFonts w:ascii="Segoe UI Emoji" w:hAnsi="Segoe UI Emoji" w:cs="Segoe UI Emoji"/>
-          <w:b/>
-          <w:bCs/>
-        </w:rPr>
-        <w:t>✅</w:t>
-      </w:r>
-      <w:r>
-        <w:rPr>
           <w:b/>
           <w:bCs/>
         </w:rPr>
@@ -4985,50 +6901,132 @@
       </w:pPr>
       <w:r>
         <w:rPr>
-          <w:rFonts w:ascii="Segoe UI Emoji" w:hAnsi="Segoe UI Emoji" w:cs="Segoe UI Emoji"/>
           <w:b/>
           <w:bCs/>
           <w:lang w:val="en-GB"/>
         </w:rPr>
-        <w:t>✅</w:t>
-      </w:r>
-      <w:r>
-        <w:rPr>
-          <w:b/>
-          <w:bCs/>
+        <w:t xml:space="preserve"> Feature</w:t>
+      </w:r>
+    </w:p>
+    <w:p>
+      <w:pPr>
+        <w:rPr>
           <w:lang w:val="en-GB"/>
         </w:rPr>
-        <w:t xml:space="preserve"> Feature</w:t>
-      </w:r>
-    </w:p>
-    <w:p>
-      <w:pPr>
+      </w:pPr>
+      <w:r>
         <w:rPr>
           <w:lang w:val="en-GB"/>
         </w:rPr>
-      </w:pPr>
-      <w:r>
+        <w:t>Een invoervariabele (bijv. Gr Liv Area, Neighborhood).</w:t>
+      </w:r>
+    </w:p>
+    <w:p>
+      <w:pPr>
+        <w:rPr>
+          <w:b/>
+          <w:bCs/>
+        </w:rPr>
+      </w:pPr>
+      <w:r>
+        <w:rPr>
+          <w:b/>
+          <w:bCs/>
+        </w:rPr>
+        <w:t xml:space="preserve"> </w:t>
+      </w:r>
+      <w:proofErr w:type="gramStart"/>
+      <w:r>
+        <w:rPr>
+          <w:b/>
+          <w:bCs/>
+        </w:rPr>
+        <w:t>Target /</w:t>
+      </w:r>
+      <w:proofErr w:type="gramEnd"/>
+      <w:r>
+        <w:rPr>
+          <w:b/>
+          <w:bCs/>
+        </w:rPr>
+        <w:t xml:space="preserve"> Doelvariabele</w:t>
+      </w:r>
+    </w:p>
+    <w:p>
+      <w:pPr>
         <w:rPr>
           <w:lang w:val="en-GB"/>
         </w:rPr>
-        <w:t>Een invoervariabele (bijv. Gr Liv Area, Neighborhood).</w:t>
-      </w:r>
-    </w:p>
-    <w:p>
-      <w:pPr>
-        <w:rPr>
-          <w:b/>
-          <w:bCs/>
-        </w:rPr>
-      </w:pPr>
-      <w:r>
-        <w:rPr>
-          <w:rFonts w:ascii="Segoe UI Emoji" w:hAnsi="Segoe UI Emoji" w:cs="Segoe UI Emoji"/>
-          <w:b/>
-          <w:bCs/>
-        </w:rPr>
-        <w:t>✅</w:t>
-      </w:r>
+      </w:pPr>
+      <w:r>
+        <w:t xml:space="preserve">Wat je probeert te voorspellen (bijv. </w:t>
+      </w:r>
+      <w:r>
+        <w:rPr>
+          <w:lang w:val="en-GB"/>
+        </w:rPr>
+        <w:t>SalePrice).</w:t>
+      </w:r>
+    </w:p>
+    <w:p>
+      <w:pPr>
+        <w:rPr>
+          <w:b/>
+          <w:bCs/>
+          <w:lang w:val="en-GB"/>
+        </w:rPr>
+      </w:pPr>
+      <w:r>
+        <w:rPr>
+          <w:b/>
+          <w:bCs/>
+          <w:lang w:val="en-GB"/>
+        </w:rPr>
+        <w:t xml:space="preserve"> Train set</w:t>
+      </w:r>
+    </w:p>
+    <w:p>
+      <w:pPr>
+        <w:rPr>
+          <w:lang w:val="en-GB"/>
+        </w:rPr>
+      </w:pPr>
+      <w:r>
+        <w:rPr>
+          <w:lang w:val="en-GB"/>
+        </w:rPr>
+        <w:t>Data waarop het model leert.</w:t>
+      </w:r>
+    </w:p>
+    <w:p>
+      <w:pPr>
+        <w:rPr>
+          <w:b/>
+          <w:bCs/>
+          <w:lang w:val="en-GB"/>
+        </w:rPr>
+      </w:pPr>
+      <w:r>
+        <w:rPr>
+          <w:b/>
+          <w:bCs/>
+          <w:lang w:val="en-GB"/>
+        </w:rPr>
+        <w:t>Test set</w:t>
+      </w:r>
+    </w:p>
+    <w:p>
+      <w:r>
+        <w:t>Data waarop je controleert hoe goed het model werkt.</w:t>
+      </w:r>
+    </w:p>
+    <w:p>
+      <w:pPr>
+        <w:rPr>
+          <w:b/>
+          <w:bCs/>
+        </w:rPr>
+      </w:pPr>
       <w:r>
         <w:rPr>
           <w:b/>
@@ -5036,148 +7034,23 @@
         </w:rPr>
         <w:t xml:space="preserve"> </w:t>
       </w:r>
+      <w:proofErr w:type="spellStart"/>
+      <w:r>
+        <w:rPr>
+          <w:b/>
+          <w:bCs/>
+        </w:rPr>
+        <w:t>Overfitting</w:t>
+      </w:r>
+      <w:proofErr w:type="spellEnd"/>
+    </w:p>
+    <w:p>
       <w:proofErr w:type="gramStart"/>
       <w:r>
-        <w:rPr>
-          <w:b/>
-          <w:bCs/>
-        </w:rPr>
-        <w:t>Target /</w:t>
+        <w:t>Model leert</w:t>
       </w:r>
       <w:proofErr w:type="gramEnd"/>
       <w:r>
-        <w:rPr>
-          <w:b/>
-          <w:bCs/>
-        </w:rPr>
-        <w:t xml:space="preserve"> Doelvariabele</w:t>
-      </w:r>
-    </w:p>
-    <w:p>
-      <w:pPr>
-        <w:rPr>
-          <w:lang w:val="en-GB"/>
-        </w:rPr>
-      </w:pPr>
-      <w:r>
-        <w:t xml:space="preserve">Wat je probeert te voorspellen (bijv. </w:t>
-      </w:r>
-      <w:r>
-        <w:rPr>
-          <w:lang w:val="en-GB"/>
-        </w:rPr>
-        <w:t>SalePrice).</w:t>
-      </w:r>
-    </w:p>
-    <w:p>
-      <w:pPr>
-        <w:rPr>
-          <w:b/>
-          <w:bCs/>
-          <w:lang w:val="en-GB"/>
-        </w:rPr>
-      </w:pPr>
-      <w:r>
-        <w:rPr>
-          <w:rFonts w:ascii="Segoe UI Emoji" w:hAnsi="Segoe UI Emoji" w:cs="Segoe UI Emoji"/>
-          <w:b/>
-          <w:bCs/>
-          <w:lang w:val="en-GB"/>
-        </w:rPr>
-        <w:t>✅</w:t>
-      </w:r>
-      <w:r>
-        <w:rPr>
-          <w:b/>
-          <w:bCs/>
-          <w:lang w:val="en-GB"/>
-        </w:rPr>
-        <w:t xml:space="preserve"> Train set</w:t>
-      </w:r>
-    </w:p>
-    <w:p>
-      <w:pPr>
-        <w:rPr>
-          <w:lang w:val="en-GB"/>
-        </w:rPr>
-      </w:pPr>
-      <w:r>
-        <w:rPr>
-          <w:lang w:val="en-GB"/>
-        </w:rPr>
-        <w:t>Data waarop het model leert.</w:t>
-      </w:r>
-    </w:p>
-    <w:p>
-      <w:pPr>
-        <w:rPr>
-          <w:b/>
-          <w:bCs/>
-          <w:lang w:val="en-GB"/>
-        </w:rPr>
-      </w:pPr>
-      <w:r>
-        <w:rPr>
-          <w:rFonts w:ascii="Segoe UI Emoji" w:hAnsi="Segoe UI Emoji" w:cs="Segoe UI Emoji"/>
-          <w:b/>
-          <w:bCs/>
-          <w:lang w:val="en-GB"/>
-        </w:rPr>
-        <w:t>✅</w:t>
-      </w:r>
-      <w:r>
-        <w:rPr>
-          <w:b/>
-          <w:bCs/>
-          <w:lang w:val="en-GB"/>
-        </w:rPr>
-        <w:t xml:space="preserve"> Test set</w:t>
-      </w:r>
-    </w:p>
-    <w:p>
-      <w:r>
-        <w:t>Data waarop je controleert hoe goed het model werkt.</w:t>
-      </w:r>
-    </w:p>
-    <w:p>
-      <w:pPr>
-        <w:rPr>
-          <w:b/>
-          <w:bCs/>
-        </w:rPr>
-      </w:pPr>
-      <w:r>
-        <w:rPr>
-          <w:rFonts w:ascii="Segoe UI Emoji" w:hAnsi="Segoe UI Emoji" w:cs="Segoe UI Emoji"/>
-          <w:b/>
-          <w:bCs/>
-        </w:rPr>
-        <w:t>✅</w:t>
-      </w:r>
-      <w:r>
-        <w:rPr>
-          <w:b/>
-          <w:bCs/>
-        </w:rPr>
-        <w:t xml:space="preserve"> </w:t>
-      </w:r>
-      <w:proofErr w:type="spellStart"/>
-      <w:r>
-        <w:rPr>
-          <w:b/>
-          <w:bCs/>
-        </w:rPr>
-        <w:t>Overfitting</w:t>
-      </w:r>
-      <w:proofErr w:type="spellEnd"/>
-    </w:p>
-    <w:p>
-      <w:proofErr w:type="gramStart"/>
-      <w:r>
-        <w:t>Model leert</w:t>
-      </w:r>
-      <w:proofErr w:type="gramEnd"/>
-      <w:r>
         <w:t xml:space="preserve"> de </w:t>
       </w:r>
       <w:proofErr w:type="spellStart"/>
@@ -5198,14 +7071,6 @@
       </w:pPr>
       <w:r>
         <w:rPr>
-          <w:rFonts w:ascii="Segoe UI Emoji" w:hAnsi="Segoe UI Emoji" w:cs="Segoe UI Emoji"/>
-          <w:b/>
-          <w:bCs/>
-        </w:rPr>
-        <w:t>✅</w:t>
-      </w:r>
-      <w:r>
-        <w:rPr>
           <w:b/>
           <w:bCs/>
         </w:rPr>
@@ -5217,59 +7082,30 @@
         <w:t>Model is te simpel → leert patronen niet goed.</w:t>
       </w:r>
     </w:p>
-    <w:p>
-      <w:r>
-        <w:pict w14:anchorId="6E8C247C">
-          <v:rect id="_x0000_i1611" style="width:0;height:1.5pt" o:hralign="center" o:hrstd="t" o:hr="t" fillcolor="#a0a0a0" stroked="f"/>
-        </w:pict>
-      </w:r>
-    </w:p>
-    <w:p>
-      <w:pPr>
-        <w:rPr>
-          <w:b/>
-          <w:bCs/>
-        </w:rPr>
-      </w:pPr>
-      <w:r>
-        <w:rPr>
-          <w:rFonts w:ascii="Segoe UI Emoji" w:hAnsi="Segoe UI Emoji" w:cs="Segoe UI Emoji"/>
-          <w:b/>
-          <w:bCs/>
-        </w:rPr>
-        <w:t>📈</w:t>
-      </w:r>
-      <w:r>
-        <w:rPr>
-          <w:b/>
-          <w:bCs/>
-        </w:rPr>
-        <w:t xml:space="preserve"> LINEAIRE REGRESSIE</w:t>
-      </w:r>
-    </w:p>
-    <w:p>
-      <w:r>
-        <w:pict w14:anchorId="11609C37">
-          <v:rect id="_x0000_i1612" style="width:0;height:1.5pt" o:hralign="center" o:hrstd="t" o:hr="t" fillcolor="#a0a0a0" stroked="f"/>
-        </w:pict>
-      </w:r>
-    </w:p>
-    <w:p>
-      <w:pPr>
-        <w:rPr>
-          <w:b/>
-          <w:bCs/>
-        </w:rPr>
-      </w:pPr>
-      <w:r>
-        <w:rPr>
-          <w:rFonts w:ascii="Segoe UI Emoji" w:hAnsi="Segoe UI Emoji" w:cs="Segoe UI Emoji"/>
-          <w:b/>
-          <w:bCs/>
-        </w:rPr>
-        <w:lastRenderedPageBreak/>
-        <w:t>✅</w:t>
-      </w:r>
+    <w:p/>
+    <w:p>
+      <w:pPr>
+        <w:rPr>
+          <w:b/>
+          <w:bCs/>
+        </w:rPr>
+      </w:pPr>
+      <w:r>
+        <w:rPr>
+          <w:b/>
+          <w:bCs/>
+        </w:rPr>
+        <w:t>LINEAIRE REGRESSIE</w:t>
+      </w:r>
+    </w:p>
+    <w:p/>
+    <w:p>
+      <w:pPr>
+        <w:rPr>
+          <w:b/>
+          <w:bCs/>
+        </w:rPr>
+      </w:pPr>
       <w:r>
         <w:rPr>
           <w:b/>
@@ -5304,32 +7140,11 @@
     </w:p>
     <w:p>
       <w:r>
-        <w:pict w14:anchorId="4255A480">
-          <v:rect id="_x0000_i1613" style="width:0;height:1.5pt" o:hralign="center" o:hrstd="t" o:hr="t" fillcolor="#a0a0a0" stroked="f"/>
-        </w:pict>
-      </w:r>
-    </w:p>
-    <w:p>
-      <w:pPr>
-        <w:rPr>
-          <w:b/>
-          <w:bCs/>
-        </w:rPr>
-      </w:pPr>
-      <w:r>
-        <w:rPr>
-          <w:rFonts w:ascii="Segoe UI Emoji" w:hAnsi="Segoe UI Emoji" w:cs="Segoe UI Emoji"/>
-          <w:b/>
-          <w:bCs/>
-        </w:rPr>
-        <w:t>✅</w:t>
-      </w:r>
-      <w:r>
-        <w:rPr>
-          <w:b/>
-          <w:bCs/>
-        </w:rPr>
-        <w:t xml:space="preserve"> Wanneer gebruik je het?</w:t>
+        <w:rPr>
+          <w:b/>
+          <w:bCs/>
+        </w:rPr>
+        <w:t>Wanneer gebruik je het?</w:t>
       </w:r>
     </w:p>
     <w:p>
@@ -5410,28 +7225,37 @@
         <w:t>Omzet</w:t>
       </w:r>
     </w:p>
-    <w:p>
-      <w:r>
-        <w:pict w14:anchorId="6A949704">
-          <v:rect id="_x0000_i1614" style="width:0;height:1.5pt" o:hralign="center" o:hrstd="t" o:hr="t" fillcolor="#a0a0a0" stroked="f"/>
-        </w:pict>
-      </w:r>
-    </w:p>
-    <w:p>
-      <w:pPr>
-        <w:rPr>
-          <w:b/>
-          <w:bCs/>
-        </w:rPr>
-      </w:pPr>
-      <w:r>
-        <w:rPr>
-          <w:rFonts w:ascii="Segoe UI Emoji" w:hAnsi="Segoe UI Emoji" w:cs="Segoe UI Emoji"/>
-          <w:b/>
-          <w:bCs/>
-        </w:rPr>
-        <w:t>✅</w:t>
-      </w:r>
+    <w:p/>
+    <w:p>
+      <w:pPr>
+        <w:rPr>
+          <w:b/>
+          <w:bCs/>
+        </w:rPr>
+      </w:pPr>
+      <w:proofErr w:type="spellStart"/>
+      <w:r>
+        <w:rPr>
+          <w:b/>
+          <w:bCs/>
+        </w:rPr>
+        <w:t>SGDRegressor</w:t>
+      </w:r>
+      <w:proofErr w:type="spellEnd"/>
+    </w:p>
+    <w:p>
+      <w:r>
+        <w:t>Een lineair regressiemodel dat leert via </w:t>
+      </w:r>
+      <w:proofErr w:type="spellStart"/>
+      <w:r>
+        <w:rPr>
+          <w:b/>
+          <w:bCs/>
+        </w:rPr>
+        <w:t>Gradient</w:t>
+      </w:r>
+      <w:proofErr w:type="spellEnd"/>
       <w:r>
         <w:rPr>
           <w:b/>
@@ -5445,13 +7269,27 @@
           <w:b/>
           <w:bCs/>
         </w:rPr>
-        <w:t>SGDRegressor</w:t>
-      </w:r>
-      <w:proofErr w:type="spellEnd"/>
-    </w:p>
-    <w:p>
-      <w:r>
-        <w:t>Een lineair regressiemodel dat leert via </w:t>
+        <w:t>Descent</w:t>
+      </w:r>
+      <w:proofErr w:type="spellEnd"/>
+      <w:r>
+        <w:t>.</w:t>
+      </w:r>
+    </w:p>
+    <w:p/>
+    <w:p>
+      <w:pPr>
+        <w:rPr>
+          <w:b/>
+          <w:bCs/>
+        </w:rPr>
+      </w:pPr>
+      <w:r>
+        <w:rPr>
+          <w:b/>
+          <w:bCs/>
+        </w:rPr>
+        <w:t xml:space="preserve"> </w:t>
       </w:r>
       <w:proofErr w:type="spellStart"/>
       <w:r>
@@ -5478,92 +7316,20 @@
         <w:t>Descent</w:t>
       </w:r>
       <w:proofErr w:type="spellEnd"/>
-      <w:r>
-        <w:t>.</w:t>
-      </w:r>
-    </w:p>
-    <w:p>
-      <w:r>
-        <w:pict w14:anchorId="61727075">
-          <v:rect id="_x0000_i1615" style="width:0;height:1.5pt" o:hralign="center" o:hrstd="t" o:hr="t" fillcolor="#a0a0a0" stroked="f"/>
-        </w:pict>
-      </w:r>
-    </w:p>
-    <w:p>
-      <w:pPr>
-        <w:rPr>
-          <w:b/>
-          <w:bCs/>
-        </w:rPr>
-      </w:pPr>
-      <w:r>
-        <w:rPr>
-          <w:rFonts w:ascii="Segoe UI Emoji" w:hAnsi="Segoe UI Emoji" w:cs="Segoe UI Emoji"/>
-          <w:b/>
-          <w:bCs/>
-        </w:rPr>
-        <w:t>✅</w:t>
-      </w:r>
-      <w:r>
-        <w:rPr>
-          <w:b/>
-          <w:bCs/>
-        </w:rPr>
-        <w:t xml:space="preserve"> </w:t>
-      </w:r>
-      <w:proofErr w:type="spellStart"/>
-      <w:r>
-        <w:rPr>
-          <w:b/>
-          <w:bCs/>
-        </w:rPr>
-        <w:t>Gradient</w:t>
-      </w:r>
-      <w:proofErr w:type="spellEnd"/>
-      <w:r>
-        <w:rPr>
-          <w:b/>
-          <w:bCs/>
-        </w:rPr>
-        <w:t xml:space="preserve"> </w:t>
-      </w:r>
-      <w:proofErr w:type="spellStart"/>
-      <w:r>
-        <w:rPr>
-          <w:b/>
-          <w:bCs/>
-        </w:rPr>
-        <w:t>Descent</w:t>
-      </w:r>
-      <w:proofErr w:type="spellEnd"/>
     </w:p>
     <w:p>
       <w:r>
         <w:t>Een optimalisatie-algoritme dat stap voor stap de fout kleiner maakt.</w:t>
       </w:r>
     </w:p>
-    <w:p>
-      <w:r>
-        <w:pict w14:anchorId="7E5129F1">
-          <v:rect id="_x0000_i1616" style="width:0;height:1.5pt" o:hralign="center" o:hrstd="t" o:hr="t" fillcolor="#a0a0a0" stroked="f"/>
-        </w:pict>
-      </w:r>
-    </w:p>
-    <w:p>
-      <w:pPr>
-        <w:rPr>
-          <w:b/>
-          <w:bCs/>
-        </w:rPr>
-      </w:pPr>
-      <w:r>
-        <w:rPr>
-          <w:rFonts w:ascii="Segoe UI Emoji" w:hAnsi="Segoe UI Emoji" w:cs="Segoe UI Emoji"/>
-          <w:b/>
-          <w:bCs/>
-        </w:rPr>
-        <w:t>✅</w:t>
-      </w:r>
+    <w:p/>
+    <w:p>
+      <w:pPr>
+        <w:rPr>
+          <w:b/>
+          <w:bCs/>
+        </w:rPr>
+      </w:pPr>
       <w:r>
         <w:rPr>
           <w:b/>
@@ -5601,7 +7367,13 @@
         </w:numPr>
       </w:pPr>
       <w:r>
-        <w:t>Te groot → instabiel</w:t>
+        <w:t xml:space="preserve">Te groot </w:t>
+      </w:r>
+      <w:r>
+        <w:t>--&gt;</w:t>
+      </w:r>
+      <w:r>
+        <w:t xml:space="preserve"> instabiel</w:t>
       </w:r>
     </w:p>
     <w:p>
@@ -5612,31 +7384,23 @@
         </w:numPr>
       </w:pPr>
       <w:r>
-        <w:t>Te klein → langzaam leren</w:t>
-      </w:r>
-    </w:p>
-    <w:p>
-      <w:r>
-        <w:pict w14:anchorId="0AC302E8">
-          <v:rect id="_x0000_i1617" style="width:0;height:1.5pt" o:hralign="center" o:hrstd="t" o:hr="t" fillcolor="#a0a0a0" stroked="f"/>
-        </w:pict>
-      </w:r>
-    </w:p>
-    <w:p>
-      <w:pPr>
-        <w:rPr>
-          <w:b/>
-          <w:bCs/>
-        </w:rPr>
-      </w:pPr>
-      <w:r>
-        <w:rPr>
-          <w:rFonts w:ascii="Segoe UI Emoji" w:hAnsi="Segoe UI Emoji" w:cs="Segoe UI Emoji"/>
-          <w:b/>
-          <w:bCs/>
-        </w:rPr>
-        <w:t>✅</w:t>
-      </w:r>
+        <w:t xml:space="preserve">Te klein </w:t>
+      </w:r>
+      <w:r>
+        <w:t xml:space="preserve">--&gt; </w:t>
+      </w:r>
+      <w:r>
+        <w:t>langzaam leren</w:t>
+      </w:r>
+    </w:p>
+    <w:p/>
+    <w:p>
+      <w:pPr>
+        <w:rPr>
+          <w:b/>
+          <w:bCs/>
+        </w:rPr>
+      </w:pPr>
       <w:r>
         <w:rPr>
           <w:b/>
@@ -5684,35 +7448,20 @@
         <w:t>Hoe vaak het model door de data gaat.</w:t>
       </w:r>
     </w:p>
-    <w:p>
-      <w:r>
-        <w:pict w14:anchorId="76533799">
-          <v:rect id="_x0000_i1618" style="width:0;height:1.5pt" o:hralign="center" o:hrstd="t" o:hr="t" fillcolor="#a0a0a0" stroked="f"/>
-        </w:pict>
-      </w:r>
-    </w:p>
-    <w:p>
-      <w:pPr>
-        <w:rPr>
-          <w:b/>
-          <w:bCs/>
-        </w:rPr>
-      </w:pPr>
-      <w:r>
-        <w:rPr>
-          <w:rFonts w:ascii="Segoe UI Emoji" w:hAnsi="Segoe UI Emoji" w:cs="Segoe UI Emoji"/>
-          <w:b/>
-          <w:bCs/>
-        </w:rPr>
-        <w:lastRenderedPageBreak/>
-        <w:t>✅</w:t>
-      </w:r>
-      <w:r>
-        <w:rPr>
-          <w:b/>
-          <w:bCs/>
-        </w:rPr>
-        <w:t xml:space="preserve"> Regularisatie (</w:t>
+    <w:p/>
+    <w:p>
+      <w:pPr>
+        <w:rPr>
+          <w:b/>
+          <w:bCs/>
+        </w:rPr>
+      </w:pPr>
+      <w:r>
+        <w:rPr>
+          <w:b/>
+          <w:bCs/>
+        </w:rPr>
+        <w:t>Regularisatie (</w:t>
       </w:r>
       <w:proofErr w:type="spellStart"/>
       <w:r>
@@ -5744,28 +7493,14 @@
         <w:t>.</w:t>
       </w:r>
     </w:p>
-    <w:p>
-      <w:r>
-        <w:pict w14:anchorId="7188E70F">
-          <v:rect id="_x0000_i1619" style="width:0;height:1.5pt" o:hralign="center" o:hrstd="t" o:hr="t" fillcolor="#a0a0a0" stroked="f"/>
-        </w:pict>
-      </w:r>
-    </w:p>
-    <w:p>
-      <w:pPr>
-        <w:rPr>
-          <w:b/>
-          <w:bCs/>
-        </w:rPr>
-      </w:pPr>
-      <w:r>
-        <w:rPr>
-          <w:rFonts w:ascii="Segoe UI Emoji" w:hAnsi="Segoe UI Emoji" w:cs="Segoe UI Emoji"/>
-          <w:b/>
-          <w:bCs/>
-        </w:rPr>
-        <w:t>✅</w:t>
-      </w:r>
+    <w:p/>
+    <w:p>
+      <w:pPr>
+        <w:rPr>
+          <w:b/>
+          <w:bCs/>
+        </w:rPr>
+      </w:pPr>
       <w:r>
         <w:rPr>
           <w:b/>
@@ -5850,28 +7585,14 @@
         <w:t>Hoeveel % van variatie het model verklaart (0–1).</w:t>
       </w:r>
     </w:p>
-    <w:p>
-      <w:r>
-        <w:pict w14:anchorId="2C151BAB">
-          <v:rect id="_x0000_i1620" style="width:0;height:1.5pt" o:hralign="center" o:hrstd="t" o:hr="t" fillcolor="#a0a0a0" stroked="f"/>
-        </w:pict>
-      </w:r>
-    </w:p>
-    <w:p>
-      <w:pPr>
-        <w:rPr>
-          <w:b/>
-          <w:bCs/>
-        </w:rPr>
-      </w:pPr>
-      <w:r>
-        <w:rPr>
-          <w:rFonts w:ascii="Segoe UI Emoji" w:hAnsi="Segoe UI Emoji" w:cs="Segoe UI Emoji"/>
-          <w:b/>
-          <w:bCs/>
-        </w:rPr>
-        <w:t>🌳</w:t>
-      </w:r>
+    <w:p/>
+    <w:p>
+      <w:pPr>
+        <w:rPr>
+          <w:b/>
+          <w:bCs/>
+        </w:rPr>
+      </w:pPr>
       <w:r>
         <w:rPr>
           <w:b/>
@@ -5880,34 +7601,20 @@
         <w:t xml:space="preserve"> CLASSIFICATIE</w:t>
       </w:r>
     </w:p>
-    <w:p>
-      <w:r>
-        <w:pict w14:anchorId="40D33448">
-          <v:rect id="_x0000_i1621" style="width:0;height:1.5pt" o:hralign="center" o:hrstd="t" o:hr="t" fillcolor="#a0a0a0" stroked="f"/>
-        </w:pict>
-      </w:r>
-    </w:p>
-    <w:p>
-      <w:pPr>
-        <w:rPr>
-          <w:b/>
-          <w:bCs/>
-        </w:rPr>
-      </w:pPr>
-      <w:r>
-        <w:rPr>
-          <w:rFonts w:ascii="Segoe UI Emoji" w:hAnsi="Segoe UI Emoji" w:cs="Segoe UI Emoji"/>
-          <w:b/>
-          <w:bCs/>
-        </w:rPr>
-        <w:t>✅</w:t>
-      </w:r>
-      <w:r>
-        <w:rPr>
-          <w:b/>
-          <w:bCs/>
-        </w:rPr>
-        <w:t xml:space="preserve"> Wat is classificatie?</w:t>
+    <w:p/>
+    <w:p>
+      <w:pPr>
+        <w:rPr>
+          <w:b/>
+          <w:bCs/>
+        </w:rPr>
+      </w:pPr>
+      <w:r>
+        <w:rPr>
+          <w:b/>
+          <w:bCs/>
+        </w:rPr>
+        <w:t>Wat is classificatie?</w:t>
       </w:r>
     </w:p>
     <w:p>
@@ -5957,28 +7664,14 @@
         <w:t>Kwaliteitsklasse 1–10</w:t>
       </w:r>
     </w:p>
-    <w:p>
-      <w:r>
-        <w:pict w14:anchorId="01897ABD">
-          <v:rect id="_x0000_i1622" style="width:0;height:1.5pt" o:hralign="center" o:hrstd="t" o:hr="t" fillcolor="#a0a0a0" stroked="f"/>
-        </w:pict>
-      </w:r>
-    </w:p>
-    <w:p>
-      <w:pPr>
-        <w:rPr>
-          <w:b/>
-          <w:bCs/>
-        </w:rPr>
-      </w:pPr>
-      <w:r>
-        <w:rPr>
-          <w:rFonts w:ascii="Segoe UI Emoji" w:hAnsi="Segoe UI Emoji" w:cs="Segoe UI Emoji"/>
-          <w:b/>
-          <w:bCs/>
-        </w:rPr>
-        <w:t>✅</w:t>
-      </w:r>
+    <w:p/>
+    <w:p>
+      <w:pPr>
+        <w:rPr>
+          <w:b/>
+          <w:bCs/>
+        </w:rPr>
+      </w:pPr>
       <w:r>
         <w:rPr>
           <w:b/>
@@ -5992,28 +7685,14 @@
         <w:t>2 klassen (0 of 1).</w:t>
       </w:r>
     </w:p>
-    <w:p>
-      <w:r>
-        <w:pict w14:anchorId="12364A34">
-          <v:rect id="_x0000_i1623" style="width:0;height:1.5pt" o:hralign="center" o:hrstd="t" o:hr="t" fillcolor="#a0a0a0" stroked="f"/>
-        </w:pict>
-      </w:r>
-    </w:p>
-    <w:p>
-      <w:pPr>
-        <w:rPr>
-          <w:b/>
-          <w:bCs/>
-        </w:rPr>
-      </w:pPr>
-      <w:r>
-        <w:rPr>
-          <w:rFonts w:ascii="Segoe UI Emoji" w:hAnsi="Segoe UI Emoji" w:cs="Segoe UI Emoji"/>
-          <w:b/>
-          <w:bCs/>
-        </w:rPr>
-        <w:t>✅</w:t>
-      </w:r>
+    <w:p/>
+    <w:p>
+      <w:pPr>
+        <w:rPr>
+          <w:b/>
+          <w:bCs/>
+        </w:rPr>
+      </w:pPr>
       <w:r>
         <w:rPr>
           <w:b/>
@@ -6027,35 +7706,14 @@
         <w:t>Meer dan 2 klassen.</w:t>
       </w:r>
     </w:p>
-    <w:p>
-      <w:r>
-        <w:pict w14:anchorId="47C96071">
-          <v:rect id="_x0000_i1624" style="width:0;height:1.5pt" o:hralign="center" o:hrstd="t" o:hr="t" fillcolor="#a0a0a0" stroked="f"/>
-        </w:pict>
-      </w:r>
-    </w:p>
-    <w:p>
-      <w:pPr>
-        <w:rPr>
-          <w:b/>
-          <w:bCs/>
-        </w:rPr>
-      </w:pPr>
-      <w:r>
-        <w:rPr>
-          <w:rFonts w:ascii="Segoe UI Emoji" w:hAnsi="Segoe UI Emoji" w:cs="Segoe UI Emoji"/>
-          <w:b/>
-          <w:bCs/>
-        </w:rPr>
-        <w:t>✅</w:t>
-      </w:r>
-      <w:r>
-        <w:rPr>
-          <w:b/>
-          <w:bCs/>
-        </w:rPr>
-        <w:t xml:space="preserve"> </w:t>
-      </w:r>
+    <w:p/>
+    <w:p>
+      <w:pPr>
+        <w:rPr>
+          <w:b/>
+          <w:bCs/>
+        </w:rPr>
+      </w:pPr>
       <w:proofErr w:type="spellStart"/>
       <w:r>
         <w:rPr>
@@ -6080,7 +7738,6 @@
     </w:p>
     <w:p>
       <w:r>
-        <w:lastRenderedPageBreak/>
         <w:t>“Is Gr Liv Area &gt; 1500?”</w:t>
       </w:r>
       <w:r>
@@ -6092,28 +7749,14 @@
         <w:t>→ Nee → andere splits</w:t>
       </w:r>
     </w:p>
-    <w:p>
-      <w:r>
-        <w:pict w14:anchorId="1385B332">
-          <v:rect id="_x0000_i1625" style="width:0;height:1.5pt" o:hralign="center" o:hrstd="t" o:hr="t" fillcolor="#a0a0a0" stroked="f"/>
-        </w:pict>
-      </w:r>
-    </w:p>
-    <w:p>
-      <w:pPr>
-        <w:rPr>
-          <w:b/>
-          <w:bCs/>
-        </w:rPr>
-      </w:pPr>
-      <w:r>
-        <w:rPr>
-          <w:rFonts w:ascii="Segoe UI Emoji" w:hAnsi="Segoe UI Emoji" w:cs="Segoe UI Emoji"/>
-          <w:b/>
-          <w:bCs/>
-        </w:rPr>
-        <w:t>✅</w:t>
-      </w:r>
+    <w:p/>
+    <w:p>
+      <w:pPr>
+        <w:rPr>
+          <w:b/>
+          <w:bCs/>
+        </w:rPr>
+      </w:pPr>
       <w:r>
         <w:rPr>
           <w:b/>
@@ -6122,12 +7765,21 @@
         <w:t xml:space="preserve"> </w:t>
       </w:r>
       <w:proofErr w:type="spellStart"/>
-      <w:r>
-        <w:rPr>
-          <w:b/>
-          <w:bCs/>
-        </w:rPr>
-        <w:t>max_depth</w:t>
+      <w:proofErr w:type="gramStart"/>
+      <w:r>
+        <w:rPr>
+          <w:b/>
+          <w:bCs/>
+        </w:rPr>
+        <w:t>max</w:t>
+      </w:r>
+      <w:proofErr w:type="gramEnd"/>
+      <w:r>
+        <w:rPr>
+          <w:b/>
+          <w:bCs/>
+        </w:rPr>
+        <w:t>_depth</w:t>
       </w:r>
       <w:proofErr w:type="spellEnd"/>
     </w:p>
@@ -6149,28 +7801,14 @@
         <w:t>.</w:t>
       </w:r>
     </w:p>
-    <w:p>
-      <w:r>
-        <w:pict w14:anchorId="0B3842C2">
-          <v:rect id="_x0000_i1626" style="width:0;height:1.5pt" o:hralign="center" o:hrstd="t" o:hr="t" fillcolor="#a0a0a0" stroked="f"/>
-        </w:pict>
-      </w:r>
-    </w:p>
-    <w:p>
-      <w:pPr>
-        <w:rPr>
-          <w:b/>
-          <w:bCs/>
-        </w:rPr>
-      </w:pPr>
-      <w:r>
-        <w:rPr>
-          <w:rFonts w:ascii="Segoe UI Emoji" w:hAnsi="Segoe UI Emoji" w:cs="Segoe UI Emoji"/>
-          <w:b/>
-          <w:bCs/>
-        </w:rPr>
-        <w:t>✅</w:t>
-      </w:r>
+    <w:p/>
+    <w:p>
+      <w:pPr>
+        <w:rPr>
+          <w:b/>
+          <w:bCs/>
+        </w:rPr>
+      </w:pPr>
       <w:r>
         <w:rPr>
           <w:b/>
@@ -6179,18 +7817,27 @@
         <w:t xml:space="preserve"> </w:t>
       </w:r>
       <w:proofErr w:type="spellStart"/>
-      <w:r>
-        <w:rPr>
-          <w:b/>
-          <w:bCs/>
-        </w:rPr>
-        <w:t>min_samples_split</w:t>
-      </w:r>
-      <w:proofErr w:type="spellEnd"/>
-    </w:p>
-    <w:p>
       <w:proofErr w:type="gramStart"/>
       <w:r>
+        <w:rPr>
+          <w:b/>
+          <w:bCs/>
+        </w:rPr>
+        <w:t>min</w:t>
+      </w:r>
+      <w:proofErr w:type="gramEnd"/>
+      <w:r>
+        <w:rPr>
+          <w:b/>
+          <w:bCs/>
+        </w:rPr>
+        <w:t>_samples_split</w:t>
+      </w:r>
+      <w:proofErr w:type="spellEnd"/>
+    </w:p>
+    <w:p>
+      <w:proofErr w:type="gramStart"/>
+      <w:r>
         <w:t>Minimum aantal</w:t>
       </w:r>
       <w:proofErr w:type="gramEnd"/>
@@ -6198,28 +7845,14 @@
         <w:t xml:space="preserve"> observaties voordat er gesplitst wordt.</w:t>
       </w:r>
     </w:p>
-    <w:p>
-      <w:r>
-        <w:pict w14:anchorId="0865CBCB">
-          <v:rect id="_x0000_i1627" style="width:0;height:1.5pt" o:hralign="center" o:hrstd="t" o:hr="t" fillcolor="#a0a0a0" stroked="f"/>
-        </w:pict>
-      </w:r>
-    </w:p>
-    <w:p>
-      <w:pPr>
-        <w:rPr>
-          <w:b/>
-          <w:bCs/>
-        </w:rPr>
-      </w:pPr>
-      <w:r>
-        <w:rPr>
-          <w:rFonts w:ascii="Segoe UI Emoji" w:hAnsi="Segoe UI Emoji" w:cs="Segoe UI Emoji"/>
-          <w:b/>
-          <w:bCs/>
-        </w:rPr>
-        <w:t>✅</w:t>
-      </w:r>
+    <w:p/>
+    <w:p>
+      <w:pPr>
+        <w:rPr>
+          <w:b/>
+          <w:bCs/>
+        </w:rPr>
+      </w:pPr>
       <w:r>
         <w:rPr>
           <w:b/>
@@ -6360,28 +7993,14 @@
         <w:t>Tabel die laat zien wat correct en fout is voorspeld.</w:t>
       </w:r>
     </w:p>
-    <w:p>
-      <w:r>
-        <w:pict w14:anchorId="4447F0E1">
-          <v:rect id="_x0000_i1628" style="width:0;height:1.5pt" o:hralign="center" o:hrstd="t" o:hr="t" fillcolor="#a0a0a0" stroked="f"/>
-        </w:pict>
-      </w:r>
-    </w:p>
-    <w:p>
-      <w:pPr>
-        <w:rPr>
-          <w:b/>
-          <w:bCs/>
-        </w:rPr>
-      </w:pPr>
-      <w:r>
-        <w:rPr>
-          <w:rFonts w:ascii="Segoe UI Emoji" w:hAnsi="Segoe UI Emoji" w:cs="Segoe UI Emoji"/>
-          <w:b/>
-          <w:bCs/>
-        </w:rPr>
-        <w:t>🔵</w:t>
-      </w:r>
+    <w:p/>
+    <w:p>
+      <w:pPr>
+        <w:rPr>
+          <w:b/>
+          <w:bCs/>
+        </w:rPr>
+      </w:pPr>
       <w:r>
         <w:rPr>
           <w:b/>
@@ -6390,28 +8009,14 @@
         <w:t xml:space="preserve"> CLUSTERING</w:t>
       </w:r>
     </w:p>
-    <w:p>
-      <w:r>
-        <w:pict w14:anchorId="16F0C22E">
-          <v:rect id="_x0000_i1629" style="width:0;height:1.5pt" o:hralign="center" o:hrstd="t" o:hr="t" fillcolor="#a0a0a0" stroked="f"/>
-        </w:pict>
-      </w:r>
-    </w:p>
-    <w:p>
-      <w:pPr>
-        <w:rPr>
-          <w:b/>
-          <w:bCs/>
-        </w:rPr>
-      </w:pPr>
-      <w:r>
-        <w:rPr>
-          <w:rFonts w:ascii="Segoe UI Emoji" w:hAnsi="Segoe UI Emoji" w:cs="Segoe UI Emoji"/>
-          <w:b/>
-          <w:bCs/>
-        </w:rPr>
-        <w:t>✅</w:t>
-      </w:r>
+    <w:p/>
+    <w:p>
+      <w:pPr>
+        <w:rPr>
+          <w:b/>
+          <w:bCs/>
+        </w:rPr>
+      </w:pPr>
       <w:r>
         <w:rPr>
           <w:b/>
@@ -6430,14 +8035,7 @@
         <w:t>Je weet vooraf niet wat de juiste categorie is.</w:t>
       </w:r>
     </w:p>
-    <w:p>
-      <w:r>
-        <w:lastRenderedPageBreak/>
-        <w:pict w14:anchorId="2D561B68">
-          <v:rect id="_x0000_i1630" style="width:0;height:1.5pt" o:hralign="center" o:hrstd="t" o:hr="t" fillcolor="#a0a0a0" stroked="f"/>
-        </w:pict>
-      </w:r>
-    </w:p>
+    <w:p/>
     <w:p>
       <w:pPr>
         <w:rPr>
@@ -6448,57 +8046,34 @@
       </w:pPr>
       <w:r>
         <w:rPr>
-          <w:rFonts w:ascii="Segoe UI Emoji" w:hAnsi="Segoe UI Emoji" w:cs="Segoe UI Emoji"/>
           <w:b/>
           <w:bCs/>
           <w:lang w:val="en-GB"/>
         </w:rPr>
-        <w:t>✅</w:t>
-      </w:r>
-      <w:r>
-        <w:rPr>
-          <w:b/>
-          <w:bCs/>
+        <w:t xml:space="preserve"> Unsupervised Learning</w:t>
+      </w:r>
+    </w:p>
+    <w:p>
+      <w:pPr>
+        <w:rPr>
           <w:lang w:val="en-GB"/>
         </w:rPr>
-        <w:t xml:space="preserve"> Unsupervised Learning</w:t>
-      </w:r>
-    </w:p>
-    <w:p>
-      <w:pPr>
+      </w:pPr>
+      <w:r>
         <w:rPr>
           <w:lang w:val="en-GB"/>
         </w:rPr>
-      </w:pPr>
-      <w:r>
-        <w:rPr>
-          <w:lang w:val="en-GB"/>
-        </w:rPr>
         <w:t>Leren zonder targetvariabele.</w:t>
       </w:r>
     </w:p>
-    <w:p>
-      <w:r>
-        <w:pict w14:anchorId="5B661D33">
-          <v:rect id="_x0000_i1631" style="width:0;height:1.5pt" o:hralign="center" o:hrstd="t" o:hr="t" fillcolor="#a0a0a0" stroked="f"/>
-        </w:pict>
-      </w:r>
-    </w:p>
-    <w:p>
-      <w:pPr>
-        <w:rPr>
-          <w:b/>
-          <w:bCs/>
-        </w:rPr>
-      </w:pPr>
-      <w:r>
-        <w:rPr>
-          <w:rFonts w:ascii="Segoe UI Emoji" w:hAnsi="Segoe UI Emoji" w:cs="Segoe UI Emoji"/>
-          <w:b/>
-          <w:bCs/>
-        </w:rPr>
-        <w:t>✅</w:t>
-      </w:r>
+    <w:p/>
+    <w:p>
+      <w:pPr>
+        <w:rPr>
+          <w:b/>
+          <w:bCs/>
+        </w:rPr>
+      </w:pPr>
       <w:r>
         <w:rPr>
           <w:b/>
@@ -6512,28 +8087,14 @@
         <w:t>Algoritme dat data verdeelt in K clusters op basis van afstand.</w:t>
       </w:r>
     </w:p>
-    <w:p>
-      <w:r>
-        <w:pict w14:anchorId="777B251C">
-          <v:rect id="_x0000_i1632" style="width:0;height:1.5pt" o:hralign="center" o:hrstd="t" o:hr="t" fillcolor="#a0a0a0" stroked="f"/>
-        </w:pict>
-      </w:r>
-    </w:p>
-    <w:p>
-      <w:pPr>
-        <w:rPr>
-          <w:b/>
-          <w:bCs/>
-        </w:rPr>
-      </w:pPr>
-      <w:r>
-        <w:rPr>
-          <w:rFonts w:ascii="Segoe UI Emoji" w:hAnsi="Segoe UI Emoji" w:cs="Segoe UI Emoji"/>
-          <w:b/>
-          <w:bCs/>
-        </w:rPr>
-        <w:t>✅</w:t>
-      </w:r>
+    <w:p/>
+    <w:p>
+      <w:pPr>
+        <w:rPr>
+          <w:b/>
+          <w:bCs/>
+        </w:rPr>
+      </w:pPr>
       <w:r>
         <w:rPr>
           <w:b/>
@@ -6547,28 +8108,14 @@
         <w:t>Groep objecten die op elkaar lijken.</w:t>
       </w:r>
     </w:p>
-    <w:p>
-      <w:r>
-        <w:pict w14:anchorId="4A4B9F7A">
-          <v:rect id="_x0000_i1633" style="width:0;height:1.5pt" o:hralign="center" o:hrstd="t" o:hr="t" fillcolor="#a0a0a0" stroked="f"/>
-        </w:pict>
-      </w:r>
-    </w:p>
-    <w:p>
-      <w:pPr>
-        <w:rPr>
-          <w:b/>
-          <w:bCs/>
-        </w:rPr>
-      </w:pPr>
-      <w:r>
-        <w:rPr>
-          <w:rFonts w:ascii="Segoe UI Emoji" w:hAnsi="Segoe UI Emoji" w:cs="Segoe UI Emoji"/>
-          <w:b/>
-          <w:bCs/>
-        </w:rPr>
-        <w:t>✅</w:t>
-      </w:r>
+    <w:p/>
+    <w:p>
+      <w:pPr>
+        <w:rPr>
+          <w:b/>
+          <w:bCs/>
+        </w:rPr>
+      </w:pPr>
       <w:r>
         <w:rPr>
           <w:b/>
@@ -6591,28 +8138,14 @@
         <w:t>Middelpunt van een cluster.</w:t>
       </w:r>
     </w:p>
-    <w:p>
-      <w:r>
-        <w:pict w14:anchorId="5231F259">
-          <v:rect id="_x0000_i1634" style="width:0;height:1.5pt" o:hralign="center" o:hrstd="t" o:hr="t" fillcolor="#a0a0a0" stroked="f"/>
-        </w:pict>
-      </w:r>
-    </w:p>
-    <w:p>
-      <w:pPr>
-        <w:rPr>
-          <w:b/>
-          <w:bCs/>
-        </w:rPr>
-      </w:pPr>
-      <w:r>
-        <w:rPr>
-          <w:rFonts w:ascii="Segoe UI Emoji" w:hAnsi="Segoe UI Emoji" w:cs="Segoe UI Emoji"/>
-          <w:b/>
-          <w:bCs/>
-        </w:rPr>
-        <w:t>✅</w:t>
-      </w:r>
+    <w:p/>
+    <w:p>
+      <w:pPr>
+        <w:rPr>
+          <w:b/>
+          <w:bCs/>
+        </w:rPr>
+      </w:pPr>
       <w:r>
         <w:rPr>
           <w:b/>
@@ -6664,28 +8197,14 @@
         <w:t>Rond 0 → overlappende clusters</w:t>
       </w:r>
     </w:p>
-    <w:p>
-      <w:r>
-        <w:pict w14:anchorId="612B10CE">
-          <v:rect id="_x0000_i1635" style="width:0;height:1.5pt" o:hralign="center" o:hrstd="t" o:hr="t" fillcolor="#a0a0a0" stroked="f"/>
-        </w:pict>
-      </w:r>
-    </w:p>
-    <w:p>
-      <w:pPr>
-        <w:rPr>
-          <w:b/>
-          <w:bCs/>
-        </w:rPr>
-      </w:pPr>
-      <w:r>
-        <w:rPr>
-          <w:rFonts w:ascii="Segoe UI Emoji" w:hAnsi="Segoe UI Emoji" w:cs="Segoe UI Emoji"/>
-          <w:b/>
-          <w:bCs/>
-        </w:rPr>
-        <w:t>✅</w:t>
-      </w:r>
+    <w:p/>
+    <w:p>
+      <w:pPr>
+        <w:rPr>
+          <w:b/>
+          <w:bCs/>
+        </w:rPr>
+      </w:pPr>
       <w:r>
         <w:rPr>
           <w:b/>
@@ -6715,28 +8234,14 @@
         <w:t>Grafiek om beste aantal clusters te bepalen.</w:t>
       </w:r>
     </w:p>
-    <w:p>
-      <w:r>
-        <w:pict w14:anchorId="4C308BD2">
-          <v:rect id="_x0000_i1636" style="width:0;height:1.5pt" o:hralign="center" o:hrstd="t" o:hr="t" fillcolor="#a0a0a0" stroked="f"/>
-        </w:pict>
-      </w:r>
-    </w:p>
-    <w:p>
-      <w:pPr>
-        <w:rPr>
-          <w:b/>
-          <w:bCs/>
-        </w:rPr>
-      </w:pPr>
-      <w:r>
-        <w:rPr>
-          <w:rFonts w:ascii="Segoe UI Emoji" w:hAnsi="Segoe UI Emoji" w:cs="Segoe UI Emoji"/>
-          <w:b/>
-          <w:bCs/>
-        </w:rPr>
-        <w:t>✅</w:t>
-      </w:r>
+    <w:p/>
+    <w:p>
+      <w:pPr>
+        <w:rPr>
+          <w:b/>
+          <w:bCs/>
+        </w:rPr>
+      </w:pPr>
       <w:r>
         <w:rPr>
           <w:b/>
@@ -6750,58 +8255,30 @@
         <w:t>Techniek om veel features terug te brengen naar 2 dimensies voor visualisatie.</w:t>
       </w:r>
     </w:p>
-    <w:p>
-      <w:r>
-        <w:pict w14:anchorId="7D70E116">
-          <v:rect id="_x0000_i1637" style="width:0;height:1.5pt" o:hralign="center" o:hrstd="t" o:hr="t" fillcolor="#a0a0a0" stroked="f"/>
-        </w:pict>
-      </w:r>
-    </w:p>
-    <w:p>
-      <w:pPr>
-        <w:rPr>
-          <w:b/>
-          <w:bCs/>
-        </w:rPr>
-      </w:pPr>
-      <w:r>
-        <w:rPr>
-          <w:rFonts w:ascii="Segoe UI Emoji" w:hAnsi="Segoe UI Emoji" w:cs="Segoe UI Emoji"/>
-          <w:b/>
-          <w:bCs/>
-        </w:rPr>
-        <w:t>🔄</w:t>
-      </w:r>
-      <w:r>
-        <w:rPr>
-          <w:b/>
-          <w:bCs/>
-        </w:rPr>
-        <w:t xml:space="preserve"> PREPROCESSING</w:t>
-      </w:r>
-    </w:p>
-    <w:p>
-      <w:r>
-        <w:pict w14:anchorId="6E77F51C">
-          <v:rect id="_x0000_i1638" style="width:0;height:1.5pt" o:hralign="center" o:hrstd="t" o:hr="t" fillcolor="#a0a0a0" stroked="f"/>
-        </w:pict>
-      </w:r>
-    </w:p>
-    <w:p>
-      <w:pPr>
-        <w:rPr>
-          <w:b/>
-          <w:bCs/>
-        </w:rPr>
-      </w:pPr>
-      <w:r>
-        <w:rPr>
-          <w:rFonts w:ascii="Segoe UI Emoji" w:hAnsi="Segoe UI Emoji" w:cs="Segoe UI Emoji"/>
-          <w:b/>
-          <w:bCs/>
-        </w:rPr>
-        <w:t>✅</w:t>
-      </w:r>
+    <w:p/>
+    <w:p>
+      <w:pPr>
+        <w:rPr>
+          <w:b/>
+          <w:bCs/>
+        </w:rPr>
+      </w:pPr>
+      <w:r>
+        <w:rPr>
+          <w:b/>
+          <w:bCs/>
+        </w:rPr>
+        <w:t>PREPROCESSING</w:t>
+      </w:r>
+    </w:p>
+    <w:p/>
+    <w:p>
+      <w:pPr>
+        <w:rPr>
+          <w:b/>
+          <w:bCs/>
+        </w:rPr>
+      </w:pPr>
       <w:r>
         <w:rPr>
           <w:b/>
@@ -6837,7 +8314,6 @@
     </w:p>
     <w:p>
       <w:r>
-        <w:lastRenderedPageBreak/>
         <w:t>Zet categorieën om in 0/1 kolommen.</w:t>
       </w:r>
     </w:p>
@@ -6848,35 +8324,24 @@
       </w:r>
       <w:proofErr w:type="spellEnd"/>
       <w:r>
-        <w:t xml:space="preserve"> →</w:t>
+        <w:t xml:space="preserve"> </w:t>
+      </w:r>
+      <w:r>
+        <w:t>&gt;</w:t>
       </w:r>
       <w:r>
         <w:br/>
         <w:t>North = 1, anders 0</w:t>
       </w:r>
     </w:p>
-    <w:p>
-      <w:r>
-        <w:pict w14:anchorId="0B033793">
-          <v:rect id="_x0000_i1639" style="width:0;height:1.5pt" o:hralign="center" o:hrstd="t" o:hr="t" fillcolor="#a0a0a0" stroked="f"/>
-        </w:pict>
-      </w:r>
-    </w:p>
-    <w:p>
-      <w:pPr>
-        <w:rPr>
-          <w:b/>
-          <w:bCs/>
-        </w:rPr>
-      </w:pPr>
-      <w:r>
-        <w:rPr>
-          <w:rFonts w:ascii="Segoe UI Emoji" w:hAnsi="Segoe UI Emoji" w:cs="Segoe UI Emoji"/>
-          <w:b/>
-          <w:bCs/>
-        </w:rPr>
-        <w:t>✅</w:t>
-      </w:r>
+    <w:p/>
+    <w:p>
+      <w:pPr>
+        <w:rPr>
+          <w:b/>
+          <w:bCs/>
+        </w:rPr>
+      </w:pPr>
       <w:r>
         <w:rPr>
           <w:b/>
@@ -6947,28 +8412,14 @@
         <w:t xml:space="preserve"> Trees</w:t>
       </w:r>
     </w:p>
-    <w:p>
-      <w:r>
-        <w:pict w14:anchorId="1577B462">
-          <v:rect id="_x0000_i1640" style="width:0;height:1.5pt" o:hralign="center" o:hrstd="t" o:hr="t" fillcolor="#a0a0a0" stroked="f"/>
-        </w:pict>
-      </w:r>
-    </w:p>
-    <w:p>
-      <w:pPr>
-        <w:rPr>
-          <w:b/>
-          <w:bCs/>
-        </w:rPr>
-      </w:pPr>
-      <w:r>
-        <w:rPr>
-          <w:rFonts w:ascii="Segoe UI Emoji" w:hAnsi="Segoe UI Emoji" w:cs="Segoe UI Emoji"/>
-          <w:b/>
-          <w:bCs/>
-        </w:rPr>
-        <w:t>✅</w:t>
-      </w:r>
+    <w:p/>
+    <w:p>
+      <w:pPr>
+        <w:rPr>
+          <w:b/>
+          <w:bCs/>
+        </w:rPr>
+      </w:pPr>
       <w:r>
         <w:rPr>
           <w:b/>
@@ -6991,34 +8442,20 @@
         <w:t>Laat je numerieke en categorische kolommen anders behandelen.</w:t>
       </w:r>
     </w:p>
-    <w:p>
-      <w:r>
-        <w:pict w14:anchorId="2C4FCD00">
-          <v:rect id="_x0000_i1641" style="width:0;height:1.5pt" o:hralign="center" o:hrstd="t" o:hr="t" fillcolor="#a0a0a0" stroked="f"/>
-        </w:pict>
-      </w:r>
-    </w:p>
-    <w:p>
-      <w:pPr>
-        <w:rPr>
-          <w:b/>
-          <w:bCs/>
-        </w:rPr>
-      </w:pPr>
-      <w:r>
-        <w:rPr>
-          <w:rFonts w:ascii="Segoe UI Emoji" w:hAnsi="Segoe UI Emoji" w:cs="Segoe UI Emoji"/>
-          <w:b/>
-          <w:bCs/>
-        </w:rPr>
-        <w:t>✅</w:t>
-      </w:r>
-      <w:r>
-        <w:rPr>
-          <w:b/>
-          <w:bCs/>
-        </w:rPr>
-        <w:t xml:space="preserve"> Pipeline</w:t>
+    <w:p/>
+    <w:p>
+      <w:pPr>
+        <w:rPr>
+          <w:b/>
+          <w:bCs/>
+        </w:rPr>
+      </w:pPr>
+      <w:r>
+        <w:rPr>
+          <w:b/>
+          <w:bCs/>
+        </w:rPr>
+        <w:t>Pipeline</w:t>
       </w:r>
     </w:p>
     <w:p>
@@ -7030,28 +8467,19 @@
         <w:t>Voorkomt datalek.</w:t>
       </w:r>
     </w:p>
-    <w:p>
-      <w:r>
-        <w:pict w14:anchorId="0C7831B9">
-          <v:rect id="_x0000_i1642" style="width:0;height:1.5pt" o:hralign="center" o:hrstd="t" o:hr="t" fillcolor="#a0a0a0" stroked="f"/>
-        </w:pict>
-      </w:r>
-    </w:p>
-    <w:p>
-      <w:pPr>
-        <w:rPr>
-          <w:b/>
-          <w:bCs/>
-        </w:rPr>
-      </w:pPr>
-      <w:r>
-        <w:rPr>
-          <w:rFonts w:ascii="Segoe UI Emoji" w:hAnsi="Segoe UI Emoji" w:cs="Segoe UI Emoji"/>
-          <w:b/>
-          <w:bCs/>
-        </w:rPr>
-        <w:t>🎯</w:t>
-      </w:r>
+    <w:p/>
+    <w:p/>
+    <w:p/>
+    <w:p/>
+    <w:p/>
+    <w:p/>
+    <w:p>
+      <w:pPr>
+        <w:rPr>
+          <w:b/>
+          <w:bCs/>
+        </w:rPr>
+      </w:pPr>
       <w:r>
         <w:rPr>
           <w:b/>
@@ -7348,48 +8776,40 @@
       </w:tr>
     </w:tbl>
     <w:p>
-      <w:r>
-        <w:pict w14:anchorId="7A184CF0">
-          <v:rect id="_x0000_i1643" style="width:0;height:1.5pt" o:hralign="center" o:hrstd="t" o:hr="t" fillcolor="#a0a0a0" stroked="f"/>
-        </w:pict>
-      </w:r>
-    </w:p>
-    <w:p>
-      <w:pPr>
-        <w:rPr>
-          <w:b/>
-          <w:bCs/>
-        </w:rPr>
-      </w:pPr>
-      <w:r>
-        <w:rPr>
-          <w:rFonts w:ascii="Segoe UI Emoji" w:hAnsi="Segoe UI Emoji" w:cs="Segoe UI Emoji"/>
-          <w:b/>
-          <w:bCs/>
-        </w:rPr>
-        <w:t>🧠</w:t>
-      </w:r>
-      <w:r>
-        <w:rPr>
-          <w:b/>
-          <w:bCs/>
-        </w:rPr>
-        <w:t xml:space="preserve"> Kort overzicht van alles</w:t>
-      </w:r>
-    </w:p>
-    <w:p>
-      <w:pPr>
-        <w:rPr>
-          <w:b/>
-          <w:bCs/>
-        </w:rPr>
-      </w:pPr>
-      <w:r>
-        <w:rPr>
-          <w:b/>
-          <w:bCs/>
-        </w:rPr>
-        <w:lastRenderedPageBreak/>
+      <w:pPr>
+        <w:rPr>
+          <w:b/>
+          <w:bCs/>
+        </w:rPr>
+      </w:pPr>
+    </w:p>
+    <w:p>
+      <w:pPr>
+        <w:rPr>
+          <w:b/>
+          <w:bCs/>
+        </w:rPr>
+      </w:pPr>
+      <w:r>
+        <w:rPr>
+          <w:b/>
+          <w:bCs/>
+        </w:rPr>
+        <w:t>Kort samengevat</w:t>
+      </w:r>
+    </w:p>
+    <w:p>
+      <w:pPr>
+        <w:rPr>
+          <w:b/>
+          <w:bCs/>
+        </w:rPr>
+      </w:pPr>
+      <w:r>
+        <w:rPr>
+          <w:b/>
+          <w:bCs/>
+        </w:rPr>
         <w:t>Lineaire regressie</w:t>
       </w:r>
     </w:p>
@@ -7462,43 +8882,23 @@
         <w:t xml:space="preserve"> score.</w:t>
       </w:r>
     </w:p>
-    <w:p>
-      <w:r>
-        <w:pict w14:anchorId="114C7F03">
-          <v:rect id="_x0000_i1644" style="width:0;height:1.5pt" o:hralign="center" o:hrstd="t" o:hr="t" fillcolor="#a0a0a0" stroked="f"/>
-        </w:pict>
-      </w:r>
-    </w:p>
-    <w:p>
-      <w:pPr>
-        <w:rPr>
-          <w:b/>
-          <w:bCs/>
-        </w:rPr>
-      </w:pPr>
-      <w:r>
-        <w:rPr>
-          <w:rFonts w:ascii="Segoe UI Emoji" w:hAnsi="Segoe UI Emoji" w:cs="Segoe UI Emoji"/>
-          <w:b/>
-          <w:bCs/>
-        </w:rPr>
-        <w:t>🎓</w:t>
-      </w:r>
-      <w:r>
-        <w:rPr>
-          <w:b/>
-          <w:bCs/>
-        </w:rPr>
-        <w:t xml:space="preserve"> Wat jij nu moet kunnen uitleggen</w:t>
-      </w:r>
-    </w:p>
-    <w:p>
-      <w:r>
-        <w:rPr>
-          <w:rFonts w:ascii="Segoe UI Emoji" w:hAnsi="Segoe UI Emoji" w:cs="Segoe UI Emoji"/>
-        </w:rPr>
-        <w:t>✅</w:t>
-      </w:r>
+    <w:p/>
+    <w:p>
+      <w:pPr>
+        <w:rPr>
+          <w:b/>
+          <w:bCs/>
+        </w:rPr>
+      </w:pPr>
+      <w:r>
+        <w:rPr>
+          <w:b/>
+          <w:bCs/>
+        </w:rPr>
+        <w:t>Wat ik moet kunnen uitleggen:</w:t>
+      </w:r>
+    </w:p>
+    <w:p>
       <w:r>
         <w:t xml:space="preserve"> Verschil tussen </w:t>
       </w:r>
@@ -7525,39 +8925,301 @@
       <w:proofErr w:type="spellEnd"/>
       <w:r>
         <w:br/>
-      </w:r>
-      <w:r>
-        <w:rPr>
-          <w:rFonts w:ascii="Segoe UI Emoji" w:hAnsi="Segoe UI Emoji" w:cs="Segoe UI Emoji"/>
-        </w:rPr>
-        <w:t>✅</w:t>
-      </w:r>
-      <w:r>
         <w:t xml:space="preserve"> Verschil tussen regressie en classificatie</w:t>
       </w:r>
       <w:r>
         <w:br/>
-      </w:r>
-      <w:r>
-        <w:rPr>
-          <w:rFonts w:ascii="Segoe UI Emoji" w:hAnsi="Segoe UI Emoji" w:cs="Segoe UI Emoji"/>
-        </w:rPr>
-        <w:t>✅</w:t>
-      </w:r>
-      <w:r>
         <w:t xml:space="preserve"> Waarom preprocessing nodig is</w:t>
       </w:r>
       <w:r>
         <w:br/>
-      </w:r>
-      <w:r>
-        <w:rPr>
-          <w:rFonts w:ascii="Segoe UI Emoji" w:hAnsi="Segoe UI Emoji" w:cs="Segoe UI Emoji"/>
-        </w:rPr>
-        <w:t>✅</w:t>
-      </w:r>
-      <w:r>
-        <w:t xml:space="preserve"> Wat </w:t>
+        <w:t>Wat overf</w:t>
+      </w:r>
+      <w:proofErr w:type="spellStart"/>
+      <w:r>
+        <w:t>itting</w:t>
+      </w:r>
+      <w:proofErr w:type="spellEnd"/>
+      <w:r>
+        <w:t xml:space="preserve"> is</w:t>
+      </w:r>
+      <w:r>
+        <w:br/>
+        <w:t>Waarom hyperparameters belangrijk zijn</w:t>
+      </w:r>
+    </w:p>
+    <w:p>
+      <w:pPr>
+        <w:pStyle w:val="Titel"/>
+      </w:pPr>
+      <w:r>
+        <w:t>Samenvatting</w:t>
+      </w:r>
+    </w:p>
+    <w:p>
+      <w:r>
+        <w:rPr>
+          <w:rStyle w:val="Kop1Char"/>
+        </w:rPr>
+        <w:t>Lineaire Regressie</w:t>
+      </w:r>
+      <w:r>
+        <w:br/>
+        <w:t>Doel: een getal voorspellen (lopende, ononderbroken waarde). Voorbeeld: prijs, temperatuur, leeftijd.</w:t>
+      </w:r>
+      <w:r>
+        <w:br/>
+        <w:t>Het model trekt een rechte lijn door de data die het beste bij de punten past.</w:t>
+      </w:r>
+    </w:p>
+    <w:p/>
+    <w:p>
+      <w:r>
+        <w:rPr>
+          <w:rStyle w:val="Kop1Char"/>
+        </w:rPr>
+        <w:t>Classificatie</w:t>
+      </w:r>
+      <w:r>
+        <w:br/>
+        <w:t>Doel: voorspellen in welke categorie iets valt.</w:t>
+      </w:r>
+    </w:p>
+    <w:p>
+      <w:pPr>
+        <w:numPr>
+          <w:ilvl w:val="0"/>
+          <w:numId w:val="40"/>
+        </w:numPr>
+      </w:pPr>
+      <w:r>
+        <w:t>Binair: 2 opties (wel/geen garage, ja/nee, spam/niet spam)</w:t>
+      </w:r>
+    </w:p>
+    <w:p>
+      <w:pPr>
+        <w:numPr>
+          <w:ilvl w:val="0"/>
+          <w:numId w:val="40"/>
+        </w:numPr>
+      </w:pPr>
+      <w:r>
+        <w:t>Multi-class: meer dan 2 opties (kwaliteitsniveau hoog/midden/laag)</w:t>
+      </w:r>
+    </w:p>
+    <w:p/>
+    <w:p>
+      <w:r>
+        <w:rPr>
+          <w:rStyle w:val="Kop1Char"/>
+        </w:rPr>
+        <w:t>Clustering</w:t>
+      </w:r>
+      <w:r>
+        <w:br/>
+        <w:t>Doel: data automatisch groeperen zonder dat je van tevoren zegt wat de groepen zijn (</w:t>
+      </w:r>
+      <w:proofErr w:type="spellStart"/>
+      <w:r>
+        <w:t>ongesuperviseerd</w:t>
+      </w:r>
+      <w:proofErr w:type="spellEnd"/>
+      <w:r>
+        <w:t xml:space="preserve"> leren).</w:t>
+      </w:r>
+      <w:r>
+        <w:br/>
+        <w:t>De computer zoekt zelf patronen en deelt objecten in op basis van overeenkomsten.</w:t>
+      </w:r>
+    </w:p>
+    <w:p/>
+    <w:p>
+      <w:proofErr w:type="spellStart"/>
+      <w:r>
+        <w:rPr>
+          <w:rStyle w:val="Kop1Char"/>
+        </w:rPr>
+        <w:t>SGDRegressor</w:t>
+      </w:r>
+      <w:proofErr w:type="spellEnd"/>
+      <w:r>
+        <w:rPr>
+          <w:rStyle w:val="Kop1Char"/>
+        </w:rPr>
+        <w:t xml:space="preserve"> (</w:t>
+      </w:r>
+      <w:proofErr w:type="spellStart"/>
+      <w:r>
+        <w:rPr>
+          <w:rStyle w:val="Kop1Char"/>
+        </w:rPr>
+        <w:t>Stochastic</w:t>
+      </w:r>
+      <w:proofErr w:type="spellEnd"/>
+      <w:r>
+        <w:rPr>
+          <w:rStyle w:val="Kop1Char"/>
+        </w:rPr>
+        <w:t xml:space="preserve"> </w:t>
+      </w:r>
+      <w:proofErr w:type="spellStart"/>
+      <w:r>
+        <w:rPr>
+          <w:rStyle w:val="Kop1Char"/>
+        </w:rPr>
+        <w:t>Gradient</w:t>
+      </w:r>
+      <w:proofErr w:type="spellEnd"/>
+      <w:r>
+        <w:rPr>
+          <w:rStyle w:val="Kop1Char"/>
+        </w:rPr>
+        <w:t xml:space="preserve"> </w:t>
+      </w:r>
+      <w:proofErr w:type="spellStart"/>
+      <w:r>
+        <w:rPr>
+          <w:rStyle w:val="Kop1Char"/>
+        </w:rPr>
+        <w:t>Descent</w:t>
+      </w:r>
+      <w:proofErr w:type="spellEnd"/>
+      <w:r>
+        <w:rPr>
+          <w:rStyle w:val="Kop1Char"/>
+        </w:rPr>
+        <w:t>)</w:t>
+      </w:r>
+      <w:r>
+        <w:rPr>
+          <w:rStyle w:val="Kop1Char"/>
+        </w:rPr>
+        <w:br/>
+      </w:r>
+      <w:r>
+        <w:t>Een slimme manier om een lineair model te trainen. Het past de lijn stapje voor stapje aan door steeds een klein beetje van de fout te leren. "</w:t>
+      </w:r>
+      <w:proofErr w:type="spellStart"/>
+      <w:r>
+        <w:t>Stochastic</w:t>
+      </w:r>
+      <w:proofErr w:type="spellEnd"/>
+      <w:r>
+        <w:t>" = willekeurig (het model kijkt niet in één keer naar alle data, maar steeds naar één of een paar rijen).</w:t>
+      </w:r>
+    </w:p>
+    <w:p/>
+    <w:p>
+      <w:r>
+        <w:rPr>
+          <w:rStyle w:val="Kop1Char"/>
+        </w:rPr>
+        <w:t xml:space="preserve">RMSE (Root </w:t>
+      </w:r>
+      <w:proofErr w:type="spellStart"/>
+      <w:r>
+        <w:rPr>
+          <w:rStyle w:val="Kop1Char"/>
+        </w:rPr>
+        <w:t>Mean</w:t>
+      </w:r>
+      <w:proofErr w:type="spellEnd"/>
+      <w:r>
+        <w:rPr>
+          <w:rStyle w:val="Kop1Char"/>
+        </w:rPr>
+        <w:t xml:space="preserve"> </w:t>
+      </w:r>
+      <w:proofErr w:type="spellStart"/>
+      <w:r>
+        <w:rPr>
+          <w:rStyle w:val="Kop1Char"/>
+        </w:rPr>
+        <w:t>Squared</w:t>
+      </w:r>
+      <w:proofErr w:type="spellEnd"/>
+      <w:r>
+        <w:rPr>
+          <w:rStyle w:val="Kop1Char"/>
+        </w:rPr>
+        <w:t xml:space="preserve"> Error)</w:t>
+      </w:r>
+      <w:r>
+        <w:br/>
+        <w:t>Een foutmaat die aangeeft hoeveel euro het model er gemiddeld naast zit. Grotere fouten worden zwaarder afgestraft. Hoe lager, hoe beter.</w:t>
+      </w:r>
+    </w:p>
+    <w:p/>
+    <w:p>
+      <w:r>
+        <w:rPr>
+          <w:rStyle w:val="Kop1Char"/>
+        </w:rPr>
+        <w:t>R² (R-</w:t>
+      </w:r>
+      <w:proofErr w:type="spellStart"/>
+      <w:r>
+        <w:rPr>
+          <w:rStyle w:val="Kop1Char"/>
+        </w:rPr>
+        <w:t>squared</w:t>
+      </w:r>
+      <w:proofErr w:type="spellEnd"/>
+      <w:r>
+        <w:rPr>
+          <w:rStyle w:val="Kop1Char"/>
+        </w:rPr>
+        <w:t>)</w:t>
+      </w:r>
+      <w:r>
+        <w:br/>
+        <w:t>Een percentage dat aangeeft hoeveel van de verschillen in de data het model verklaart. 0 = het model snapt niks, 1 = het model voorspelt alles perfect.</w:t>
+      </w:r>
+    </w:p>
+    <w:p/>
+    <w:p>
+      <w:proofErr w:type="spellStart"/>
+      <w:r>
+        <w:rPr>
+          <w:rStyle w:val="Kop1Char"/>
+        </w:rPr>
+        <w:t>Overfitting</w:t>
+      </w:r>
+      <w:proofErr w:type="spellEnd"/>
+      <w:r>
+        <w:br/>
+        <w:t>Het model heeft de trainingsdata uit zijn hoofd geleerd, maar kan niet goed voorspellen op nieuwe data. Vergelijkbaar met een student die antwoorden van één proefwerk uit zijn hoofd leert, maar de stof niet echt snapt.</w:t>
+      </w:r>
+    </w:p>
+    <w:p/>
+    <w:p>
+      <w:proofErr w:type="spellStart"/>
+      <w:proofErr w:type="gramStart"/>
+      <w:r>
+        <w:rPr>
+          <w:rStyle w:val="Kop1Char"/>
+        </w:rPr>
+        <w:t>max</w:t>
+      </w:r>
+      <w:proofErr w:type="gramEnd"/>
+      <w:r>
+        <w:rPr>
+          <w:rStyle w:val="Kop1Char"/>
+        </w:rPr>
+        <w:t>_depth</w:t>
+      </w:r>
+      <w:proofErr w:type="spellEnd"/>
+      <w:r>
+        <w:br/>
+        <w:t xml:space="preserve">Een instelling bij </w:t>
+      </w:r>
+      <w:proofErr w:type="spellStart"/>
+      <w:r>
+        <w:t>Decision</w:t>
+      </w:r>
+      <w:proofErr w:type="spellEnd"/>
+      <w:r>
+        <w:t xml:space="preserve"> Trees die bepaalt hoe diep de boom mag groeien. Hoe dieper, hoe meer details het model leert. Te diep = </w:t>
       </w:r>
       <w:proofErr w:type="spellStart"/>
       <w:r>
@@ -7565,19 +9227,68 @@
       </w:r>
       <w:proofErr w:type="spellEnd"/>
       <w:r>
-        <w:t xml:space="preserve"> is</w:t>
+        <w:t>.</w:t>
+      </w:r>
+    </w:p>
+    <w:p/>
+    <w:p>
+      <w:proofErr w:type="spellStart"/>
+      <w:r>
+        <w:rPr>
+          <w:rStyle w:val="Kop1Char"/>
+        </w:rPr>
+        <w:t>Silhouette</w:t>
+      </w:r>
+      <w:proofErr w:type="spellEnd"/>
+      <w:r>
+        <w:rPr>
+          <w:rStyle w:val="Kop1Char"/>
+        </w:rPr>
+        <w:t xml:space="preserve"> score</w:t>
       </w:r>
       <w:r>
         <w:br/>
-      </w:r>
-      <w:r>
-        <w:rPr>
-          <w:rFonts w:ascii="Segoe UI Emoji" w:hAnsi="Segoe UI Emoji" w:cs="Segoe UI Emoji"/>
-        </w:rPr>
-        <w:t>✅</w:t>
-      </w:r>
-      <w:r>
-        <w:t xml:space="preserve"> Waarom hyperparameters belangrijk zijn</w:t>
+        <w:t>Een cijfer dat meet hoe goed de clusters van elkaar gescheiden zijn. Dicht bij 1 = mooie, duidelijke clusters. Dicht bij 0 of negatief = clusters lopen in elkaar over.</w:t>
+      </w:r>
+    </w:p>
+    <w:p/>
+    <w:p>
+      <w:r>
+        <w:rPr>
+          <w:rStyle w:val="Kop1Char"/>
+        </w:rPr>
+        <w:t>PCA (</w:t>
+      </w:r>
+      <w:proofErr w:type="spellStart"/>
+      <w:r>
+        <w:rPr>
+          <w:rStyle w:val="Kop1Char"/>
+        </w:rPr>
+        <w:t>Principal</w:t>
+      </w:r>
+      <w:proofErr w:type="spellEnd"/>
+      <w:r>
+        <w:rPr>
+          <w:rStyle w:val="Kop1Char"/>
+        </w:rPr>
+        <w:t xml:space="preserve"> Component Analysis)</w:t>
+      </w:r>
+      <w:r>
+        <w:br/>
+        <w:t>Een techniek om veel kenmerken te comprimeren naar 2 of 3 dimensies, zodat je de data kunt tekenen in een grafiek. Handig om te zien of clusters er echt uitzien als aparte groepjes.</w:t>
+      </w:r>
+    </w:p>
+    <w:p/>
+    <w:p>
+      <w:r>
+        <w:rPr>
+          <w:rStyle w:val="Kop1Char"/>
+        </w:rPr>
+        <w:t>Feature engineering</w:t>
+      </w:r>
+      <w:r>
+        <w:br/>
+        <w:t>Het proces van het knutselen met de invoerkenmerken: nieuwe combinaties maken, irrelevante dingen weggooien, schalen, omzetten naar getallen. Dit gaf in jouw verslag de grootste verbetering.</w:t>
       </w:r>
     </w:p>
     <w:p/>
@@ -11730,6 +13441,155 @@
     </w:lvl>
   </w:abstractNum>
   <w:abstractNum w:abstractNumId="28" w15:restartNumberingAfterBreak="0">
+    <w:nsid w:val="580A2DD9"/>
+    <w:multiLevelType w:val="multilevel"/>
+    <w:tmpl w:val="1A963F38"/>
+    <w:lvl w:ilvl="0">
+      <w:start w:val="1"/>
+      <w:numFmt w:val="bullet"/>
+      <w:lvlText w:val=""/>
+      <w:lvlJc w:val="left"/>
+      <w:pPr>
+        <w:tabs>
+          <w:tab w:val="num" w:pos="720"/>
+        </w:tabs>
+        <w:ind w:left="720" w:hanging="360"/>
+      </w:pPr>
+      <w:rPr>
+        <w:rFonts w:ascii="Symbol" w:hAnsi="Symbol" w:hint="default"/>
+        <w:sz w:val="20"/>
+      </w:rPr>
+    </w:lvl>
+    <w:lvl w:ilvl="1" w:tentative="1">
+      <w:start w:val="1"/>
+      <w:numFmt w:val="bullet"/>
+      <w:lvlText w:val="o"/>
+      <w:lvlJc w:val="left"/>
+      <w:pPr>
+        <w:tabs>
+          <w:tab w:val="num" w:pos="1440"/>
+        </w:tabs>
+        <w:ind w:left="1440" w:hanging="360"/>
+      </w:pPr>
+      <w:rPr>
+        <w:rFonts w:ascii="Courier New" w:hAnsi="Courier New" w:hint="default"/>
+        <w:sz w:val="20"/>
+      </w:rPr>
+    </w:lvl>
+    <w:lvl w:ilvl="2" w:tentative="1">
+      <w:start w:val="1"/>
+      <w:numFmt w:val="bullet"/>
+      <w:lvlText w:val=""/>
+      <w:lvlJc w:val="left"/>
+      <w:pPr>
+        <w:tabs>
+          <w:tab w:val="num" w:pos="2160"/>
+        </w:tabs>
+        <w:ind w:left="2160" w:hanging="360"/>
+      </w:pPr>
+      <w:rPr>
+        <w:rFonts w:ascii="Wingdings" w:hAnsi="Wingdings" w:hint="default"/>
+        <w:sz w:val="20"/>
+      </w:rPr>
+    </w:lvl>
+    <w:lvl w:ilvl="3" w:tentative="1">
+      <w:start w:val="1"/>
+      <w:numFmt w:val="bullet"/>
+      <w:lvlText w:val=""/>
+      <w:lvlJc w:val="left"/>
+      <w:pPr>
+        <w:tabs>
+          <w:tab w:val="num" w:pos="2880"/>
+        </w:tabs>
+        <w:ind w:left="2880" w:hanging="360"/>
+      </w:pPr>
+      <w:rPr>
+        <w:rFonts w:ascii="Wingdings" w:hAnsi="Wingdings" w:hint="default"/>
+        <w:sz w:val="20"/>
+      </w:rPr>
+    </w:lvl>
+    <w:lvl w:ilvl="4" w:tentative="1">
+      <w:start w:val="1"/>
+      <w:numFmt w:val="bullet"/>
+      <w:lvlText w:val=""/>
+      <w:lvlJc w:val="left"/>
+      <w:pPr>
+        <w:tabs>
+          <w:tab w:val="num" w:pos="3600"/>
+        </w:tabs>
+        <w:ind w:left="3600" w:hanging="360"/>
+      </w:pPr>
+      <w:rPr>
+        <w:rFonts w:ascii="Wingdings" w:hAnsi="Wingdings" w:hint="default"/>
+        <w:sz w:val="20"/>
+      </w:rPr>
+    </w:lvl>
+    <w:lvl w:ilvl="5" w:tentative="1">
+      <w:start w:val="1"/>
+      <w:numFmt w:val="bullet"/>
+      <w:lvlText w:val=""/>
+      <w:lvlJc w:val="left"/>
+      <w:pPr>
+        <w:tabs>
+          <w:tab w:val="num" w:pos="4320"/>
+        </w:tabs>
+        <w:ind w:left="4320" w:hanging="360"/>
+      </w:pPr>
+      <w:rPr>
+        <w:rFonts w:ascii="Wingdings" w:hAnsi="Wingdings" w:hint="default"/>
+        <w:sz w:val="20"/>
+      </w:rPr>
+    </w:lvl>
+    <w:lvl w:ilvl="6" w:tentative="1">
+      <w:start w:val="1"/>
+      <w:numFmt w:val="bullet"/>
+      <w:lvlText w:val=""/>
+      <w:lvlJc w:val="left"/>
+      <w:pPr>
+        <w:tabs>
+          <w:tab w:val="num" w:pos="5040"/>
+        </w:tabs>
+        <w:ind w:left="5040" w:hanging="360"/>
+      </w:pPr>
+      <w:rPr>
+        <w:rFonts w:ascii="Wingdings" w:hAnsi="Wingdings" w:hint="default"/>
+        <w:sz w:val="20"/>
+      </w:rPr>
+    </w:lvl>
+    <w:lvl w:ilvl="7" w:tentative="1">
+      <w:start w:val="1"/>
+      <w:numFmt w:val="bullet"/>
+      <w:lvlText w:val=""/>
+      <w:lvlJc w:val="left"/>
+      <w:pPr>
+        <w:tabs>
+          <w:tab w:val="num" w:pos="5760"/>
+        </w:tabs>
+        <w:ind w:left="5760" w:hanging="360"/>
+      </w:pPr>
+      <w:rPr>
+        <w:rFonts w:ascii="Wingdings" w:hAnsi="Wingdings" w:hint="default"/>
+        <w:sz w:val="20"/>
+      </w:rPr>
+    </w:lvl>
+    <w:lvl w:ilvl="8" w:tentative="1">
+      <w:start w:val="1"/>
+      <w:numFmt w:val="bullet"/>
+      <w:lvlText w:val=""/>
+      <w:lvlJc w:val="left"/>
+      <w:pPr>
+        <w:tabs>
+          <w:tab w:val="num" w:pos="6480"/>
+        </w:tabs>
+        <w:ind w:left="6480" w:hanging="360"/>
+      </w:pPr>
+      <w:rPr>
+        <w:rFonts w:ascii="Wingdings" w:hAnsi="Wingdings" w:hint="default"/>
+        <w:sz w:val="20"/>
+      </w:rPr>
+    </w:lvl>
+  </w:abstractNum>
+  <w:abstractNum w:abstractNumId="29" w15:restartNumberingAfterBreak="0">
     <w:nsid w:val="5ABE71C5"/>
     <w:multiLevelType w:val="multilevel"/>
     <w:tmpl w:val="A5AC5D2E"/>
@@ -11878,7 +13738,7 @@
       </w:rPr>
     </w:lvl>
   </w:abstractNum>
-  <w:abstractNum w:abstractNumId="29" w15:restartNumberingAfterBreak="0">
+  <w:abstractNum w:abstractNumId="30" w15:restartNumberingAfterBreak="0">
     <w:nsid w:val="607E0F10"/>
     <w:multiLevelType w:val="multilevel"/>
     <w:tmpl w:val="1EDE8E84"/>
@@ -12027,7 +13887,7 @@
       </w:rPr>
     </w:lvl>
   </w:abstractNum>
-  <w:abstractNum w:abstractNumId="30" w15:restartNumberingAfterBreak="0">
+  <w:abstractNum w:abstractNumId="31" w15:restartNumberingAfterBreak="0">
     <w:nsid w:val="6D005A10"/>
     <w:multiLevelType w:val="multilevel"/>
     <w:tmpl w:val="B07E5FC0"/>
@@ -12176,7 +14036,7 @@
       </w:rPr>
     </w:lvl>
   </w:abstractNum>
-  <w:abstractNum w:abstractNumId="31" w15:restartNumberingAfterBreak="0">
+  <w:abstractNum w:abstractNumId="32" w15:restartNumberingAfterBreak="0">
     <w:nsid w:val="6ED06B2B"/>
     <w:multiLevelType w:val="multilevel"/>
     <w:tmpl w:val="27E28D06"/>
@@ -12325,7 +14185,7 @@
       </w:rPr>
     </w:lvl>
   </w:abstractNum>
-  <w:abstractNum w:abstractNumId="32" w15:restartNumberingAfterBreak="0">
+  <w:abstractNum w:abstractNumId="33" w15:restartNumberingAfterBreak="0">
     <w:nsid w:val="6F0B523E"/>
     <w:multiLevelType w:val="multilevel"/>
     <w:tmpl w:val="CC4281C2"/>
@@ -12474,7 +14334,7 @@
       </w:rPr>
     </w:lvl>
   </w:abstractNum>
-  <w:abstractNum w:abstractNumId="33" w15:restartNumberingAfterBreak="0">
+  <w:abstractNum w:abstractNumId="34" w15:restartNumberingAfterBreak="0">
     <w:nsid w:val="6FA13F3A"/>
     <w:multiLevelType w:val="multilevel"/>
     <w:tmpl w:val="A2DC68FC"/>
@@ -12623,7 +14483,7 @@
       </w:rPr>
     </w:lvl>
   </w:abstractNum>
-  <w:abstractNum w:abstractNumId="34" w15:restartNumberingAfterBreak="0">
+  <w:abstractNum w:abstractNumId="35" w15:restartNumberingAfterBreak="0">
     <w:nsid w:val="72575534"/>
     <w:multiLevelType w:val="multilevel"/>
     <w:tmpl w:val="FA02E142"/>
@@ -12772,7 +14632,7 @@
       </w:rPr>
     </w:lvl>
   </w:abstractNum>
-  <w:abstractNum w:abstractNumId="35" w15:restartNumberingAfterBreak="0">
+  <w:abstractNum w:abstractNumId="36" w15:restartNumberingAfterBreak="0">
     <w:nsid w:val="737062BC"/>
     <w:multiLevelType w:val="multilevel"/>
     <w:tmpl w:val="3D7AE75C"/>
@@ -12921,7 +14781,7 @@
       </w:rPr>
     </w:lvl>
   </w:abstractNum>
-  <w:abstractNum w:abstractNumId="36" w15:restartNumberingAfterBreak="0">
+  <w:abstractNum w:abstractNumId="37" w15:restartNumberingAfterBreak="0">
     <w:nsid w:val="73DB59E5"/>
     <w:multiLevelType w:val="multilevel"/>
     <w:tmpl w:val="FC68CC26"/>
@@ -13070,7 +14930,7 @@
       </w:rPr>
     </w:lvl>
   </w:abstractNum>
-  <w:abstractNum w:abstractNumId="37" w15:restartNumberingAfterBreak="0">
+  <w:abstractNum w:abstractNumId="38" w15:restartNumberingAfterBreak="0">
     <w:nsid w:val="7AA2728A"/>
     <w:multiLevelType w:val="multilevel"/>
     <w:tmpl w:val="F2F09342"/>
@@ -13219,7 +15079,7 @@
       </w:rPr>
     </w:lvl>
   </w:abstractNum>
-  <w:abstractNum w:abstractNumId="38" w15:restartNumberingAfterBreak="0">
+  <w:abstractNum w:abstractNumId="39" w15:restartNumberingAfterBreak="0">
     <w:nsid w:val="7C841CDE"/>
     <w:multiLevelType w:val="multilevel"/>
     <w:tmpl w:val="73483184"/>
@@ -13369,13 +15229,13 @@
     </w:lvl>
   </w:abstractNum>
   <w:num w:numId="1" w16cid:durableId="226186022">
-    <w:abstractNumId w:val="38"/>
+    <w:abstractNumId w:val="39"/>
   </w:num>
   <w:num w:numId="2" w16cid:durableId="284897378">
     <w:abstractNumId w:val="11"/>
   </w:num>
   <w:num w:numId="3" w16cid:durableId="371466068">
-    <w:abstractNumId w:val="28"/>
+    <w:abstractNumId w:val="29"/>
   </w:num>
   <w:num w:numId="4" w16cid:durableId="1781021960">
     <w:abstractNumId w:val="1"/>
@@ -13393,7 +15253,7 @@
     <w:abstractNumId w:val="4"/>
   </w:num>
   <w:num w:numId="9" w16cid:durableId="736973883">
-    <w:abstractNumId w:val="34"/>
+    <w:abstractNumId w:val="35"/>
   </w:num>
   <w:num w:numId="10" w16cid:durableId="760296895">
     <w:abstractNumId w:val="18"/>
@@ -13402,22 +15262,22 @@
     <w:abstractNumId w:val="5"/>
   </w:num>
   <w:num w:numId="12" w16cid:durableId="739861710">
-    <w:abstractNumId w:val="32"/>
+    <w:abstractNumId w:val="33"/>
   </w:num>
   <w:num w:numId="13" w16cid:durableId="741416366">
-    <w:abstractNumId w:val="35"/>
+    <w:abstractNumId w:val="36"/>
   </w:num>
   <w:num w:numId="14" w16cid:durableId="241531137">
     <w:abstractNumId w:val="22"/>
   </w:num>
   <w:num w:numId="15" w16cid:durableId="1955673112">
-    <w:abstractNumId w:val="33"/>
+    <w:abstractNumId w:val="34"/>
   </w:num>
   <w:num w:numId="16" w16cid:durableId="1461802982">
     <w:abstractNumId w:val="21"/>
   </w:num>
   <w:num w:numId="17" w16cid:durableId="1618095487">
-    <w:abstractNumId w:val="30"/>
+    <w:abstractNumId w:val="31"/>
   </w:num>
   <w:num w:numId="18" w16cid:durableId="165288272">
     <w:abstractNumId w:val="12"/>
@@ -13438,7 +15298,7 @@
     <w:abstractNumId w:val="17"/>
   </w:num>
   <w:num w:numId="24" w16cid:durableId="2132164003">
-    <w:abstractNumId w:val="29"/>
+    <w:abstractNumId w:val="30"/>
   </w:num>
   <w:num w:numId="25" w16cid:durableId="1663388033">
     <w:abstractNumId w:val="24"/>
@@ -13468,7 +15328,7 @@
     <w:abstractNumId w:val="27"/>
   </w:num>
   <w:num w:numId="34" w16cid:durableId="749933175">
-    <w:abstractNumId w:val="36"/>
+    <w:abstractNumId w:val="37"/>
   </w:num>
   <w:num w:numId="35" w16cid:durableId="342511458">
     <w:abstractNumId w:val="8"/>
@@ -13480,10 +15340,13 @@
     <w:abstractNumId w:val="26"/>
   </w:num>
   <w:num w:numId="38" w16cid:durableId="1408305762">
-    <w:abstractNumId w:val="31"/>
+    <w:abstractNumId w:val="32"/>
   </w:num>
   <w:num w:numId="39" w16cid:durableId="1720279824">
-    <w:abstractNumId w:val="37"/>
+    <w:abstractNumId w:val="38"/>
+  </w:num>
+  <w:num w:numId="40" w16cid:durableId="1385904413">
+    <w:abstractNumId w:val="28"/>
   </w:num>
 </w:numbering>
 </file>

--- a/ML uitleg/ML samenvatting.docx
+++ b/ML uitleg/ML samenvatting.docx
@@ -1701,6 +1701,7 @@
     </w:p>
     <w:p>
       <w:r>
+        <w:lastRenderedPageBreak/>
         <w:t>Garage → omgezet naar:</w:t>
       </w:r>
     </w:p>
@@ -2024,18 +2025,20 @@
       </w:r>
     </w:p>
     <w:p/>
-    <w:p>
-      <w:pPr>
-        <w:rPr>
-          <w:b/>
-          <w:bCs/>
-        </w:rPr>
-      </w:pPr>
-      <w:r>
-        <w:rPr>
-          <w:b/>
-          <w:bCs/>
-        </w:rPr>
+    <w:p/>
+    <w:p>
+      <w:pPr>
+        <w:rPr>
+          <w:b/>
+          <w:bCs/>
+        </w:rPr>
+      </w:pPr>
+      <w:r>
+        <w:rPr>
+          <w:b/>
+          <w:bCs/>
+        </w:rPr>
+        <w:lastRenderedPageBreak/>
         <w:t xml:space="preserve"> Stap 7 – Evaluatie</w:t>
       </w:r>
     </w:p>
@@ -2375,6 +2378,7 @@
     </w:p>
     <w:p>
       <w:r>
+        <w:lastRenderedPageBreak/>
         <w:t>Modelcomplexiteit moet in balans zijn met generalisatie.</w:t>
       </w:r>
     </w:p>
@@ -2719,6 +2723,7 @@
           <w:b/>
           <w:bCs/>
         </w:rPr>
+        <w:lastRenderedPageBreak/>
         <w:t>Antwoord:</w:t>
       </w:r>
       <w:r>
@@ -3231,6 +3236,7 @@
           <w:p>
             <w:proofErr w:type="spellStart"/>
             <w:r>
+              <w:lastRenderedPageBreak/>
               <w:t>OneHotEncoder</w:t>
             </w:r>
             <w:proofErr w:type="spellEnd"/>
@@ -3765,6 +3771,7 @@
           </w:tcPr>
           <w:p>
             <w:r>
+              <w:lastRenderedPageBreak/>
               <w:t>Underfitting</w:t>
             </w:r>
           </w:p>
@@ -4263,6 +4270,7 @@
           <w:b/>
           <w:bCs/>
         </w:rPr>
+        <w:lastRenderedPageBreak/>
         <w:t>Stap 1 – Dataset inlezen</w:t>
       </w:r>
     </w:p>
@@ -4499,7 +4507,6 @@
         </w:numPr>
       </w:pPr>
       <w:r>
-        <w:lastRenderedPageBreak/>
         <w:t>Alle features heb ik geschaald met </w:t>
       </w:r>
       <w:proofErr w:type="spellStart"/>
@@ -4644,6 +4651,7 @@
           <w:b/>
           <w:bCs/>
         </w:rPr>
+        <w:lastRenderedPageBreak/>
         <w:t xml:space="preserve"> Stap 5 – Experimenteren</w:t>
       </w:r>
     </w:p>
@@ -4807,7 +4815,6 @@
     </w:p>
     <w:p>
       <w:r>
-        <w:lastRenderedPageBreak/>
         <w:t>Waarom? → Om niet alleen naar één score te kijken, maar ook visueel te beoordelen of clusters logisch gescheiden zijn.</w:t>
       </w:r>
     </w:p>
@@ -4931,7 +4938,11 @@
       </w:r>
       <w:proofErr w:type="spellEnd"/>
       <w:r>
-        <w:t>. Vervolgens heb ik op basis van de Data Dictionary drie features gekozen waarvan ik verwachtte dat ze huizen goed onderscheiden: woonoppervlak, algemene kwaliteit en buurt. Hierbij heb ik bewust een categorische feature meegenomen.</w:t>
+        <w:t xml:space="preserve">. Vervolgens heb ik op basis van de Data Dictionary drie features gekozen waarvan ik verwachtte dat ze huizen </w:t>
+      </w:r>
+      <w:r>
+        <w:lastRenderedPageBreak/>
+        <w:t>goed onderscheiden: woonoppervlak, algemene kwaliteit en buurt. Hierbij heb ik bewust een categorische feature meegenomen.</w:t>
       </w:r>
     </w:p>
     <w:p>
@@ -5045,6 +5056,152 @@
           <w:bCs/>
         </w:rPr>
         <w:t xml:space="preserve"> 1. Waarom heb je K-Means gekozen?</w:t>
+      </w:r>
+    </w:p>
+    <w:p>
+      <w:r>
+        <w:rPr>
+          <w:b/>
+          <w:bCs/>
+        </w:rPr>
+        <w:t>Antwoord:</w:t>
+      </w:r>
+      <w:r>
+        <w:t xml:space="preserve"> Omdat K-Means geschikt is voor het groeperen van objecten </w:t>
+      </w:r>
+      <w:proofErr w:type="spellStart"/>
+      <w:r>
+        <w:t>o</w:t>
+      </w:r>
+      <w:r>
+        <w:t>sil</w:t>
+      </w:r>
+      <w:r>
+        <w:t>p</w:t>
+      </w:r>
+      <w:proofErr w:type="spellEnd"/>
+      <w:r>
+        <w:t xml:space="preserve"> basis van afstand in feature-ruimte. Het is efficiënt bij grotere datasets en goed interpreteerbaar via clustercentra.</w:t>
+      </w:r>
+    </w:p>
+    <w:p/>
+    <w:p>
+      <w:pPr>
+        <w:rPr>
+          <w:b/>
+          <w:bCs/>
+        </w:rPr>
+      </w:pPr>
+      <w:r>
+        <w:rPr>
+          <w:b/>
+          <w:bCs/>
+        </w:rPr>
+        <w:t xml:space="preserve"> 2. Waarom moest je schalen?</w:t>
+      </w:r>
+    </w:p>
+    <w:p>
+      <w:r>
+        <w:rPr>
+          <w:b/>
+          <w:bCs/>
+        </w:rPr>
+        <w:t>Antwoord:</w:t>
+      </w:r>
+      <w:r>
+        <w:t xml:space="preserve"> K-Means gebruikt Euclidische afstand. Zonder schalen zou een feature zoals woonoppervlak veel zwaarder wegen dan bijvoorbeeld kwaliteitsscore. </w:t>
+      </w:r>
+      <w:proofErr w:type="spellStart"/>
+      <w:r>
+        <w:t>StandardScaler</w:t>
+      </w:r>
+      <w:proofErr w:type="spellEnd"/>
+      <w:r>
+        <w:t xml:space="preserve"> zorgt dat alle features even zwaar meetellen.</w:t>
+      </w:r>
+    </w:p>
+    <w:p/>
+    <w:p>
+      <w:pPr>
+        <w:rPr>
+          <w:b/>
+          <w:bCs/>
+        </w:rPr>
+      </w:pPr>
+      <w:r>
+        <w:rPr>
+          <w:b/>
+          <w:bCs/>
+        </w:rPr>
+        <w:t xml:space="preserve"> 3. Waarom </w:t>
+      </w:r>
+      <w:proofErr w:type="spellStart"/>
+      <w:r>
+        <w:rPr>
+          <w:b/>
+          <w:bCs/>
+        </w:rPr>
+        <w:t>one</w:t>
+      </w:r>
+      <w:proofErr w:type="spellEnd"/>
+      <w:r>
+        <w:rPr>
+          <w:b/>
+          <w:bCs/>
+        </w:rPr>
+        <w:t xml:space="preserve">-hot </w:t>
+      </w:r>
+      <w:proofErr w:type="spellStart"/>
+      <w:r>
+        <w:rPr>
+          <w:b/>
+          <w:bCs/>
+        </w:rPr>
+        <w:t>encoding</w:t>
+      </w:r>
+      <w:proofErr w:type="spellEnd"/>
+      <w:r>
+        <w:rPr>
+          <w:b/>
+          <w:bCs/>
+        </w:rPr>
+        <w:t>?</w:t>
+      </w:r>
+    </w:p>
+    <w:p>
+      <w:r>
+        <w:rPr>
+          <w:b/>
+          <w:bCs/>
+        </w:rPr>
+        <w:t>Antwoord:</w:t>
+      </w:r>
+      <w:r>
+        <w:t xml:space="preserve"> K-Means kan alleen numerieke waarden verwerken. </w:t>
+      </w:r>
+      <w:proofErr w:type="spellStart"/>
+      <w:r>
+        <w:t>Neighborhood</w:t>
+      </w:r>
+      <w:proofErr w:type="spellEnd"/>
+      <w:r>
+        <w:t xml:space="preserve"> is categorisch, dus moest worden omgezet naar numerieke dummy-variabelen zonder rangorde te introduceren.</w:t>
+      </w:r>
+    </w:p>
+    <w:p/>
+    <w:p>
+      <w:pPr>
+        <w:rPr>
+          <w:b/>
+          <w:bCs/>
+        </w:rPr>
+      </w:pPr>
+      <w:r>
+        <w:rPr>
+          <w:b/>
+          <w:bCs/>
+        </w:rPr>
+        <w:t xml:space="preserve"> 4. Hoe heb je het optimale aantal clusters bepaald?</w:t>
       </w:r>
     </w:p>
     <w:p>
@@ -5057,138 +5214,6 @@
         <w:t>Antwoord:</w:t>
       </w:r>
       <w:r>
-        <w:t> Omdat K-Means geschikt is voor het groeperen van objecten op basis van afstand in feature-ruimte. Het is efficiënt bij grotere datasets en goed interpreteerbaar via clustercentra.</w:t>
-      </w:r>
-    </w:p>
-    <w:p/>
-    <w:p>
-      <w:pPr>
-        <w:rPr>
-          <w:b/>
-          <w:bCs/>
-        </w:rPr>
-      </w:pPr>
-      <w:r>
-        <w:rPr>
-          <w:b/>
-          <w:bCs/>
-        </w:rPr>
-        <w:t xml:space="preserve"> 2. Waarom moest je schalen?</w:t>
-      </w:r>
-    </w:p>
-    <w:p>
-      <w:r>
-        <w:rPr>
-          <w:b/>
-          <w:bCs/>
-        </w:rPr>
-        <w:t>Antwoord:</w:t>
-      </w:r>
-      <w:r>
-        <w:t xml:space="preserve"> K-Means gebruikt Euclidische afstand. Zonder schalen zou een feature zoals woonoppervlak veel zwaarder wegen dan bijvoorbeeld kwaliteitsscore. </w:t>
-      </w:r>
-      <w:proofErr w:type="spellStart"/>
-      <w:r>
-        <w:t>StandardScaler</w:t>
-      </w:r>
-      <w:proofErr w:type="spellEnd"/>
-      <w:r>
-        <w:t xml:space="preserve"> zorgt dat alle features even zwaar meetellen.</w:t>
-      </w:r>
-    </w:p>
-    <w:p/>
-    <w:p>
-      <w:pPr>
-        <w:rPr>
-          <w:b/>
-          <w:bCs/>
-        </w:rPr>
-      </w:pPr>
-      <w:r>
-        <w:rPr>
-          <w:b/>
-          <w:bCs/>
-        </w:rPr>
-        <w:t xml:space="preserve"> 3. Waarom </w:t>
-      </w:r>
-      <w:proofErr w:type="spellStart"/>
-      <w:r>
-        <w:rPr>
-          <w:b/>
-          <w:bCs/>
-        </w:rPr>
-        <w:t>one</w:t>
-      </w:r>
-      <w:proofErr w:type="spellEnd"/>
-      <w:r>
-        <w:rPr>
-          <w:b/>
-          <w:bCs/>
-        </w:rPr>
-        <w:t xml:space="preserve">-hot </w:t>
-      </w:r>
-      <w:proofErr w:type="spellStart"/>
-      <w:r>
-        <w:rPr>
-          <w:b/>
-          <w:bCs/>
-        </w:rPr>
-        <w:t>encoding</w:t>
-      </w:r>
-      <w:proofErr w:type="spellEnd"/>
-      <w:r>
-        <w:rPr>
-          <w:b/>
-          <w:bCs/>
-        </w:rPr>
-        <w:t>?</w:t>
-      </w:r>
-    </w:p>
-    <w:p>
-      <w:r>
-        <w:rPr>
-          <w:b/>
-          <w:bCs/>
-        </w:rPr>
-        <w:t>Antwoord:</w:t>
-      </w:r>
-      <w:r>
-        <w:t xml:space="preserve"> K-Means kan alleen numerieke waarden verwerken. </w:t>
-      </w:r>
-      <w:proofErr w:type="spellStart"/>
-      <w:r>
-        <w:t>Neighborhood</w:t>
-      </w:r>
-      <w:proofErr w:type="spellEnd"/>
-      <w:r>
-        <w:t xml:space="preserve"> is categorisch, dus moest worden omgezet naar numerieke dummy-variabelen zonder rangorde te introduceren.</w:t>
-      </w:r>
-    </w:p>
-    <w:p/>
-    <w:p>
-      <w:pPr>
-        <w:rPr>
-          <w:b/>
-          <w:bCs/>
-        </w:rPr>
-      </w:pPr>
-      <w:r>
-        <w:rPr>
-          <w:b/>
-          <w:bCs/>
-        </w:rPr>
-        <w:t xml:space="preserve"> 4. Hoe heb je het optimale aantal clusters bepaald?</w:t>
-      </w:r>
-    </w:p>
-    <w:p>
-      <w:r>
-        <w:rPr>
-          <w:b/>
-          <w:bCs/>
-        </w:rPr>
-        <w:t>Antwoord:</w:t>
-      </w:r>
-      <w:r>
         <w:t xml:space="preserve"> Met de </w:t>
       </w:r>
       <w:proofErr w:type="spellStart"/>
@@ -5327,7 +5352,6 @@
     </w:p>
     <w:p>
       <w:r>
-        <w:lastRenderedPageBreak/>
         <w:t>De PCA-visualisatie bevestigde deze bevindingen visueel: bij betere featurecombinaties waren clusters duidelijker gescheiden in de 2D-projectie.</w:t>
       </w:r>
     </w:p>
@@ -5569,6 +5593,7 @@
           </w:tcPr>
           <w:p>
             <w:r>
+              <w:lastRenderedPageBreak/>
               <w:t>Cluster</w:t>
             </w:r>
           </w:p>
@@ -6034,7 +6059,6 @@
           <w:p>
             <w:proofErr w:type="spellStart"/>
             <w:r>
-              <w:lastRenderedPageBreak/>
               <w:t>StandardScaler</w:t>
             </w:r>
             <w:proofErr w:type="spellEnd"/>
@@ -6271,6 +6295,7 @@
             <w:proofErr w:type="spellStart"/>
             <w:proofErr w:type="gramStart"/>
             <w:r>
+              <w:lastRenderedPageBreak/>
               <w:t>random</w:t>
             </w:r>
             <w:proofErr w:type="gramEnd"/>
@@ -6541,7 +6566,6 @@
           <w:p>
             <w:proofErr w:type="spellStart"/>
             <w:r>
-              <w:lastRenderedPageBreak/>
               <w:t>Silhouette</w:t>
             </w:r>
             <w:proofErr w:type="spellEnd"/>
@@ -6785,6 +6809,7 @@
           </w:tcPr>
           <w:p>
             <w:r>
+              <w:lastRenderedPageBreak/>
               <w:t>Feature-ruimte bepalen</w:t>
             </w:r>
           </w:p>
@@ -16583,4 +16608,16 @@
     </a:ext>
   </a:extLst>
 </a:theme>
+</file>
+
+<file path=customXml/item1.xml><?xml version="1.0" encoding="utf-8"?>
+<b:Sources xmlns:b="http://schemas.openxmlformats.org/officeDocument/2006/bibliography" xmlns="http://schemas.openxmlformats.org/officeDocument/2006/bibliography" SelectedStyle="\APASixthEditionOfficeOnline.xsl" StyleName="APA" Version="6"/>
+</file>
+
+<file path=customXml/itemProps1.xml><?xml version="1.0" encoding="utf-8"?>
+<ds:datastoreItem xmlns:ds="http://schemas.openxmlformats.org/officeDocument/2006/customXml" ds:itemID="{3DCAA6CD-9C30-4ED1-85C3-3C98D3B48577}">
+  <ds:schemaRefs>
+    <ds:schemaRef ds:uri="http://schemas.openxmlformats.org/officeDocument/2006/bibliography"/>
+  </ds:schemaRefs>
+</ds:datastoreItem>
 </file>